--- a/output/docx/CS-44_Week4_Eight-Person_Work_Allocation.docx
+++ b/output/docx/CS-44_Week4_Eight-Person_Work_Allocation.docx
@@ -1095,7 +1095,7 @@
                 <w:color w:val="1F4D78"/>
                 <w:sz w:val="16"/>
               </w:rPr>
-              <w:t>Houming Chen</w:t>
+              <w:t>Member 1</w:t>
             </w:r>
           </w:p>
         </w:tc>
@@ -1224,7 +1224,7 @@
                 <w:color w:val="1F4D78"/>
                 <w:sz w:val="16"/>
               </w:rPr>
-              <w:t>Haidi Sun</w:t>
+              <w:t>Member 2</w:t>
             </w:r>
           </w:p>
         </w:tc>
@@ -1353,7 +1353,7 @@
                 <w:color w:val="1F4D78"/>
                 <w:sz w:val="16"/>
               </w:rPr>
-              <w:t>Yulei He</w:t>
+              <w:t>Member 3</w:t>
             </w:r>
           </w:p>
         </w:tc>
@@ -1482,7 +1482,7 @@
                 <w:color w:val="1F4D78"/>
                 <w:sz w:val="16"/>
               </w:rPr>
-              <w:t>Ruochen Tang</w:t>
+              <w:t>Member 4</w:t>
             </w:r>
           </w:p>
         </w:tc>
@@ -1611,7 +1611,7 @@
                 <w:color w:val="1F4D78"/>
                 <w:sz w:val="16"/>
               </w:rPr>
-              <w:t>Xiaopeng Ding</w:t>
+              <w:t>Member 5</w:t>
             </w:r>
           </w:p>
         </w:tc>
@@ -1740,7 +1740,7 @@
                 <w:color w:val="1F4D78"/>
                 <w:sz w:val="16"/>
               </w:rPr>
-              <w:t>Huaicong Yu</w:t>
+              <w:t>Member 6</w:t>
             </w:r>
           </w:p>
         </w:tc>
@@ -1869,7 +1869,7 @@
                 <w:color w:val="1F4D78"/>
                 <w:sz w:val="16"/>
               </w:rPr>
-              <w:t>Jinfei Qiu</w:t>
+              <w:t>Member 7</w:t>
             </w:r>
           </w:p>
         </w:tc>
@@ -1998,7 +1998,7 @@
                 <w:color w:val="1F4D78"/>
                 <w:sz w:val="16"/>
               </w:rPr>
-              <w:t>Yihang Zhao</w:t>
+              <w:t>Member 8</w:t>
             </w:r>
           </w:p>
         </w:tc>
@@ -2183,7 +2183,7 @@
                 <w:color w:val="FFFFFF"/>
                 <w:sz w:val="22"/>
               </w:rPr>
-              <w:t>01  Houming Chen</w:t>
+              <w:t>01  Member 1</w:t>
             </w:r>
             <w:r>
               <w:rPr>
@@ -2463,7 +2463,7 @@
                 <w:color w:val="FFFFFF"/>
                 <w:sz w:val="22"/>
               </w:rPr>
-              <w:t>02  Haidi Sun</w:t>
+              <w:t>02  Member 2</w:t>
             </w:r>
             <w:r>
               <w:rPr>
@@ -2743,7 +2743,7 @@
                 <w:color w:val="FFFFFF"/>
                 <w:sz w:val="22"/>
               </w:rPr>
-              <w:t>03  Yulei He</w:t>
+              <w:t>03  Member 3</w:t>
             </w:r>
             <w:r>
               <w:rPr>
@@ -3023,7 +3023,7 @@
                 <w:color w:val="FFFFFF"/>
                 <w:sz w:val="22"/>
               </w:rPr>
-              <w:t>04  Ruochen Tang</w:t>
+              <w:t>04  Member 4</w:t>
             </w:r>
             <w:r>
               <w:rPr>
@@ -3316,7 +3316,7 @@
                 <w:color w:val="FFFFFF"/>
                 <w:sz w:val="22"/>
               </w:rPr>
-              <w:t>05  Xiaopeng Ding</w:t>
+              <w:t>05  Member 5</w:t>
             </w:r>
             <w:r>
               <w:rPr>
@@ -3596,7 +3596,7 @@
                 <w:color w:val="FFFFFF"/>
                 <w:sz w:val="22"/>
               </w:rPr>
-              <w:t>06  Huaicong Yu</w:t>
+              <w:t>06  Member 6</w:t>
             </w:r>
             <w:r>
               <w:rPr>
@@ -3876,7 +3876,7 @@
                 <w:color w:val="FFFFFF"/>
                 <w:sz w:val="22"/>
               </w:rPr>
-              <w:t>07  Jinfei Qiu</w:t>
+              <w:t>07  Member 7</w:t>
             </w:r>
             <w:r>
               <w:rPr>
@@ -4156,7 +4156,7 @@
                 <w:color w:val="FFFFFF"/>
                 <w:sz w:val="22"/>
               </w:rPr>
-              <w:t>08  Yihang Zhao</w:t>
+              <w:t>08  Member 8</w:t>
             </w:r>
             <w:r>
               <w:rPr>
@@ -4447,7 +4447,7 @@
                 <w:color w:val="1F4D78"/>
                 <w:sz w:val="20"/>
               </w:rPr>
-              <w:t>Recommended total speaking time: 8–10 minutes. Each member owns one 40–60 second update; Houming opens with scope and Yihang closes with verification and release status.</w:t>
+              <w:t>Recommended total speaking time: 8–10 minutes. Each member owns one 40–60 second update; Member 1 opens with scope and Member 8 closes with verification and release status.</w:t>
             </w:r>
           </w:p>
         </w:tc>
@@ -4651,7 +4651,7 @@
                 <w:color w:val="1F4D78"/>
                 <w:sz w:val="17"/>
               </w:rPr>
-              <w:t>Houming Chen</w:t>
+              <w:t>Member 1</w:t>
             </w:r>
           </w:p>
         </w:tc>
@@ -4749,7 +4749,7 @@
                 <w:color w:val="1F4D78"/>
                 <w:sz w:val="17"/>
               </w:rPr>
-              <w:t>Haidi Sun</w:t>
+              <w:t>Member 2</w:t>
             </w:r>
           </w:p>
         </w:tc>
@@ -4847,7 +4847,7 @@
                 <w:color w:val="1F4D78"/>
                 <w:sz w:val="17"/>
               </w:rPr>
-              <w:t>Yulei He</w:t>
+              <w:t>Member 3</w:t>
             </w:r>
           </w:p>
         </w:tc>
@@ -4945,7 +4945,7 @@
                 <w:color w:val="1F4D78"/>
                 <w:sz w:val="17"/>
               </w:rPr>
-              <w:t>Ruochen Tang</w:t>
+              <w:t>Member 4</w:t>
             </w:r>
           </w:p>
         </w:tc>
@@ -5043,7 +5043,7 @@
                 <w:color w:val="1F4D78"/>
                 <w:sz w:val="17"/>
               </w:rPr>
-              <w:t>Xiaopeng Ding</w:t>
+              <w:t>Member 5</w:t>
             </w:r>
           </w:p>
         </w:tc>
@@ -5141,7 +5141,7 @@
                 <w:color w:val="1F4D78"/>
                 <w:sz w:val="17"/>
               </w:rPr>
-              <w:t>Huaicong Yu</w:t>
+              <w:t>Member 6</w:t>
             </w:r>
           </w:p>
         </w:tc>
@@ -5239,7 +5239,7 @@
                 <w:color w:val="1F4D78"/>
                 <w:sz w:val="17"/>
               </w:rPr>
-              <w:t>Jinfei Qiu</w:t>
+              <w:t>Member 7</w:t>
             </w:r>
           </w:p>
         </w:tc>
@@ -5337,7 +5337,7 @@
                 <w:color w:val="1F4D78"/>
                 <w:sz w:val="17"/>
               </w:rPr>
-              <w:t>Yihang Zhao</w:t>
+              <w:t>Member 8</w:t>
             </w:r>
           </w:p>
         </w:tc>

--- a/output/docx/CS-44_Week4_Eight-Person_Work_Allocation.docx
+++ b/output/docx/CS-44_Week4_Eight-Person_Work_Allocation.docx
@@ -9,13 +9,24 @@
       </w:pPr>
       <w:r>
         <w:rPr>
-          <w:rFonts w:ascii="Calibri" w:hAnsi="Calibri"/>
+          <w:rFonts w:ascii="Hiragino Sans GB" w:hAnsi="Hiragino Sans GB" w:eastAsia="Hiragino Sans GB" w:cs="Hiragino Sans GB"/>
           <w:b/>
           <w:i w:val="0"/>
           <w:color w:val="1F4D78"/>
-          <w:sz w:val="50"/>
+          <w:sz w:val="48"/>
         </w:rPr>
         <w:t>Week 4 Eight-Person Work Allocation</w:t>
+      </w:r>
+      <w:r>
+        <w:rPr>
+          <w:rFonts w:ascii="Hiragino Sans GB" w:hAnsi="Hiragino Sans GB" w:eastAsia="Hiragino Sans GB" w:cs="Hiragino Sans GB"/>
+          <w:b/>
+          <w:i w:val="0"/>
+          <w:color w:val="1F4D78"/>
+          <w:sz w:val="42"/>
+        </w:rPr>
+        <w:br/>
+        <w:t>第四周八人分工</w:t>
       </w:r>
     </w:p>
     <w:p>
@@ -24,24 +35,24 @@
       </w:pPr>
       <w:r>
         <w:rPr>
-          <w:rFonts w:ascii="Calibri" w:hAnsi="Calibri"/>
+          <w:rFonts w:ascii="Hiragino Sans GB" w:hAnsi="Hiragino Sans GB" w:eastAsia="Hiragino Sans GB" w:cs="Hiragino Sans GB"/>
           <w:b/>
           <w:i w:val="0"/>
           <w:color w:val="2E74B5"/>
-          <w:sz w:val="26"/>
+          <w:sz w:val="23"/>
         </w:rPr>
-        <w:t>INFS6600 Taxonomy Pilot — Tutor-Feedback v2</w:t>
+        <w:t>INFS6600 Taxonomy Pilot — Tutor-Feedback v2 / INFS6600 分类体系试点——导师反馈 v2</w:t>
       </w:r>
       <w:r>
         <w:rPr>
-          <w:rFonts w:ascii="Calibri" w:hAnsi="Calibri"/>
+          <w:rFonts w:ascii="Hiragino Sans GB" w:hAnsi="Hiragino Sans GB" w:eastAsia="Hiragino Sans GB" w:cs="Hiragino Sans GB"/>
           <w:b w:val="0"/>
           <w:i w:val="0"/>
           <w:color w:val="52606D"/>
-          <w:sz w:val="20"/>
+          <w:sz w:val="19"/>
         </w:rPr>
         <w:br/>
-        <w:t>Meeting reporting notes and completed contribution record</w:t>
+        <w:t>Meeting reporting notes and completed contribution record / 会议汇报材料与已完成贡献记录</w:t>
       </w:r>
     </w:p>
     <w:tbl>
@@ -88,13 +99,13 @@
             <w:r/>
             <w:r>
               <w:rPr>
-                <w:rFonts w:ascii="Calibri" w:hAnsi="Calibri"/>
+                <w:rFonts w:ascii="Hiragino Sans GB" w:hAnsi="Hiragino Sans GB" w:eastAsia="Hiragino Sans GB" w:cs="Hiragino Sans GB"/>
                 <w:b/>
                 <w:i w:val="0"/>
                 <w:color w:val="1F4D78"/>
                 <w:sz w:val="17"/>
               </w:rPr>
-              <w:t>Project</w:t>
+              <w:t>Project / 项目</w:t>
             </w:r>
           </w:p>
         </w:tc>
@@ -125,13 +136,15 @@
             <w:r/>
             <w:r>
               <w:rPr>
-                <w:rFonts w:ascii="Calibri" w:hAnsi="Calibri"/>
+                <w:rFonts w:ascii="Hiragino Sans GB" w:hAnsi="Hiragino Sans GB" w:eastAsia="Hiragino Sans GB" w:cs="Hiragino Sans GB"/>
                 <w:b w:val="0"/>
                 <w:i w:val="0"/>
                 <w:color w:val="243B53"/>
                 <w:sz w:val="17"/>
               </w:rPr>
               <w:t>Exploring Pedagogical Innovations in Business Education</w:t>
+              <w:br/>
+              <w:t>商业教育中的教学创新探索</w:t>
             </w:r>
           </w:p>
         </w:tc>
@@ -162,13 +175,13 @@
             <w:r/>
             <w:r>
               <w:rPr>
-                <w:rFonts w:ascii="Calibri" w:hAnsi="Calibri"/>
+                <w:rFonts w:ascii="Hiragino Sans GB" w:hAnsi="Hiragino Sans GB" w:eastAsia="Hiragino Sans GB" w:cs="Hiragino Sans GB"/>
                 <w:b/>
                 <w:i w:val="0"/>
                 <w:color w:val="1F4D78"/>
                 <w:sz w:val="17"/>
               </w:rPr>
-              <w:t>Group</w:t>
+              <w:t>Group / 小组</w:t>
             </w:r>
           </w:p>
         </w:tc>
@@ -199,7 +212,7 @@
             <w:r/>
             <w:r>
               <w:rPr>
-                <w:rFonts w:ascii="Calibri" w:hAnsi="Calibri"/>
+                <w:rFonts w:ascii="Hiragino Sans GB" w:hAnsi="Hiragino Sans GB" w:eastAsia="Hiragino Sans GB" w:cs="Hiragino Sans GB"/>
                 <w:b w:val="0"/>
                 <w:i w:val="0"/>
                 <w:color w:val="243B53"/>
@@ -241,13 +254,13 @@
             <w:r/>
             <w:r>
               <w:rPr>
-                <w:rFonts w:ascii="Calibri" w:hAnsi="Calibri"/>
+                <w:rFonts w:ascii="Hiragino Sans GB" w:hAnsi="Hiragino Sans GB" w:eastAsia="Hiragino Sans GB" w:cs="Hiragino Sans GB"/>
                 <w:b/>
                 <w:i w:val="0"/>
                 <w:color w:val="1F4D78"/>
                 <w:sz w:val="17"/>
               </w:rPr>
-              <w:t>Meeting</w:t>
+              <w:t>Meeting / 会议</w:t>
             </w:r>
           </w:p>
         </w:tc>
@@ -278,13 +291,13 @@
             <w:r/>
             <w:r>
               <w:rPr>
-                <w:rFonts w:ascii="Calibri" w:hAnsi="Calibri"/>
+                <w:rFonts w:ascii="Hiragino Sans GB" w:hAnsi="Hiragino Sans GB" w:eastAsia="Hiragino Sans GB" w:cs="Hiragino Sans GB"/>
                 <w:b w:val="0"/>
                 <w:i w:val="0"/>
                 <w:color w:val="243B53"/>
                 <w:sz w:val="17"/>
               </w:rPr>
-              <w:t>Week 4 progress report</w:t>
+              <w:t>Week 4 progress report / 第四周进度汇报</w:t>
             </w:r>
           </w:p>
         </w:tc>
@@ -315,13 +328,13 @@
             <w:r/>
             <w:r>
               <w:rPr>
-                <w:rFonts w:ascii="Calibri" w:hAnsi="Calibri"/>
+                <w:rFonts w:ascii="Hiragino Sans GB" w:hAnsi="Hiragino Sans GB" w:eastAsia="Hiragino Sans GB" w:cs="Hiragino Sans GB"/>
                 <w:b/>
                 <w:i w:val="0"/>
                 <w:color w:val="1F4D78"/>
                 <w:sz w:val="17"/>
               </w:rPr>
-              <w:t>Release</w:t>
+              <w:t>Release / 版本</w:t>
             </w:r>
           </w:p>
         </w:tc>
@@ -352,7 +365,7 @@
             <w:r/>
             <w:r>
               <w:rPr>
-                <w:rFonts w:ascii="Calibri" w:hAnsi="Calibri"/>
+                <w:rFonts w:ascii="Hiragino Sans GB" w:hAnsi="Hiragino Sans GB" w:eastAsia="Hiragino Sans GB" w:cs="Hiragino Sans GB"/>
                 <w:b w:val="0"/>
                 <w:i w:val="0"/>
                 <w:color w:val="243B53"/>
@@ -380,6 +393,9 @@
         <w:gridCol w:w="9994"/>
       </w:tblGrid>
       <w:tr>
+        <w:trPr>
+          <w:cantSplit/>
+        </w:trPr>
         <w:tc>
           <w:tcPr>
             <w:tcW w:type="dxa" w:w="9360"/>
@@ -407,13 +423,15 @@
             <w:r/>
             <w:r>
               <w:rPr>
-                <w:rFonts w:ascii="Calibri" w:hAnsi="Calibri"/>
+                <w:rFonts w:ascii="Hiragino Sans GB" w:hAnsi="Hiragino Sans GB" w:eastAsia="Hiragino Sans GB" w:cs="Hiragino Sans GB"/>
                 <w:b/>
                 <w:i w:val="0"/>
                 <w:color w:val="1F4D78"/>
                 <w:sz w:val="20"/>
               </w:rPr>
               <w:t>All Week 4 deliverables were completed collaboratively by the eight-member CS-44 team. The allocation below identifies each member’s primary ownership for meeting reporting; it does not represent isolated or exclusive authorship.</w:t>
+              <w:br/>
+              <w:t>第四周全部交付物由 CS-44 八人团队共同完成。以下分工仅用于明确会议汇报中的个人主责，并不表示相关成果由个人独立或排他完成。</w:t>
             </w:r>
           </w:p>
         </w:tc>
@@ -425,13 +443,13 @@
       </w:pPr>
       <w:r>
         <w:rPr>
-          <w:rFonts w:ascii="Calibri" w:hAnsi="Calibri"/>
+          <w:rFonts w:ascii="Hiragino Sans GB" w:hAnsi="Hiragino Sans GB" w:eastAsia="Hiragino Sans GB" w:cs="Hiragino Sans GB"/>
           <w:b/>
           <w:i w:val="0"/>
           <w:color w:val="1F4D78"/>
           <w:sz w:val="20"/>
         </w:rPr>
-        <w:t>Week 3 continuity basis</w:t>
+        <w:t>Week 3 continuity basis / 与第三周工作的连续性</w:t>
       </w:r>
     </w:p>
     <w:p>
@@ -440,13 +458,15 @@
       </w:pPr>
       <w:r>
         <w:rPr>
-          <w:rFonts w:ascii="Calibri" w:hAnsi="Calibri"/>
+          <w:rFonts w:ascii="Hiragino Sans GB" w:hAnsi="Hiragino Sans GB" w:eastAsia="Hiragino Sans GB" w:cs="Hiragino Sans GB"/>
           <w:b w:val="0"/>
           <w:i w:val="0"/>
           <w:color w:val="243B53"/>
-          <w:sz w:val="18"/>
+          <w:sz w:val="17"/>
         </w:rPr>
         <w:t>This Week 4 allocation continues the Week 3 team-level workflow from scope and taxonomy through extraction, classification, visualisation and handover. Primary responsibilities follow that same end-to-end chain, while the explicitly documented pilot-demo and scoring-method activities remain continuous with the meeting record.</w:t>
+        <w:br/>
+        <w:t>本周分工延续第三周从范围与分类体系、数据提取、分类分析、可视化到交付的团队工作流。各成员主责按照同一端到端链条安排，并保持试点演示与评分方法等会议记录中已明确活动的连续性。</w:t>
       </w:r>
     </w:p>
     <w:p>
@@ -454,7 +474,7 @@
         <w:pStyle w:val="Heading1"/>
       </w:pPr>
       <w:r>
-        <w:t>Completed Week 4 scope</w:t>
+        <w:t>Completed Week 4 scope / 第四周已完成范围</w:t>
       </w:r>
     </w:p>
     <w:tbl>
@@ -500,13 +520,15 @@
             <w:r/>
             <w:r>
               <w:rPr>
-                <w:rFonts w:ascii="Calibri" w:hAnsi="Calibri"/>
+                <w:rFonts w:ascii="Hiragino Sans GB" w:hAnsi="Hiragino Sans GB" w:eastAsia="Hiragino Sans GB" w:cs="Hiragino Sans GB"/>
                 <w:b/>
                 <w:i w:val="0"/>
                 <w:color w:val="FFFFFF"/>
                 <w:sz w:val="18"/>
               </w:rPr>
               <w:t>Tutor-directed</w:t>
+              <w:br/>
+              <w:t>导师明确要求</w:t>
             </w:r>
           </w:p>
         </w:tc>
@@ -537,13 +559,15 @@
             <w:r/>
             <w:r>
               <w:rPr>
-                <w:rFonts w:ascii="Calibri" w:hAnsi="Calibri"/>
+                <w:rFonts w:ascii="Hiragino Sans GB" w:hAnsi="Hiragino Sans GB" w:eastAsia="Hiragino Sans GB" w:cs="Hiragino Sans GB"/>
                 <w:b/>
                 <w:i w:val="0"/>
                 <w:color w:val="FFFFFF"/>
                 <w:sz w:val="18"/>
               </w:rPr>
               <w:t>Necessary supporting work</w:t>
+              <w:br/>
+              <w:t>必要配套工作</w:t>
             </w:r>
           </w:p>
         </w:tc>
@@ -574,13 +598,15 @@
             <w:r/>
             <w:r>
               <w:rPr>
-                <w:rFonts w:ascii="Calibri" w:hAnsi="Calibri"/>
+                <w:rFonts w:ascii="Hiragino Sans GB" w:hAnsi="Hiragino Sans GB" w:eastAsia="Hiragino Sans GB" w:cs="Hiragino Sans GB"/>
                 <w:b/>
                 <w:i w:val="0"/>
                 <w:color w:val="FFFFFF"/>
                 <w:sz w:val="18"/>
               </w:rPr>
               <w:t>Tutor suggestions at pilot scale</w:t>
+              <w:br/>
+              <w:t>试点范围内的导师建议</w:t>
             </w:r>
           </w:p>
         </w:tc>
@@ -611,69 +637,113 @@
           <w:p>
             <w:pPr>
               <w:pStyle w:val="ListBullet"/>
-              <w:spacing w:after="40" w:line="240" w:lineRule="auto"/>
+              <w:spacing w:after="60" w:line="240" w:lineRule="auto"/>
               <w:ind w:left="259" w:hanging="173"/>
             </w:pPr>
             <w:r>
               <w:rPr>
-                <w:rFonts w:ascii="Calibri" w:hAnsi="Calibri"/>
+                <w:rFonts w:ascii="Hiragino Sans GB" w:hAnsi="Hiragino Sans GB" w:eastAsia="Hiragino Sans GB" w:cs="Hiragino Sans GB"/>
                 <w:b w:val="0"/>
                 <w:i w:val="0"/>
                 <w:color w:val="243B53"/>
-                <w:sz w:val="17"/>
+                <w:sz w:val="16"/>
               </w:rPr>
               <w:t>Separated Simulation and Case-Based Learning</w:t>
+            </w:r>
+            <w:r>
+              <w:rPr>
+                <w:rFonts w:ascii="Hiragino Sans GB" w:hAnsi="Hiragino Sans GB" w:eastAsia="Hiragino Sans GB" w:cs="Hiragino Sans GB"/>
+                <w:b w:val="0"/>
+                <w:i w:val="0"/>
+                <w:color w:val="52606D"/>
+                <w:sz w:val="16"/>
+              </w:rPr>
+              <w:br/>
+              <w:t>拆分模拟学习与案例式学习</w:t>
             </w:r>
           </w:p>
           <w:p>
             <w:pPr>
               <w:pStyle w:val="ListBullet"/>
-              <w:spacing w:after="40" w:line="240" w:lineRule="auto"/>
+              <w:spacing w:after="60" w:line="240" w:lineRule="auto"/>
               <w:ind w:left="259" w:hanging="173"/>
             </w:pPr>
             <w:r>
               <w:rPr>
-                <w:rFonts w:ascii="Calibri" w:hAnsi="Calibri"/>
+                <w:rFonts w:ascii="Hiragino Sans GB" w:hAnsi="Hiragino Sans GB" w:eastAsia="Hiragino Sans GB" w:cs="Hiragino Sans GB"/>
                 <w:b w:val="0"/>
                 <w:i w:val="0"/>
                 <w:color w:val="243B53"/>
-                <w:sz w:val="17"/>
+                <w:sz w:val="16"/>
               </w:rPr>
               <w:t>Applied non-exclusive multi-label classification</w:t>
+            </w:r>
+            <w:r>
+              <w:rPr>
+                <w:rFonts w:ascii="Hiragino Sans GB" w:hAnsi="Hiragino Sans GB" w:eastAsia="Hiragino Sans GB" w:cs="Hiragino Sans GB"/>
+                <w:b w:val="0"/>
+                <w:i w:val="0"/>
+                <w:color w:val="52606D"/>
+                <w:sz w:val="16"/>
+              </w:rPr>
+              <w:br/>
+              <w:t>采用非互斥的多标签分类</w:t>
             </w:r>
           </w:p>
           <w:p>
             <w:pPr>
               <w:pStyle w:val="ListBullet"/>
-              <w:spacing w:after="40" w:line="240" w:lineRule="auto"/>
+              <w:spacing w:after="60" w:line="240" w:lineRule="auto"/>
               <w:ind w:left="259" w:hanging="173"/>
             </w:pPr>
             <w:r>
               <w:rPr>
-                <w:rFonts w:ascii="Calibri" w:hAnsi="Calibri"/>
+                <w:rFonts w:ascii="Hiragino Sans GB" w:hAnsi="Hiragino Sans GB" w:eastAsia="Hiragino Sans GB" w:cs="Hiragino Sans GB"/>
                 <w:b w:val="0"/>
                 <w:i w:val="0"/>
                 <w:color w:val="243B53"/>
-                <w:sz w:val="17"/>
+                <w:sz w:val="16"/>
               </w:rPr>
               <w:t>Updated tutor-commented WIL weights</w:t>
+            </w:r>
+            <w:r>
+              <w:rPr>
+                <w:rFonts w:ascii="Hiragino Sans GB" w:hAnsi="Hiragino Sans GB" w:eastAsia="Hiragino Sans GB" w:cs="Hiragino Sans GB"/>
+                <w:b w:val="0"/>
+                <w:i w:val="0"/>
+                <w:color w:val="52606D"/>
+                <w:sz w:val="16"/>
+              </w:rPr>
+              <w:br/>
+              <w:t>更新导师批注的 WIL 权重</w:t>
             </w:r>
           </w:p>
           <w:p>
             <w:pPr>
               <w:pStyle w:val="ListBullet"/>
-              <w:spacing w:after="40" w:line="240" w:lineRule="auto"/>
+              <w:spacing w:after="60" w:line="240" w:lineRule="auto"/>
               <w:ind w:left="259" w:hanging="173"/>
             </w:pPr>
             <w:r>
               <w:rPr>
-                <w:rFonts w:ascii="Calibri" w:hAnsi="Calibri"/>
+                <w:rFonts w:ascii="Hiragino Sans GB" w:hAnsi="Hiragino Sans GB" w:eastAsia="Hiragino Sans GB" w:cs="Hiragino Sans GB"/>
                 <w:b w:val="0"/>
                 <w:i w:val="0"/>
                 <w:color w:val="243B53"/>
-                <w:sz w:val="17"/>
+                <w:sz w:val="16"/>
               </w:rPr>
               <w:t>Added total scoring and configured all supplied categories</w:t>
+            </w:r>
+            <w:r>
+              <w:rPr>
+                <w:rFonts w:ascii="Hiragino Sans GB" w:hAnsi="Hiragino Sans GB" w:eastAsia="Hiragino Sans GB" w:cs="Hiragino Sans GB"/>
+                <w:b w:val="0"/>
+                <w:i w:val="0"/>
+                <w:color w:val="52606D"/>
+                <w:sz w:val="16"/>
+              </w:rPr>
+              <w:br/>
+              <w:t>增加总评分并配置全部导师提供的类别</w:t>
             </w:r>
           </w:p>
         </w:tc>
@@ -699,69 +769,113 @@
           <w:p>
             <w:pPr>
               <w:pStyle w:val="ListBullet"/>
-              <w:spacing w:after="40" w:line="240" w:lineRule="auto"/>
+              <w:spacing w:after="60" w:line="240" w:lineRule="auto"/>
               <w:ind w:left="259" w:hanging="173"/>
             </w:pPr>
             <w:r>
               <w:rPr>
-                <w:rFonts w:ascii="Calibri" w:hAnsi="Calibri"/>
+                <w:rFonts w:ascii="Hiragino Sans GB" w:hAnsi="Hiragino Sans GB" w:eastAsia="Hiragino Sans GB" w:cs="Hiragino Sans GB"/>
                 <w:b w:val="0"/>
                 <w:i w:val="0"/>
                 <w:color w:val="243B53"/>
-                <w:sz w:val="17"/>
+                <w:sz w:val="16"/>
               </w:rPr>
               <w:t>Reran INFS6600 only</w:t>
+            </w:r>
+            <w:r>
+              <w:rPr>
+                <w:rFonts w:ascii="Hiragino Sans GB" w:hAnsi="Hiragino Sans GB" w:eastAsia="Hiragino Sans GB" w:cs="Hiragino Sans GB"/>
+                <w:b w:val="0"/>
+                <w:i w:val="0"/>
+                <w:color w:val="52606D"/>
+                <w:sz w:val="16"/>
+              </w:rPr>
+              <w:br/>
+              <w:t>仅重新运行 INFS6600</w:t>
             </w:r>
           </w:p>
           <w:p>
             <w:pPr>
               <w:pStyle w:val="ListBullet"/>
-              <w:spacing w:after="40" w:line="240" w:lineRule="auto"/>
+              <w:spacing w:after="60" w:line="240" w:lineRule="auto"/>
               <w:ind w:left="259" w:hanging="173"/>
             </w:pPr>
             <w:r>
               <w:rPr>
-                <w:rFonts w:ascii="Calibri" w:hAnsi="Calibri"/>
+                <w:rFonts w:ascii="Hiragino Sans GB" w:hAnsi="Hiragino Sans GB" w:eastAsia="Hiragino Sans GB" w:cs="Hiragino Sans GB"/>
                 <w:b w:val="0"/>
                 <w:i w:val="0"/>
                 <w:color w:val="243B53"/>
-                <w:sz w:val="17"/>
+                <w:sz w:val="16"/>
               </w:rPr>
               <w:t>Added overlap and review policy</w:t>
+            </w:r>
+            <w:r>
+              <w:rPr>
+                <w:rFonts w:ascii="Hiragino Sans GB" w:hAnsi="Hiragino Sans GB" w:eastAsia="Hiragino Sans GB" w:cs="Hiragino Sans GB"/>
+                <w:b w:val="0"/>
+                <w:i w:val="0"/>
+                <w:color w:val="52606D"/>
+                <w:sz w:val="16"/>
+              </w:rPr>
+              <w:br/>
+              <w:t>增加类别重叠与人工复核政策</w:t>
             </w:r>
           </w:p>
           <w:p>
             <w:pPr>
               <w:pStyle w:val="ListBullet"/>
-              <w:spacing w:after="40" w:line="240" w:lineRule="auto"/>
+              <w:spacing w:after="60" w:line="240" w:lineRule="auto"/>
               <w:ind w:left="259" w:hanging="173"/>
             </w:pPr>
             <w:r>
               <w:rPr>
-                <w:rFonts w:ascii="Calibri" w:hAnsi="Calibri"/>
+                <w:rFonts w:ascii="Hiragino Sans GB" w:hAnsi="Hiragino Sans GB" w:eastAsia="Hiragino Sans GB" w:cs="Hiragino Sans GB"/>
                 <w:b w:val="0"/>
                 <w:i w:val="0"/>
                 <w:color w:val="243B53"/>
-                <w:sz w:val="17"/>
+                <w:sz w:val="16"/>
               </w:rPr>
               <w:t>Produced structured evidence and mapping outputs</w:t>
+            </w:r>
+            <w:r>
+              <w:rPr>
+                <w:rFonts w:ascii="Hiragino Sans GB" w:hAnsi="Hiragino Sans GB" w:eastAsia="Hiragino Sans GB" w:cs="Hiragino Sans GB"/>
+                <w:b w:val="0"/>
+                <w:i w:val="0"/>
+                <w:color w:val="52606D"/>
+                <w:sz w:val="16"/>
+              </w:rPr>
+              <w:br/>
+              <w:t>生成结构化证据与映射输出</w:t>
             </w:r>
           </w:p>
           <w:p>
             <w:pPr>
               <w:pStyle w:val="ListBullet"/>
-              <w:spacing w:after="40" w:line="240" w:lineRule="auto"/>
+              <w:spacing w:after="60" w:line="240" w:lineRule="auto"/>
               <w:ind w:left="259" w:hanging="173"/>
             </w:pPr>
             <w:r>
               <w:rPr>
-                <w:rFonts w:ascii="Calibri" w:hAnsi="Calibri"/>
+                <w:rFonts w:ascii="Hiragino Sans GB" w:hAnsi="Hiragino Sans GB" w:eastAsia="Hiragino Sans GB" w:cs="Hiragino Sans GB"/>
                 <w:b w:val="0"/>
                 <w:i w:val="0"/>
                 <w:color w:val="243B53"/>
-                <w:sz w:val="17"/>
+                <w:sz w:val="16"/>
               </w:rPr>
               <w:t>Added regression tests, release notes and audit hashes</w:t>
+            </w:r>
+            <w:r>
+              <w:rPr>
+                <w:rFonts w:ascii="Hiragino Sans GB" w:hAnsi="Hiragino Sans GB" w:eastAsia="Hiragino Sans GB" w:cs="Hiragino Sans GB"/>
+                <w:b w:val="0"/>
+                <w:i w:val="0"/>
+                <w:color w:val="52606D"/>
+                <w:sz w:val="16"/>
+              </w:rPr>
+              <w:br/>
+              <w:t>增加回归测试、发布说明与审计哈希</w:t>
             </w:r>
           </w:p>
         </w:tc>
@@ -787,80 +901,111 @@
           <w:p>
             <w:pPr>
               <w:pStyle w:val="ListBullet"/>
-              <w:spacing w:after="40" w:line="240" w:lineRule="auto"/>
+              <w:spacing w:after="60" w:line="240" w:lineRule="auto"/>
               <w:ind w:left="259" w:hanging="173"/>
             </w:pPr>
             <w:r>
               <w:rPr>
-                <w:rFonts w:ascii="Calibri" w:hAnsi="Calibri"/>
+                <w:rFonts w:ascii="Hiragino Sans GB" w:hAnsi="Hiragino Sans GB" w:eastAsia="Hiragino Sans GB" w:cs="Hiragino Sans GB"/>
                 <w:b w:val="0"/>
                 <w:i w:val="0"/>
                 <w:color w:val="243B53"/>
-                <w:sz w:val="17"/>
+                <w:sz w:val="16"/>
               </w:rPr>
               <w:t>Counted distinct evidence items</w:t>
+            </w:r>
+            <w:r>
+              <w:rPr>
+                <w:rFonts w:ascii="Hiragino Sans GB" w:hAnsi="Hiragino Sans GB" w:eastAsia="Hiragino Sans GB" w:cs="Hiragino Sans GB"/>
+                <w:b w:val="0"/>
+                <w:i w:val="0"/>
+                <w:color w:val="52606D"/>
+                <w:sz w:val="16"/>
+              </w:rPr>
+              <w:br/>
+              <w:t>统计不同证据条目</w:t>
             </w:r>
           </w:p>
           <w:p>
             <w:pPr>
               <w:pStyle w:val="ListBullet"/>
-              <w:spacing w:after="40" w:line="240" w:lineRule="auto"/>
+              <w:spacing w:after="60" w:line="240" w:lineRule="auto"/>
               <w:ind w:left="259" w:hanging="173"/>
             </w:pPr>
             <w:r>
               <w:rPr>
-                <w:rFonts w:ascii="Calibri" w:hAnsi="Calibri"/>
+                <w:rFonts w:ascii="Hiragino Sans GB" w:hAnsi="Hiragino Sans GB" w:eastAsia="Hiragino Sans GB" w:cs="Hiragino Sans GB"/>
                 <w:b w:val="0"/>
                 <w:i w:val="0"/>
                 <w:color w:val="243B53"/>
-                <w:sz w:val="17"/>
+                <w:sz w:val="16"/>
               </w:rPr>
               <w:t>Created three INFS6600 category-distribution figures</w:t>
+            </w:r>
+            <w:r>
+              <w:rPr>
+                <w:rFonts w:ascii="Hiragino Sans GB" w:hAnsi="Hiragino Sans GB" w:eastAsia="Hiragino Sans GB" w:cs="Hiragino Sans GB"/>
+                <w:b w:val="0"/>
+                <w:i w:val="0"/>
+                <w:color w:val="52606D"/>
+                <w:sz w:val="16"/>
+              </w:rPr>
+              <w:br/>
+              <w:t>制作三张 INFS6600 分类分布图</w:t>
             </w:r>
           </w:p>
           <w:p>
             <w:pPr>
               <w:pStyle w:val="ListBullet"/>
-              <w:spacing w:after="40" w:line="240" w:lineRule="auto"/>
+              <w:spacing w:after="60" w:line="240" w:lineRule="auto"/>
               <w:ind w:left="259" w:hanging="173"/>
             </w:pPr>
             <w:r>
               <w:rPr>
-                <w:rFonts w:ascii="Calibri" w:hAnsi="Calibri"/>
+                <w:rFonts w:ascii="Hiragino Sans GB" w:hAnsi="Hiragino Sans GB" w:eastAsia="Hiragino Sans GB" w:cs="Hiragino Sans GB"/>
                 <w:b w:val="0"/>
                 <w:i w:val="0"/>
                 <w:color w:val="243B53"/>
-                <w:sz w:val="17"/>
+                <w:sz w:val="16"/>
               </w:rPr>
               <w:t>Kept both suggestions inside the existing pilot scope</w:t>
+            </w:r>
+            <w:r>
+              <w:rPr>
+                <w:rFonts w:ascii="Hiragino Sans GB" w:hAnsi="Hiragino Sans GB" w:eastAsia="Hiragino Sans GB" w:cs="Hiragino Sans GB"/>
+                <w:b w:val="0"/>
+                <w:i w:val="0"/>
+                <w:color w:val="52606D"/>
+                <w:sz w:val="16"/>
+              </w:rPr>
+              <w:br/>
+              <w:t>将两项建议严格限制在现有试点范围内</w:t>
             </w:r>
           </w:p>
         </w:tc>
       </w:tr>
     </w:tbl>
     <w:p>
-      <w:r>
-        <w:br w:type="page"/>
-      </w:r>
-    </w:p>
-    <w:p>
       <w:pPr>
         <w:pStyle w:val="Heading1"/>
+        <w:pageBreakBefore/>
       </w:pPr>
       <w:r>
-        <w:t>Eight-person allocation at a glance</w:t>
+        <w:t>Eight-person allocation at a glance / 八人分工总览</w:t>
       </w:r>
     </w:p>
     <w:p>
       <w:r>
         <w:rPr>
-          <w:rFonts w:ascii="Calibri" w:hAnsi="Calibri"/>
+          <w:rFonts w:ascii="Hiragino Sans GB" w:hAnsi="Hiragino Sans GB" w:eastAsia="Hiragino Sans GB" w:cs="Hiragino Sans GB"/>
           <w:b w:val="0"/>
           <w:i/>
           <w:color w:val="52606D"/>
-          <w:sz w:val="18"/>
+          <w:sz w:val="17"/>
         </w:rPr>
         <w:t>Primary ownership indicates accountability for coordination and review; it does not mean the work was completed in isolation.</w:t>
+        <w:br/>
+        <w:t>主责表示对协调与复核承担主要责任，并不代表相关工作由个人独立完成。</w:t>
       </w:r>
     </w:p>
     <w:tbl>
@@ -908,7 +1053,7 @@
             <w:r/>
             <w:r>
               <w:rPr>
-                <w:rFonts w:ascii="Calibri" w:hAnsi="Calibri"/>
+                <w:rFonts w:ascii="Hiragino Sans GB" w:hAnsi="Hiragino Sans GB" w:eastAsia="Hiragino Sans GB" w:cs="Hiragino Sans GB"/>
                 <w:b/>
                 <w:i w:val="0"/>
                 <w:color w:val="FFFFFF"/>
@@ -946,13 +1091,13 @@
             <w:r/>
             <w:r>
               <w:rPr>
-                <w:rFonts w:ascii="Calibri" w:hAnsi="Calibri"/>
+                <w:rFonts w:ascii="Hiragino Sans GB" w:hAnsi="Hiragino Sans GB" w:eastAsia="Hiragino Sans GB" w:cs="Hiragino Sans GB"/>
                 <w:b/>
                 <w:i w:val="0"/>
                 <w:color w:val="FFFFFF"/>
                 <w:sz w:val="17"/>
               </w:rPr>
-              <w:t>Member</w:t>
+              <w:t>Member / 成员</w:t>
             </w:r>
           </w:p>
         </w:tc>
@@ -984,13 +1129,13 @@
             <w:r/>
             <w:r>
               <w:rPr>
-                <w:rFonts w:ascii="Calibri" w:hAnsi="Calibri"/>
+                <w:rFonts w:ascii="Hiragino Sans GB" w:hAnsi="Hiragino Sans GB" w:eastAsia="Hiragino Sans GB" w:cs="Hiragino Sans GB"/>
                 <w:b/>
                 <w:i w:val="0"/>
                 <w:color w:val="FFFFFF"/>
                 <w:sz w:val="17"/>
               </w:rPr>
-              <w:t>Primary workstream</w:t>
+              <w:t>Primary workstream / 主要工作流</w:t>
             </w:r>
           </w:p>
         </w:tc>
@@ -1022,13 +1167,13 @@
             <w:r/>
             <w:r>
               <w:rPr>
-                <w:rFonts w:ascii="Calibri" w:hAnsi="Calibri"/>
+                <w:rFonts w:ascii="Hiragino Sans GB" w:hAnsi="Hiragino Sans GB" w:eastAsia="Hiragino Sans GB" w:cs="Hiragino Sans GB"/>
                 <w:b/>
                 <w:i w:val="0"/>
                 <w:color w:val="FFFFFF"/>
                 <w:sz w:val="17"/>
               </w:rPr>
-              <w:t>Meeting focus</w:t>
+              <w:t>Meeting focus / 汇报重点</w:t>
             </w:r>
           </w:p>
         </w:tc>
@@ -1058,11 +1203,11 @@
             <w:r/>
             <w:r>
               <w:rPr>
-                <w:rFonts w:ascii="Calibri" w:hAnsi="Calibri"/>
+                <w:rFonts w:ascii="Hiragino Sans GB" w:hAnsi="Hiragino Sans GB" w:eastAsia="Hiragino Sans GB" w:cs="Hiragino Sans GB"/>
                 <w:b w:val="0"/>
                 <w:i w:val="0"/>
                 <w:color w:val="1F4D78"/>
-                <w:sz w:val="16"/>
+                <w:sz w:val="15"/>
               </w:rPr>
               <w:t>01</w:t>
             </w:r>
@@ -1089,11 +1234,11 @@
             <w:r/>
             <w:r>
               <w:rPr>
-                <w:rFonts w:ascii="Calibri" w:hAnsi="Calibri"/>
+                <w:rFonts w:ascii="Hiragino Sans GB" w:hAnsi="Hiragino Sans GB" w:eastAsia="Hiragino Sans GB" w:cs="Hiragino Sans GB"/>
                 <w:b/>
                 <w:i w:val="0"/>
                 <w:color w:val="1F4D78"/>
-                <w:sz w:val="16"/>
+                <w:sz w:val="15"/>
               </w:rPr>
               <w:t>Member 1</w:t>
             </w:r>
@@ -1120,13 +1265,15 @@
             <w:r/>
             <w:r>
               <w:rPr>
-                <w:rFonts w:ascii="Calibri" w:hAnsi="Calibri"/>
+                <w:rFonts w:ascii="Hiragino Sans GB" w:hAnsi="Hiragino Sans GB" w:eastAsia="Hiragino Sans GB" w:cs="Hiragino Sans GB"/>
                 <w:b w:val="0"/>
                 <w:i w:val="0"/>
                 <w:color w:val="243B53"/>
-                <w:sz w:val="16"/>
+                <w:sz w:val="15"/>
               </w:rPr>
               <w:t>Coordination, tutor-feedback traceability and scope control</w:t>
+              <w:br/>
+              <w:t>项目协调、导师反馈追踪与范围控制</w:t>
             </w:r>
           </w:p>
         </w:tc>
@@ -1151,13 +1298,15 @@
             <w:r/>
             <w:r>
               <w:rPr>
-                <w:rFonts w:ascii="Calibri" w:hAnsi="Calibri"/>
+                <w:rFonts w:ascii="Hiragino Sans GB" w:hAnsi="Hiragino Sans GB" w:eastAsia="Hiragino Sans GB" w:cs="Hiragino Sans GB"/>
                 <w:b w:val="0"/>
                 <w:i w:val="0"/>
                 <w:color w:val="243B53"/>
-                <w:sz w:val="16"/>
+                <w:sz w:val="15"/>
               </w:rPr>
               <w:t>Scope and integration</w:t>
+              <w:br/>
+              <w:t>范围与整合</w:t>
             </w:r>
           </w:p>
         </w:tc>
@@ -1187,11 +1336,11 @@
             <w:r/>
             <w:r>
               <w:rPr>
-                <w:rFonts w:ascii="Calibri" w:hAnsi="Calibri"/>
+                <w:rFonts w:ascii="Hiragino Sans GB" w:hAnsi="Hiragino Sans GB" w:eastAsia="Hiragino Sans GB" w:cs="Hiragino Sans GB"/>
                 <w:b w:val="0"/>
                 <w:i w:val="0"/>
                 <w:color w:val="1F4D78"/>
-                <w:sz w:val="16"/>
+                <w:sz w:val="15"/>
               </w:rPr>
               <w:t>02</w:t>
             </w:r>
@@ -1218,11 +1367,11 @@
             <w:r/>
             <w:r>
               <w:rPr>
-                <w:rFonts w:ascii="Calibri" w:hAnsi="Calibri"/>
+                <w:rFonts w:ascii="Hiragino Sans GB" w:hAnsi="Hiragino Sans GB" w:eastAsia="Hiragino Sans GB" w:cs="Hiragino Sans GB"/>
                 <w:b/>
                 <w:i w:val="0"/>
                 <w:color w:val="1F4D78"/>
-                <w:sz w:val="16"/>
+                <w:sz w:val="15"/>
               </w:rPr>
               <w:t>Member 2</w:t>
             </w:r>
@@ -1249,13 +1398,15 @@
             <w:r/>
             <w:r>
               <w:rPr>
-                <w:rFonts w:ascii="Calibri" w:hAnsi="Calibri"/>
+                <w:rFonts w:ascii="Hiragino Sans GB" w:hAnsi="Hiragino Sans GB" w:eastAsia="Hiragino Sans GB" w:cs="Hiragino Sans GB"/>
                 <w:b w:val="0"/>
                 <w:i w:val="0"/>
                 <w:color w:val="243B53"/>
-                <w:sz w:val="16"/>
+                <w:sz w:val="15"/>
               </w:rPr>
               <w:t>Taxonomy definitions and versioned configuration</w:t>
+              <w:br/>
+              <w:t>分类体系定义与版本化配置</w:t>
             </w:r>
           </w:p>
         </w:tc>
@@ -1280,13 +1431,15 @@
             <w:r/>
             <w:r>
               <w:rPr>
-                <w:rFonts w:ascii="Calibri" w:hAnsi="Calibri"/>
+                <w:rFonts w:ascii="Hiragino Sans GB" w:hAnsi="Hiragino Sans GB" w:eastAsia="Hiragino Sans GB" w:cs="Hiragino Sans GB"/>
                 <w:b w:val="0"/>
                 <w:i w:val="0"/>
                 <w:color w:val="243B53"/>
-                <w:sz w:val="16"/>
+                <w:sz w:val="15"/>
               </w:rPr>
               <w:t>Taxonomy changes</w:t>
+              <w:br/>
+              <w:t>分类体系修改</w:t>
             </w:r>
           </w:p>
         </w:tc>
@@ -1316,11 +1469,11 @@
             <w:r/>
             <w:r>
               <w:rPr>
-                <w:rFonts w:ascii="Calibri" w:hAnsi="Calibri"/>
+                <w:rFonts w:ascii="Hiragino Sans GB" w:hAnsi="Hiragino Sans GB" w:eastAsia="Hiragino Sans GB" w:cs="Hiragino Sans GB"/>
                 <w:b w:val="0"/>
                 <w:i w:val="0"/>
                 <w:color w:val="1F4D78"/>
-                <w:sz w:val="16"/>
+                <w:sz w:val="15"/>
               </w:rPr>
               <w:t>03</w:t>
             </w:r>
@@ -1347,11 +1500,11 @@
             <w:r/>
             <w:r>
               <w:rPr>
-                <w:rFonts w:ascii="Calibri" w:hAnsi="Calibri"/>
+                <w:rFonts w:ascii="Hiragino Sans GB" w:hAnsi="Hiragino Sans GB" w:eastAsia="Hiragino Sans GB" w:cs="Hiragino Sans GB"/>
                 <w:b/>
                 <w:i w:val="0"/>
                 <w:color w:val="1F4D78"/>
-                <w:sz w:val="16"/>
+                <w:sz w:val="15"/>
               </w:rPr>
               <w:t>Member 3</w:t>
             </w:r>
@@ -1378,13 +1531,15 @@
             <w:r/>
             <w:r>
               <w:rPr>
-                <w:rFonts w:ascii="Calibri" w:hAnsi="Calibri"/>
+                <w:rFonts w:ascii="Hiragino Sans GB" w:hAnsi="Hiragino Sans GB" w:eastAsia="Hiragino Sans GB" w:cs="Hiragino Sans GB"/>
                 <w:b w:val="0"/>
                 <w:i w:val="0"/>
                 <w:color w:val="243B53"/>
-                <w:sz w:val="16"/>
+                <w:sz w:val="15"/>
               </w:rPr>
               <w:t>Multi-label, overlap and review policy</w:t>
+              <w:br/>
+              <w:t>多标签、类别重叠与人工复核政策</w:t>
             </w:r>
           </w:p>
         </w:tc>
@@ -1409,13 +1564,15 @@
             <w:r/>
             <w:r>
               <w:rPr>
-                <w:rFonts w:ascii="Calibri" w:hAnsi="Calibri"/>
+                <w:rFonts w:ascii="Hiragino Sans GB" w:hAnsi="Hiragino Sans GB" w:eastAsia="Hiragino Sans GB" w:cs="Hiragino Sans GB"/>
                 <w:b w:val="0"/>
                 <w:i w:val="0"/>
                 <w:color w:val="243B53"/>
-                <w:sz w:val="16"/>
+                <w:sz w:val="15"/>
               </w:rPr>
               <w:t>Overlap policy</w:t>
+              <w:br/>
+              <w:t>重叠政策</w:t>
             </w:r>
           </w:p>
         </w:tc>
@@ -1445,11 +1602,11 @@
             <w:r/>
             <w:r>
               <w:rPr>
-                <w:rFonts w:ascii="Calibri" w:hAnsi="Calibri"/>
+                <w:rFonts w:ascii="Hiragino Sans GB" w:hAnsi="Hiragino Sans GB" w:eastAsia="Hiragino Sans GB" w:cs="Hiragino Sans GB"/>
                 <w:b w:val="0"/>
                 <w:i w:val="0"/>
                 <w:color w:val="1F4D78"/>
-                <w:sz w:val="16"/>
+                <w:sz w:val="15"/>
               </w:rPr>
               <w:t>04</w:t>
             </w:r>
@@ -1476,11 +1633,11 @@
             <w:r/>
             <w:r>
               <w:rPr>
-                <w:rFonts w:ascii="Calibri" w:hAnsi="Calibri"/>
+                <w:rFonts w:ascii="Hiragino Sans GB" w:hAnsi="Hiragino Sans GB" w:eastAsia="Hiragino Sans GB" w:cs="Hiragino Sans GB"/>
                 <w:b/>
                 <w:i w:val="0"/>
                 <w:color w:val="1F4D78"/>
-                <w:sz w:val="16"/>
+                <w:sz w:val="15"/>
               </w:rPr>
               <w:t>Member 4</w:t>
             </w:r>
@@ -1507,13 +1664,15 @@
             <w:r/>
             <w:r>
               <w:rPr>
-                <w:rFonts w:ascii="Calibri" w:hAnsi="Calibri"/>
+                <w:rFonts w:ascii="Hiragino Sans GB" w:hAnsi="Hiragino Sans GB" w:eastAsia="Hiragino Sans GB" w:cs="Hiragino Sans GB"/>
                 <w:b w:val="0"/>
                 <w:i w:val="0"/>
                 <w:color w:val="243B53"/>
-                <w:sz w:val="16"/>
+                <w:sz w:val="15"/>
               </w:rPr>
               <w:t>INFS6600 source evidence and pilot rerun</w:t>
+              <w:br/>
+              <w:t>INFS6600 来源证据与试点重跑</w:t>
             </w:r>
           </w:p>
         </w:tc>
@@ -1538,13 +1697,15 @@
             <w:r/>
             <w:r>
               <w:rPr>
-                <w:rFonts w:ascii="Calibri" w:hAnsi="Calibri"/>
+                <w:rFonts w:ascii="Hiragino Sans GB" w:hAnsi="Hiragino Sans GB" w:eastAsia="Hiragino Sans GB" w:cs="Hiragino Sans GB"/>
                 <w:b w:val="0"/>
                 <w:i w:val="0"/>
                 <w:color w:val="243B53"/>
-                <w:sz w:val="16"/>
+                <w:sz w:val="15"/>
               </w:rPr>
               <w:t>Evidence rerun</w:t>
+              <w:br/>
+              <w:t>证据重跑</w:t>
             </w:r>
           </w:p>
         </w:tc>
@@ -1574,11 +1735,11 @@
             <w:r/>
             <w:r>
               <w:rPr>
-                <w:rFonts w:ascii="Calibri" w:hAnsi="Calibri"/>
+                <w:rFonts w:ascii="Hiragino Sans GB" w:hAnsi="Hiragino Sans GB" w:eastAsia="Hiragino Sans GB" w:cs="Hiragino Sans GB"/>
                 <w:b w:val="0"/>
                 <w:i w:val="0"/>
                 <w:color w:val="1F4D78"/>
-                <w:sz w:val="16"/>
+                <w:sz w:val="15"/>
               </w:rPr>
               <w:t>05</w:t>
             </w:r>
@@ -1605,11 +1766,11 @@
             <w:r/>
             <w:r>
               <w:rPr>
-                <w:rFonts w:ascii="Calibri" w:hAnsi="Calibri"/>
+                <w:rFonts w:ascii="Hiragino Sans GB" w:hAnsi="Hiragino Sans GB" w:eastAsia="Hiragino Sans GB" w:cs="Hiragino Sans GB"/>
                 <w:b/>
                 <w:i w:val="0"/>
                 <w:color w:val="1F4D78"/>
-                <w:sz w:val="16"/>
+                <w:sz w:val="15"/>
               </w:rPr>
               <w:t>Member 5</w:t>
             </w:r>
@@ -1636,13 +1797,15 @@
             <w:r/>
             <w:r>
               <w:rPr>
-                <w:rFonts w:ascii="Calibri" w:hAnsi="Calibri"/>
+                <w:rFonts w:ascii="Hiragino Sans GB" w:hAnsi="Hiragino Sans GB" w:eastAsia="Hiragino Sans GB" w:cs="Hiragino Sans GB"/>
                 <w:b w:val="0"/>
                 <w:i w:val="0"/>
                 <w:color w:val="243B53"/>
-                <w:sz w:val="16"/>
+                <w:sz w:val="15"/>
               </w:rPr>
               <w:t>Scoring method, WIL weights and confidence logic</w:t>
+              <w:br/>
+              <w:t>评分方法、WIL 权重与置信度逻辑</w:t>
             </w:r>
           </w:p>
         </w:tc>
@@ -1667,13 +1830,15 @@
             <w:r/>
             <w:r>
               <w:rPr>
-                <w:rFonts w:ascii="Calibri" w:hAnsi="Calibri"/>
+                <w:rFonts w:ascii="Hiragino Sans GB" w:hAnsi="Hiragino Sans GB" w:eastAsia="Hiragino Sans GB" w:cs="Hiragino Sans GB"/>
                 <w:b w:val="0"/>
                 <w:i w:val="0"/>
                 <w:color w:val="243B53"/>
-                <w:sz w:val="16"/>
+                <w:sz w:val="15"/>
               </w:rPr>
               <w:t>Scoring changes</w:t>
+              <w:br/>
+              <w:t>评分修改</w:t>
             </w:r>
           </w:p>
         </w:tc>
@@ -1703,11 +1868,11 @@
             <w:r/>
             <w:r>
               <w:rPr>
-                <w:rFonts w:ascii="Calibri" w:hAnsi="Calibri"/>
+                <w:rFonts w:ascii="Hiragino Sans GB" w:hAnsi="Hiragino Sans GB" w:eastAsia="Hiragino Sans GB" w:cs="Hiragino Sans GB"/>
                 <w:b w:val="0"/>
                 <w:i w:val="0"/>
                 <w:color w:val="1F4D78"/>
-                <w:sz w:val="16"/>
+                <w:sz w:val="15"/>
               </w:rPr>
               <w:t>06</w:t>
             </w:r>
@@ -1734,11 +1899,11 @@
             <w:r/>
             <w:r>
               <w:rPr>
-                <w:rFonts w:ascii="Calibri" w:hAnsi="Calibri"/>
+                <w:rFonts w:ascii="Hiragino Sans GB" w:hAnsi="Hiragino Sans GB" w:eastAsia="Hiragino Sans GB" w:cs="Hiragino Sans GB"/>
                 <w:b/>
                 <w:i w:val="0"/>
                 <w:color w:val="1F4D78"/>
-                <w:sz w:val="16"/>
+                <w:sz w:val="15"/>
               </w:rPr>
               <w:t>Member 6</w:t>
             </w:r>
@@ -1765,13 +1930,15 @@
             <w:r/>
             <w:r>
               <w:rPr>
-                <w:rFonts w:ascii="Calibri" w:hAnsi="Calibri"/>
+                <w:rFonts w:ascii="Hiragino Sans GB" w:hAnsi="Hiragino Sans GB" w:eastAsia="Hiragino Sans GB" w:cs="Hiragino Sans GB"/>
                 <w:b w:val="0"/>
                 <w:i w:val="0"/>
                 <w:color w:val="243B53"/>
-                <w:sz w:val="16"/>
+                <w:sz w:val="15"/>
               </w:rPr>
               <w:t>Evidence aggregation and course-category mapping</w:t>
+              <w:br/>
+              <w:t>证据汇总与课程—类别映射</w:t>
             </w:r>
           </w:p>
         </w:tc>
@@ -1796,13 +1963,15 @@
             <w:r/>
             <w:r>
               <w:rPr>
-                <w:rFonts w:ascii="Calibri" w:hAnsi="Calibri"/>
+                <w:rFonts w:ascii="Hiragino Sans GB" w:hAnsi="Hiragino Sans GB" w:eastAsia="Hiragino Sans GB" w:cs="Hiragino Sans GB"/>
                 <w:b w:val="0"/>
                 <w:i w:val="0"/>
                 <w:color w:val="243B53"/>
-                <w:sz w:val="16"/>
+                <w:sz w:val="15"/>
               </w:rPr>
               <w:t>Results and mapping</w:t>
+              <w:br/>
+              <w:t>结果与映射</w:t>
             </w:r>
           </w:p>
         </w:tc>
@@ -1832,11 +2001,11 @@
             <w:r/>
             <w:r>
               <w:rPr>
-                <w:rFonts w:ascii="Calibri" w:hAnsi="Calibri"/>
+                <w:rFonts w:ascii="Hiragino Sans GB" w:hAnsi="Hiragino Sans GB" w:eastAsia="Hiragino Sans GB" w:cs="Hiragino Sans GB"/>
                 <w:b w:val="0"/>
                 <w:i w:val="0"/>
                 <w:color w:val="1F4D78"/>
-                <w:sz w:val="16"/>
+                <w:sz w:val="15"/>
               </w:rPr>
               <w:t>07</w:t>
             </w:r>
@@ -1863,11 +2032,11 @@
             <w:r/>
             <w:r>
               <w:rPr>
-                <w:rFonts w:ascii="Calibri" w:hAnsi="Calibri"/>
+                <w:rFonts w:ascii="Hiragino Sans GB" w:hAnsi="Hiragino Sans GB" w:eastAsia="Hiragino Sans GB" w:cs="Hiragino Sans GB"/>
                 <w:b/>
                 <w:i w:val="0"/>
                 <w:color w:val="1F4D78"/>
-                <w:sz w:val="16"/>
+                <w:sz w:val="15"/>
               </w:rPr>
               <w:t>Member 7</w:t>
             </w:r>
@@ -1894,13 +2063,15 @@
             <w:r/>
             <w:r>
               <w:rPr>
-                <w:rFonts w:ascii="Calibri" w:hAnsi="Calibri"/>
+                <w:rFonts w:ascii="Hiragino Sans GB" w:hAnsi="Hiragino Sans GB" w:eastAsia="Hiragino Sans GB" w:cs="Hiragino Sans GB"/>
                 <w:b w:val="0"/>
                 <w:i w:val="0"/>
                 <w:color w:val="243B53"/>
-                <w:sz w:val="16"/>
+                <w:sz w:val="15"/>
               </w:rPr>
               <w:t>Visualisation and report production</w:t>
+              <w:br/>
+              <w:t>可视化与报告制作</w:t>
             </w:r>
           </w:p>
         </w:tc>
@@ -1925,13 +2096,15 @@
             <w:r/>
             <w:r>
               <w:rPr>
-                <w:rFonts w:ascii="Calibri" w:hAnsi="Calibri"/>
+                <w:rFonts w:ascii="Hiragino Sans GB" w:hAnsi="Hiragino Sans GB" w:eastAsia="Hiragino Sans GB" w:cs="Hiragino Sans GB"/>
                 <w:b w:val="0"/>
                 <w:i w:val="0"/>
                 <w:color w:val="243B53"/>
-                <w:sz w:val="16"/>
+                <w:sz w:val="15"/>
               </w:rPr>
               <w:t>Figures and reports</w:t>
+              <w:br/>
+              <w:t>图表与报告</w:t>
             </w:r>
           </w:p>
         </w:tc>
@@ -1961,11 +2134,11 @@
             <w:r/>
             <w:r>
               <w:rPr>
-                <w:rFonts w:ascii="Calibri" w:hAnsi="Calibri"/>
+                <w:rFonts w:ascii="Hiragino Sans GB" w:hAnsi="Hiragino Sans GB" w:eastAsia="Hiragino Sans GB" w:cs="Hiragino Sans GB"/>
                 <w:b w:val="0"/>
                 <w:i w:val="0"/>
                 <w:color w:val="1F4D78"/>
-                <w:sz w:val="16"/>
+                <w:sz w:val="15"/>
               </w:rPr>
               <w:t>08</w:t>
             </w:r>
@@ -1992,11 +2165,11 @@
             <w:r/>
             <w:r>
               <w:rPr>
-                <w:rFonts w:ascii="Calibri" w:hAnsi="Calibri"/>
+                <w:rFonts w:ascii="Hiragino Sans GB" w:hAnsi="Hiragino Sans GB" w:eastAsia="Hiragino Sans GB" w:cs="Hiragino Sans GB"/>
                 <w:b/>
                 <w:i w:val="0"/>
                 <w:color w:val="1F4D78"/>
-                <w:sz w:val="16"/>
+                <w:sz w:val="15"/>
               </w:rPr>
               <w:t>Member 8</w:t>
             </w:r>
@@ -2023,13 +2196,15 @@
             <w:r/>
             <w:r>
               <w:rPr>
-                <w:rFonts w:ascii="Calibri" w:hAnsi="Calibri"/>
+                <w:rFonts w:ascii="Hiragino Sans GB" w:hAnsi="Hiragino Sans GB" w:eastAsia="Hiragino Sans GB" w:cs="Hiragino Sans GB"/>
                 <w:b w:val="0"/>
                 <w:i w:val="0"/>
                 <w:color w:val="243B53"/>
-                <w:sz w:val="16"/>
+                <w:sz w:val="15"/>
               </w:rPr>
               <w:t>Quality assurance, release packaging and version control</w:t>
+              <w:br/>
+              <w:t>质量保证、发布打包与版本控制</w:t>
             </w:r>
           </w:p>
         </w:tc>
@@ -2054,13 +2229,15 @@
             <w:r/>
             <w:r>
               <w:rPr>
-                <w:rFonts w:ascii="Calibri" w:hAnsi="Calibri"/>
+                <w:rFonts w:ascii="Hiragino Sans GB" w:hAnsi="Hiragino Sans GB" w:eastAsia="Hiragino Sans GB" w:cs="Hiragino Sans GB"/>
                 <w:b w:val="0"/>
                 <w:i w:val="0"/>
                 <w:color w:val="243B53"/>
-                <w:sz w:val="16"/>
+                <w:sz w:val="15"/>
               </w:rPr>
               <w:t>QA and release</w:t>
+              <w:br/>
+              <w:t>质量检查与发布</w:t>
             </w:r>
           </w:p>
         </w:tc>
@@ -2071,7 +2248,7 @@
         <w:pStyle w:val="Heading2"/>
       </w:pPr>
       <w:r>
-        <w:t>Shared completion rule</w:t>
+        <w:t>Shared completion rule / 共同完成原则</w:t>
       </w:r>
     </w:p>
     <w:tbl>
@@ -2085,6 +2262,9 @@
         <w:gridCol w:w="9994"/>
       </w:tblGrid>
       <w:tr>
+        <w:trPr>
+          <w:cantSplit/>
+        </w:trPr>
         <w:tc>
           <w:tcPr>
             <w:tcW w:type="dxa" w:w="9360"/>
@@ -2112,29 +2292,27 @@
             <w:r/>
             <w:r>
               <w:rPr>
-                <w:rFonts w:ascii="Calibri" w:hAnsi="Calibri"/>
+                <w:rFonts w:ascii="Hiragino Sans GB" w:hAnsi="Hiragino Sans GB" w:eastAsia="Hiragino Sans GB" w:cs="Hiragino Sans GB"/>
                 <w:b/>
                 <w:i w:val="0"/>
                 <w:color w:val="1F4D78"/>
                 <w:sz w:val="20"/>
               </w:rPr>
               <w:t>Every workstream was cross-checked by at least one other member, and taxonomy interpretation, INFS6600 evidence acceptance, scope decisions and final release acceptance were agreed collectively by all eight members.</w:t>
+              <w:br/>
+              <w:t>每个工作流均由至少一名其他成员交叉检查；分类体系解释、INFS6600 证据验收、范围决策和最终发布验收均由八位成员共同确认。</w:t>
             </w:r>
           </w:p>
         </w:tc>
       </w:tr>
     </w:tbl>
     <w:p>
-      <w:r>
-        <w:br w:type="page"/>
-      </w:r>
-    </w:p>
-    <w:p>
       <w:pPr>
         <w:pStyle w:val="Heading1"/>
+        <w:pageBreakBefore/>
       </w:pPr>
       <w:r>
-        <w:t>Individual completed contributions — members 1–4</w:t>
+        <w:t>Completed contributions — Members 1–2 / 成员 1–2 已完成工作</w:t>
       </w:r>
     </w:p>
     <w:tbl>
@@ -2177,7 +2355,7 @@
             <w:r/>
             <w:r>
               <w:rPr>
-                <w:rFonts w:ascii="Calibri" w:hAnsi="Calibri"/>
+                <w:rFonts w:ascii="Hiragino Sans GB" w:hAnsi="Hiragino Sans GB" w:eastAsia="Hiragino Sans GB" w:cs="Hiragino Sans GB"/>
                 <w:b/>
                 <w:i w:val="0"/>
                 <w:color w:val="FFFFFF"/>
@@ -2187,13 +2365,13 @@
             </w:r>
             <w:r>
               <w:rPr>
-                <w:rFonts w:ascii="Calibri" w:hAnsi="Calibri"/>
+                <w:rFonts w:ascii="Hiragino Sans GB" w:hAnsi="Hiragino Sans GB" w:eastAsia="Hiragino Sans GB" w:cs="Hiragino Sans GB"/>
                 <w:b w:val="0"/>
                 <w:i w:val="0"/>
                 <w:color w:val="FFFFFF"/>
-                <w:sz w:val="19"/>
+                <w:sz w:val="17"/>
               </w:rPr>
-              <w:t xml:space="preserve">  |  Coordination, tutor-feedback traceability and scope control</w:t>
+              <w:t xml:space="preserve">  |  Coordination, tutor-feedback traceability and scope control / 项目协调、导师反馈追踪与范围控制</w:t>
             </w:r>
           </w:p>
         </w:tc>
@@ -2222,64 +2400,97 @@
             <w:r/>
             <w:r>
               <w:rPr>
-                <w:rFonts w:ascii="Calibri" w:hAnsi="Calibri"/>
+                <w:rFonts w:ascii="Hiragino Sans GB" w:hAnsi="Hiragino Sans GB" w:eastAsia="Hiragino Sans GB" w:cs="Hiragino Sans GB"/>
                 <w:b/>
                 <w:i w:val="0"/>
                 <w:color w:val="2E74B5"/>
                 <w:sz w:val="17"/>
               </w:rPr>
-              <w:t>Completed responsibilities</w:t>
+              <w:t>Completed responsibilities / 已完成职责</w:t>
             </w:r>
           </w:p>
           <w:p>
             <w:pPr>
               <w:pStyle w:val="ListBullet"/>
-              <w:spacing w:after="40" w:line="240" w:lineRule="auto"/>
+              <w:spacing w:after="60" w:line="240" w:lineRule="auto"/>
               <w:ind w:left="259" w:hanging="173"/>
             </w:pPr>
             <w:r>
               <w:rPr>
-                <w:rFonts w:ascii="Calibri" w:hAnsi="Calibri"/>
+                <w:rFonts w:ascii="Hiragino Sans GB" w:hAnsi="Hiragino Sans GB" w:eastAsia="Hiragino Sans GB" w:cs="Hiragino Sans GB"/>
                 <w:b w:val="0"/>
                 <w:i w:val="0"/>
                 <w:color w:val="243B53"/>
-                <w:sz w:val="17"/>
+                <w:sz w:val="16"/>
               </w:rPr>
               <w:t>Converted the meeting, email, PDF comments and scope-document changes into one acceptance checklist.</w:t>
+            </w:r>
+            <w:r>
+              <w:rPr>
+                <w:rFonts w:ascii="Hiragino Sans GB" w:hAnsi="Hiragino Sans GB" w:eastAsia="Hiragino Sans GB" w:cs="Hiragino Sans GB"/>
+                <w:b w:val="0"/>
+                <w:i w:val="0"/>
+                <w:color w:val="52606D"/>
+                <w:sz w:val="16"/>
+              </w:rPr>
+              <w:br/>
+              <w:t>将会议、邮件、PDF 批注及范围文档修订整合为统一验收清单。</w:t>
             </w:r>
           </w:p>
           <w:p>
             <w:pPr>
               <w:pStyle w:val="ListBullet"/>
-              <w:spacing w:after="40" w:line="240" w:lineRule="auto"/>
+              <w:spacing w:after="60" w:line="240" w:lineRule="auto"/>
               <w:ind w:left="259" w:hanging="173"/>
             </w:pPr>
             <w:r>
               <w:rPr>
-                <w:rFonts w:ascii="Calibri" w:hAnsi="Calibri"/>
+                <w:rFonts w:ascii="Hiragino Sans GB" w:hAnsi="Hiragino Sans GB" w:eastAsia="Hiragino Sans GB" w:cs="Hiragino Sans GB"/>
                 <w:b w:val="0"/>
                 <w:i w:val="0"/>
                 <w:color w:val="243B53"/>
-                <w:sz w:val="17"/>
+                <w:sz w:val="16"/>
               </w:rPr>
               <w:t>Kept Week 4 limited to the tutor-requested INFS6600 update and its necessary supporting work.</w:t>
+            </w:r>
+            <w:r>
+              <w:rPr>
+                <w:rFonts w:ascii="Hiragino Sans GB" w:hAnsi="Hiragino Sans GB" w:eastAsia="Hiragino Sans GB" w:cs="Hiragino Sans GB"/>
+                <w:b w:val="0"/>
+                <w:i w:val="0"/>
+                <w:color w:val="52606D"/>
+                <w:sz w:val="16"/>
+              </w:rPr>
+              <w:br/>
+              <w:t>将第四周工作限定在导师要求的 INFS6600 更新及必要配套工作内。</w:t>
             </w:r>
           </w:p>
           <w:p>
             <w:pPr>
               <w:pStyle w:val="ListBullet"/>
-              <w:spacing w:after="40" w:line="240" w:lineRule="auto"/>
+              <w:spacing w:after="60" w:line="240" w:lineRule="auto"/>
               <w:ind w:left="259" w:hanging="173"/>
             </w:pPr>
             <w:r>
               <w:rPr>
-                <w:rFonts w:ascii="Calibri" w:hAnsi="Calibri"/>
+                <w:rFonts w:ascii="Hiragino Sans GB" w:hAnsi="Hiragino Sans GB" w:eastAsia="Hiragino Sans GB" w:cs="Hiragino Sans GB"/>
                 <w:b w:val="0"/>
                 <w:i w:val="0"/>
                 <w:color w:val="243B53"/>
-                <w:sz w:val="17"/>
+                <w:sz w:val="16"/>
               </w:rPr>
               <w:t>Coordinated the eight workstreams, hand-offs and shared meeting narrative.</w:t>
+            </w:r>
+            <w:r>
+              <w:rPr>
+                <w:rFonts w:ascii="Hiragino Sans GB" w:hAnsi="Hiragino Sans GB" w:eastAsia="Hiragino Sans GB" w:cs="Hiragino Sans GB"/>
+                <w:b w:val="0"/>
+                <w:i w:val="0"/>
+                <w:color w:val="52606D"/>
+                <w:sz w:val="16"/>
+              </w:rPr>
+              <w:br/>
+              <w:t>协调八个工作流、任务交接与统一会议汇报口径。</w:t>
             </w:r>
           </w:p>
         </w:tc>
@@ -2303,64 +2514,97 @@
             <w:r/>
             <w:r>
               <w:rPr>
-                <w:rFonts w:ascii="Calibri" w:hAnsi="Calibri"/>
+                <w:rFonts w:ascii="Hiragino Sans GB" w:hAnsi="Hiragino Sans GB" w:eastAsia="Hiragino Sans GB" w:cs="Hiragino Sans GB"/>
                 <w:b/>
                 <w:i w:val="0"/>
                 <w:color w:val="2E74B5"/>
                 <w:sz w:val="17"/>
               </w:rPr>
-              <w:t>Concrete deliverables</w:t>
+              <w:t>Concrete deliverables / 具体交付物</w:t>
             </w:r>
           </w:p>
           <w:p>
             <w:pPr>
               <w:pStyle w:val="ListBullet"/>
-              <w:spacing w:after="40" w:line="240" w:lineRule="auto"/>
+              <w:spacing w:after="60" w:line="240" w:lineRule="auto"/>
               <w:ind w:left="259" w:hanging="173"/>
             </w:pPr>
             <w:r>
               <w:rPr>
-                <w:rFonts w:ascii="Calibri" w:hAnsi="Calibri"/>
+                <w:rFonts w:ascii="Hiragino Sans GB" w:hAnsi="Hiragino Sans GB" w:eastAsia="Hiragino Sans GB" w:cs="Hiragino Sans GB"/>
                 <w:b w:val="0"/>
                 <w:i w:val="0"/>
                 <w:color w:val="243B53"/>
-                <w:sz w:val="17"/>
+                <w:sz w:val="16"/>
               </w:rPr>
               <w:t>Meeting decision record and tutor-feedback implementation record</w:t>
+            </w:r>
+            <w:r>
+              <w:rPr>
+                <w:rFonts w:ascii="Hiragino Sans GB" w:hAnsi="Hiragino Sans GB" w:eastAsia="Hiragino Sans GB" w:cs="Hiragino Sans GB"/>
+                <w:b w:val="0"/>
+                <w:i w:val="0"/>
+                <w:color w:val="52606D"/>
+                <w:sz w:val="16"/>
+              </w:rPr>
+              <w:br/>
+              <w:t>会议决策记录与导师反馈实施记录</w:t>
             </w:r>
           </w:p>
           <w:p>
             <w:pPr>
               <w:pStyle w:val="ListBullet"/>
-              <w:spacing w:after="40" w:line="240" w:lineRule="auto"/>
+              <w:spacing w:after="60" w:line="240" w:lineRule="auto"/>
               <w:ind w:left="259" w:hanging="173"/>
             </w:pPr>
             <w:r>
               <w:rPr>
-                <w:rFonts w:ascii="Calibri" w:hAnsi="Calibri"/>
+                <w:rFonts w:ascii="Hiragino Sans GB" w:hAnsi="Hiragino Sans GB" w:eastAsia="Hiragino Sans GB" w:cs="Hiragino Sans GB"/>
                 <w:b w:val="0"/>
                 <w:i w:val="0"/>
                 <w:color w:val="243B53"/>
-                <w:sz w:val="17"/>
+                <w:sz w:val="16"/>
               </w:rPr>
               <w:t>Week 4 delivery checklist and scope guard</w:t>
+            </w:r>
+            <w:r>
+              <w:rPr>
+                <w:rFonts w:ascii="Hiragino Sans GB" w:hAnsi="Hiragino Sans GB" w:eastAsia="Hiragino Sans GB" w:cs="Hiragino Sans GB"/>
+                <w:b w:val="0"/>
+                <w:i w:val="0"/>
+                <w:color w:val="52606D"/>
+                <w:sz w:val="16"/>
+              </w:rPr>
+              <w:br/>
+              <w:t>第四周交付清单与范围控制说明</w:t>
             </w:r>
           </w:p>
           <w:p>
             <w:pPr>
               <w:pStyle w:val="ListBullet"/>
-              <w:spacing w:after="40" w:line="240" w:lineRule="auto"/>
+              <w:spacing w:after="60" w:line="240" w:lineRule="auto"/>
               <w:ind w:left="259" w:hanging="173"/>
             </w:pPr>
             <w:r>
               <w:rPr>
-                <w:rFonts w:ascii="Calibri" w:hAnsi="Calibri"/>
+                <w:rFonts w:ascii="Hiragino Sans GB" w:hAnsi="Hiragino Sans GB" w:eastAsia="Hiragino Sans GB" w:cs="Hiragino Sans GB"/>
                 <w:b w:val="0"/>
                 <w:i w:val="0"/>
                 <w:color w:val="243B53"/>
-                <w:sz w:val="17"/>
+                <w:sz w:val="16"/>
               </w:rPr>
               <w:t>Integrated meeting handout and speaking order</w:t>
+            </w:r>
+            <w:r>
+              <w:rPr>
+                <w:rFonts w:ascii="Hiragino Sans GB" w:hAnsi="Hiragino Sans GB" w:eastAsia="Hiragino Sans GB" w:cs="Hiragino Sans GB"/>
+                <w:b w:val="0"/>
+                <w:i w:val="0"/>
+                <w:color w:val="52606D"/>
+                <w:sz w:val="16"/>
+              </w:rPr>
+              <w:br/>
+              <w:t>整合后的会议材料与汇报顺序</w:t>
             </w:r>
           </w:p>
         </w:tc>
@@ -2390,23 +2634,35 @@
             <w:r/>
             <w:r>
               <w:rPr>
-                <w:rFonts w:ascii="Calibri" w:hAnsi="Calibri"/>
+                <w:rFonts w:ascii="Hiragino Sans GB" w:hAnsi="Hiragino Sans GB" w:eastAsia="Hiragino Sans GB" w:cs="Hiragino Sans GB"/>
                 <w:b/>
                 <w:i w:val="0"/>
                 <w:color w:val="1F4D78"/>
-                <w:sz w:val="17"/>
+                <w:sz w:val="16"/>
               </w:rPr>
-              <w:t xml:space="preserve">Suggested meeting line: </w:t>
+              <w:t>Suggested meeting line / 建议汇报话术:</w:t>
+              <w:br/>
             </w:r>
             <w:r>
               <w:rPr>
-                <w:rFonts w:ascii="Calibri" w:hAnsi="Calibri"/>
+                <w:rFonts w:ascii="Hiragino Sans GB" w:hAnsi="Hiragino Sans GB" w:eastAsia="Hiragino Sans GB" w:cs="Hiragino Sans GB"/>
                 <w:b w:val="0"/>
                 <w:i/>
                 <w:color w:val="243B53"/>
-                <w:sz w:val="17"/>
+                <w:sz w:val="16"/>
               </w:rPr>
               <w:t>“I coordinated the tutor-feedback v2 update, mapped every requested change to an acceptance check, and kept the team within the agreed INFS6600-only Week 4 scope.”</w:t>
+              <w:br/>
+            </w:r>
+            <w:r>
+              <w:rPr>
+                <w:rFonts w:ascii="Hiragino Sans GB" w:hAnsi="Hiragino Sans GB" w:eastAsia="Hiragino Sans GB" w:cs="Hiragino Sans GB"/>
+                <w:b w:val="0"/>
+                <w:i w:val="0"/>
+                <w:color w:val="52606D"/>
+                <w:sz w:val="16"/>
+              </w:rPr>
+              <w:t>“我负责协调导师反馈 v2 更新，将每项修改要求对应到验收检查，并确保团队严格保持在约定的 INFS6600 第四周范围内。”</w:t>
             </w:r>
           </w:p>
         </w:tc>
@@ -2457,7 +2713,7 @@
             <w:r/>
             <w:r>
               <w:rPr>
-                <w:rFonts w:ascii="Calibri" w:hAnsi="Calibri"/>
+                <w:rFonts w:ascii="Hiragino Sans GB" w:hAnsi="Hiragino Sans GB" w:eastAsia="Hiragino Sans GB" w:cs="Hiragino Sans GB"/>
                 <w:b/>
                 <w:i w:val="0"/>
                 <w:color w:val="FFFFFF"/>
@@ -2467,13 +2723,13 @@
             </w:r>
             <w:r>
               <w:rPr>
-                <w:rFonts w:ascii="Calibri" w:hAnsi="Calibri"/>
+                <w:rFonts w:ascii="Hiragino Sans GB" w:hAnsi="Hiragino Sans GB" w:eastAsia="Hiragino Sans GB" w:cs="Hiragino Sans GB"/>
                 <w:b w:val="0"/>
                 <w:i w:val="0"/>
                 <w:color w:val="FFFFFF"/>
-                <w:sz w:val="19"/>
+                <w:sz w:val="17"/>
               </w:rPr>
-              <w:t xml:space="preserve">  |  Taxonomy definitions and versioned configuration</w:t>
+              <w:t xml:space="preserve">  |  Taxonomy definitions and versioned configuration / 分类体系定义与版本化配置</w:t>
             </w:r>
           </w:p>
         </w:tc>
@@ -2502,64 +2758,97 @@
             <w:r/>
             <w:r>
               <w:rPr>
-                <w:rFonts w:ascii="Calibri" w:hAnsi="Calibri"/>
+                <w:rFonts w:ascii="Hiragino Sans GB" w:hAnsi="Hiragino Sans GB" w:eastAsia="Hiragino Sans GB" w:cs="Hiragino Sans GB"/>
                 <w:b/>
                 <w:i w:val="0"/>
                 <w:color w:val="2E74B5"/>
                 <w:sz w:val="17"/>
               </w:rPr>
-              <w:t>Completed responsibilities</w:t>
+              <w:t>Completed responsibilities / 已完成职责</w:t>
             </w:r>
           </w:p>
           <w:p>
             <w:pPr>
               <w:pStyle w:val="ListBullet"/>
-              <w:spacing w:after="40" w:line="240" w:lineRule="auto"/>
+              <w:spacing w:after="60" w:line="240" w:lineRule="auto"/>
               <w:ind w:left="259" w:hanging="173"/>
             </w:pPr>
             <w:r>
               <w:rPr>
-                <w:rFonts w:ascii="Calibri" w:hAnsi="Calibri"/>
+                <w:rFonts w:ascii="Hiragino Sans GB" w:hAnsi="Hiragino Sans GB" w:eastAsia="Hiragino Sans GB" w:cs="Hiragino Sans GB"/>
                 <w:b w:val="0"/>
                 <w:i w:val="0"/>
                 <w:color w:val="243B53"/>
-                <w:sz w:val="17"/>
+                <w:sz w:val="16"/>
               </w:rPr>
               <w:t>Configured all eight supplied taxonomy categories for the pilot.</w:t>
+            </w:r>
+            <w:r>
+              <w:rPr>
+                <w:rFonts w:ascii="Hiragino Sans GB" w:hAnsi="Hiragino Sans GB" w:eastAsia="Hiragino Sans GB" w:cs="Hiragino Sans GB"/>
+                <w:b w:val="0"/>
+                <w:i w:val="0"/>
+                <w:color w:val="52606D"/>
+                <w:sz w:val="16"/>
+              </w:rPr>
+              <w:br/>
+              <w:t>为试点配置导师提供的全部八个分类。</w:t>
             </w:r>
           </w:p>
           <w:p>
             <w:pPr>
               <w:pStyle w:val="ListBullet"/>
-              <w:spacing w:after="40" w:line="240" w:lineRule="auto"/>
+              <w:spacing w:after="60" w:line="240" w:lineRule="auto"/>
               <w:ind w:left="259" w:hanging="173"/>
             </w:pPr>
             <w:r>
               <w:rPr>
-                <w:rFonts w:ascii="Calibri" w:hAnsi="Calibri"/>
+                <w:rFonts w:ascii="Hiragino Sans GB" w:hAnsi="Hiragino Sans GB" w:eastAsia="Hiragino Sans GB" w:cs="Hiragino Sans GB"/>
                 <w:b w:val="0"/>
                 <w:i w:val="0"/>
                 <w:color w:val="243B53"/>
-                <w:sz w:val="17"/>
+                <w:sz w:val="16"/>
               </w:rPr>
               <w:t>Separated Simulation from Case-Based Learning and clarified their definitions.</w:t>
+            </w:r>
+            <w:r>
+              <w:rPr>
+                <w:rFonts w:ascii="Hiragino Sans GB" w:hAnsi="Hiragino Sans GB" w:eastAsia="Hiragino Sans GB" w:cs="Hiragino Sans GB"/>
+                <w:b w:val="0"/>
+                <w:i w:val="0"/>
+                <w:color w:val="52606D"/>
+                <w:sz w:val="16"/>
+              </w:rPr>
+              <w:br/>
+              <w:t>将模拟学习与案例式学习拆分，并明确两者定义。</w:t>
             </w:r>
           </w:p>
           <w:p>
             <w:pPr>
               <w:pStyle w:val="ListBullet"/>
-              <w:spacing w:after="40" w:line="240" w:lineRule="auto"/>
+              <w:spacing w:after="60" w:line="240" w:lineRule="auto"/>
               <w:ind w:left="259" w:hanging="173"/>
             </w:pPr>
             <w:r>
               <w:rPr>
-                <w:rFonts w:ascii="Calibri" w:hAnsi="Calibri"/>
+                <w:rFonts w:ascii="Hiragino Sans GB" w:hAnsi="Hiragino Sans GB" w:eastAsia="Hiragino Sans GB" w:cs="Hiragino Sans GB"/>
                 <w:b w:val="0"/>
                 <w:i w:val="0"/>
                 <w:color w:val="243B53"/>
-                <w:sz w:val="17"/>
+                <w:sz w:val="16"/>
               </w:rPr>
               <w:t>Added overlap notes, review guidance and provisional-status labels to the taxonomy.</w:t>
+            </w:r>
+            <w:r>
+              <w:rPr>
+                <w:rFonts w:ascii="Hiragino Sans GB" w:hAnsi="Hiragino Sans GB" w:eastAsia="Hiragino Sans GB" w:cs="Hiragino Sans GB"/>
+                <w:b w:val="0"/>
+                <w:i w:val="0"/>
+                <w:color w:val="52606D"/>
+                <w:sz w:val="16"/>
+              </w:rPr>
+              <w:br/>
+              <w:t>在分类体系中补充类别重叠说明、人工复核指引和临时状态标记。</w:t>
             </w:r>
           </w:p>
         </w:tc>
@@ -2583,64 +2872,97 @@
             <w:r/>
             <w:r>
               <w:rPr>
-                <w:rFonts w:ascii="Calibri" w:hAnsi="Calibri"/>
+                <w:rFonts w:ascii="Hiragino Sans GB" w:hAnsi="Hiragino Sans GB" w:eastAsia="Hiragino Sans GB" w:cs="Hiragino Sans GB"/>
                 <w:b/>
                 <w:i w:val="0"/>
                 <w:color w:val="2E74B5"/>
                 <w:sz w:val="17"/>
               </w:rPr>
-              <w:t>Concrete deliverables</w:t>
+              <w:t>Concrete deliverables / 具体交付物</w:t>
             </w:r>
           </w:p>
           <w:p>
             <w:pPr>
               <w:pStyle w:val="ListBullet"/>
-              <w:spacing w:after="40" w:line="240" w:lineRule="auto"/>
+              <w:spacing w:after="60" w:line="240" w:lineRule="auto"/>
               <w:ind w:left="259" w:hanging="173"/>
             </w:pPr>
             <w:r>
               <w:rPr>
-                <w:rFonts w:ascii="Calibri" w:hAnsi="Calibri"/>
+                <w:rFonts w:ascii="Hiragino Sans GB" w:hAnsi="Hiragino Sans GB" w:eastAsia="Hiragino Sans GB" w:cs="Hiragino Sans GB"/>
                 <w:b w:val="0"/>
                 <w:i w:val="0"/>
                 <w:color w:val="243B53"/>
-                <w:sz w:val="17"/>
+                <w:sz w:val="16"/>
               </w:rPr>
+              <w:t>config/taxonomy_v2.json</w:t>
+            </w:r>
+            <w:r>
+              <w:rPr>
+                <w:rFonts w:ascii="Hiragino Sans GB" w:hAnsi="Hiragino Sans GB" w:eastAsia="Hiragino Sans GB" w:cs="Hiragino Sans GB"/>
+                <w:b w:val="0"/>
+                <w:i w:val="0"/>
+                <w:color w:val="52606D"/>
+                <w:sz w:val="16"/>
+              </w:rPr>
+              <w:br/>
               <w:t>config/taxonomy_v2.json</w:t>
             </w:r>
           </w:p>
           <w:p>
             <w:pPr>
               <w:pStyle w:val="ListBullet"/>
-              <w:spacing w:after="40" w:line="240" w:lineRule="auto"/>
+              <w:spacing w:after="60" w:line="240" w:lineRule="auto"/>
               <w:ind w:left="259" w:hanging="173"/>
             </w:pPr>
             <w:r>
               <w:rPr>
-                <w:rFonts w:ascii="Calibri" w:hAnsi="Calibri"/>
+                <w:rFonts w:ascii="Hiragino Sans GB" w:hAnsi="Hiragino Sans GB" w:eastAsia="Hiragino Sans GB" w:cs="Hiragino Sans GB"/>
                 <w:b w:val="0"/>
                 <w:i w:val="0"/>
                 <w:color w:val="243B53"/>
-                <w:sz w:val="17"/>
+                <w:sz w:val="16"/>
               </w:rPr>
               <w:t>Eight-category standards in the detailed algorithm report</w:t>
+            </w:r>
+            <w:r>
+              <w:rPr>
+                <w:rFonts w:ascii="Hiragino Sans GB" w:hAnsi="Hiragino Sans GB" w:eastAsia="Hiragino Sans GB" w:cs="Hiragino Sans GB"/>
+                <w:b w:val="0"/>
+                <w:i w:val="0"/>
+                <w:color w:val="52606D"/>
+                <w:sz w:val="16"/>
+              </w:rPr>
+              <w:br/>
+              <w:t>详细算法报告中的八分类标准</w:t>
             </w:r>
           </w:p>
           <w:p>
             <w:pPr>
               <w:pStyle w:val="ListBullet"/>
-              <w:spacing w:after="40" w:line="240" w:lineRule="auto"/>
+              <w:spacing w:after="60" w:line="240" w:lineRule="auto"/>
               <w:ind w:left="259" w:hanging="173"/>
             </w:pPr>
             <w:r>
               <w:rPr>
-                <w:rFonts w:ascii="Calibri" w:hAnsi="Calibri"/>
+                <w:rFonts w:ascii="Hiragino Sans GB" w:hAnsi="Hiragino Sans GB" w:eastAsia="Hiragino Sans GB" w:cs="Hiragino Sans GB"/>
                 <w:b w:val="0"/>
                 <w:i w:val="0"/>
                 <w:color w:val="243B53"/>
-                <w:sz w:val="17"/>
+                <w:sz w:val="16"/>
               </w:rPr>
               <w:t>Configuration notes for unresolved client decisions</w:t>
+            </w:r>
+            <w:r>
+              <w:rPr>
+                <w:rFonts w:ascii="Hiragino Sans GB" w:hAnsi="Hiragino Sans GB" w:eastAsia="Hiragino Sans GB" w:cs="Hiragino Sans GB"/>
+                <w:b w:val="0"/>
+                <w:i w:val="0"/>
+                <w:color w:val="52606D"/>
+                <w:sz w:val="16"/>
+              </w:rPr>
+              <w:br/>
+              <w:t>待客户确认事项的配置说明</w:t>
             </w:r>
           </w:p>
         </w:tc>
@@ -2670,23 +2992,402 @@
             <w:r/>
             <w:r>
               <w:rPr>
-                <w:rFonts w:ascii="Calibri" w:hAnsi="Calibri"/>
+                <w:rFonts w:ascii="Hiragino Sans GB" w:hAnsi="Hiragino Sans GB" w:eastAsia="Hiragino Sans GB" w:cs="Hiragino Sans GB"/>
                 <w:b/>
                 <w:i w:val="0"/>
                 <w:color w:val="1F4D78"/>
-                <w:sz w:val="17"/>
+                <w:sz w:val="16"/>
               </w:rPr>
-              <w:t xml:space="preserve">Suggested meeting line: </w:t>
+              <w:t>Suggested meeting line / 建议汇报话术:</w:t>
+              <w:br/>
             </w:r>
             <w:r>
               <w:rPr>
-                <w:rFonts w:ascii="Calibri" w:hAnsi="Calibri"/>
+                <w:rFonts w:ascii="Hiragino Sans GB" w:hAnsi="Hiragino Sans GB" w:eastAsia="Hiragino Sans GB" w:cs="Hiragino Sans GB"/>
                 <w:b w:val="0"/>
                 <w:i/>
                 <w:color w:val="243B53"/>
+                <w:sz w:val="16"/>
+              </w:rPr>
+              <w:t>“I updated the supplied taxonomy into a versioned eight-category configuration and made Simulation and Case-Based Learning independent categories with clear overlap and review guidance.”</w:t>
+              <w:br/>
+            </w:r>
+            <w:r>
+              <w:rPr>
+                <w:rFonts w:ascii="Hiragino Sans GB" w:hAnsi="Hiragino Sans GB" w:eastAsia="Hiragino Sans GB" w:cs="Hiragino Sans GB"/>
+                <w:b w:val="0"/>
+                <w:i w:val="0"/>
+                <w:color w:val="52606D"/>
+                <w:sz w:val="16"/>
+              </w:rPr>
+              <w:t>“我将导师提供的分类体系更新为版本化的八分类配置，并把模拟学习与案例式学习设为独立类别，同时补充清晰的重叠规则和复核指引。”</w:t>
+            </w:r>
+          </w:p>
+        </w:tc>
+      </w:tr>
+    </w:tbl>
+    <w:p>
+      <w:pPr>
+        <w:spacing w:after="40"/>
+      </w:pPr>
+    </w:p>
+    <w:p>
+      <w:pPr>
+        <w:pStyle w:val="Heading1"/>
+        <w:pageBreakBefore/>
+      </w:pPr>
+      <w:r>
+        <w:t>Completed contributions — Members 3–4 / 成员 3–4 已完成工作</w:t>
+      </w:r>
+    </w:p>
+    <w:tbl>
+      <w:tblPr>
+        <w:tblW w:type="auto" w:w="0"/>
+        <w:jc w:val="center"/>
+        <w:tblLayout w:type="fixed"/>
+        <w:tblLook w:firstColumn="1" w:firstRow="1" w:lastColumn="0" w:lastRow="0" w:noHBand="0" w:noVBand="1" w:val="04A0"/>
+      </w:tblPr>
+      <w:tblGrid>
+        <w:gridCol w:w="4997"/>
+        <w:gridCol w:w="4997"/>
+      </w:tblGrid>
+      <w:tr>
+        <w:tc>
+          <w:tcPr>
+            <w:tcW w:type="dxa" w:w="9360"/>
+            <w:gridSpan w:val="2"/>
+            <w:tcMar>
+              <w:top w:w="90" w:type="dxa"/>
+              <w:start w:w="120" w:type="dxa"/>
+              <w:bottom w:w="90" w:type="dxa"/>
+              <w:end w:w="120" w:type="dxa"/>
+            </w:tcMar>
+            <w:vAlign w:val="center"/>
+            <w:shd w:fill="17365D"/>
+            <w:tcBorders>
+              <w:top w:val="single" w:sz="8" w:color="17365D"/>
+              <w:left w:val="single" w:sz="8" w:color="17365D"/>
+              <w:bottom w:val="single" w:sz="8" w:color="17365D"/>
+              <w:right w:val="single" w:sz="8" w:color="17365D"/>
+              <w:insideH w:val="single" w:sz="8" w:color="17365D"/>
+              <w:insideV w:val="single" w:sz="8" w:color="17365D"/>
+            </w:tcBorders>
+          </w:tcPr>
+          <w:p>
+            <w:pPr>
+              <w:spacing w:after="0"/>
+            </w:pPr>
+            <w:r/>
+            <w:r>
+              <w:rPr>
+                <w:rFonts w:ascii="Hiragino Sans GB" w:hAnsi="Hiragino Sans GB" w:eastAsia="Hiragino Sans GB" w:cs="Hiragino Sans GB"/>
+                <w:b/>
+                <w:i w:val="0"/>
+                <w:color w:val="FFFFFF"/>
+                <w:sz w:val="22"/>
+              </w:rPr>
+              <w:t>03  Member 3</w:t>
+            </w:r>
+            <w:r>
+              <w:rPr>
+                <w:rFonts w:ascii="Hiragino Sans GB" w:hAnsi="Hiragino Sans GB" w:eastAsia="Hiragino Sans GB" w:cs="Hiragino Sans GB"/>
+                <w:b w:val="0"/>
+                <w:i w:val="0"/>
+                <w:color w:val="FFFFFF"/>
                 <w:sz w:val="17"/>
               </w:rPr>
-              <w:t>“I updated the supplied taxonomy into a versioned eight-category configuration and made Simulation and Case-Based Learning independent categories with clear overlap and review guidance.”</w:t>
+              <w:t xml:space="preserve">  |  Multi-label, overlap and review policy / 多标签、类别重叠与人工复核政策</w:t>
+            </w:r>
+          </w:p>
+        </w:tc>
+      </w:tr>
+      <w:tr>
+        <w:trPr>
+          <w:cantSplit/>
+        </w:trPr>
+        <w:tc>
+          <w:tcPr>
+            <w:tcW w:type="dxa" w:w="4997"/>
+            <w:shd w:fill="FFFFFF"/>
+            <w:tcBorders>
+              <w:top w:val="single" w:sz="6" w:color="D0D7DE"/>
+              <w:left w:val="single" w:sz="6" w:color="D0D7DE"/>
+              <w:bottom w:val="single" w:sz="6" w:color="D0D7DE"/>
+              <w:right w:val="single" w:sz="6" w:color="D0D7DE"/>
+              <w:insideH w:val="single" w:sz="6" w:color="D0D7DE"/>
+              <w:insideV w:val="single" w:sz="6" w:color="D0D7DE"/>
+            </w:tcBorders>
+          </w:tcPr>
+          <w:p>
+            <w:pPr>
+              <w:spacing w:after="0"/>
+            </w:pPr>
+            <w:r/>
+            <w:r>
+              <w:rPr>
+                <w:rFonts w:ascii="Hiragino Sans GB" w:hAnsi="Hiragino Sans GB" w:eastAsia="Hiragino Sans GB" w:cs="Hiragino Sans GB"/>
+                <w:b/>
+                <w:i w:val="0"/>
+                <w:color w:val="2E74B5"/>
+                <w:sz w:val="17"/>
+              </w:rPr>
+              <w:t>Completed responsibilities / 已完成职责</w:t>
+            </w:r>
+          </w:p>
+          <w:p>
+            <w:pPr>
+              <w:pStyle w:val="ListBullet"/>
+              <w:spacing w:after="60" w:line="240" w:lineRule="auto"/>
+              <w:ind w:left="259" w:hanging="173"/>
+            </w:pPr>
+            <w:r>
+              <w:rPr>
+                <w:rFonts w:ascii="Hiragino Sans GB" w:hAnsi="Hiragino Sans GB" w:eastAsia="Hiragino Sans GB" w:cs="Hiragino Sans GB"/>
+                <w:b w:val="0"/>
+                <w:i w:val="0"/>
+                <w:color w:val="243B53"/>
+                <w:sz w:val="16"/>
+              </w:rPr>
+              <w:t>Defined categories as non-mutually-exclusive and removed any single-winner assumption.</w:t>
+            </w:r>
+            <w:r>
+              <w:rPr>
+                <w:rFonts w:ascii="Hiragino Sans GB" w:hAnsi="Hiragino Sans GB" w:eastAsia="Hiragino Sans GB" w:cs="Hiragino Sans GB"/>
+                <w:b w:val="0"/>
+                <w:i w:val="0"/>
+                <w:color w:val="52606D"/>
+                <w:sz w:val="16"/>
+              </w:rPr>
+              <w:br/>
+              <w:t>明确各分类并非互斥，并移除单一胜出类别的假设。</w:t>
+            </w:r>
+          </w:p>
+          <w:p>
+            <w:pPr>
+              <w:pStyle w:val="ListBullet"/>
+              <w:spacing w:after="60" w:line="240" w:lineRule="auto"/>
+              <w:ind w:left="259" w:hanging="173"/>
+            </w:pPr>
+            <w:r>
+              <w:rPr>
+                <w:rFonts w:ascii="Hiragino Sans GB" w:hAnsi="Hiragino Sans GB" w:eastAsia="Hiragino Sans GB" w:cs="Hiragino Sans GB"/>
+                <w:b w:val="0"/>
+                <w:i w:val="0"/>
+                <w:color w:val="243B53"/>
+                <w:sz w:val="16"/>
+              </w:rPr>
+              <w:t>Retained an evidence item once per category so genuine overlap remains visible.</w:t>
+            </w:r>
+            <w:r>
+              <w:rPr>
+                <w:rFonts w:ascii="Hiragino Sans GB" w:hAnsi="Hiragino Sans GB" w:eastAsia="Hiragino Sans GB" w:cs="Hiragino Sans GB"/>
+                <w:b w:val="0"/>
+                <w:i w:val="0"/>
+                <w:color w:val="52606D"/>
+                <w:sz w:val="16"/>
+              </w:rPr>
+              <w:br/>
+              <w:t>同一证据条目可在每个相关类别中计数一次，以保留真实重叠关系。</w:t>
+            </w:r>
+          </w:p>
+          <w:p>
+            <w:pPr>
+              <w:pStyle w:val="ListBullet"/>
+              <w:spacing w:after="60" w:line="240" w:lineRule="auto"/>
+              <w:ind w:left="259" w:hanging="173"/>
+            </w:pPr>
+            <w:r>
+              <w:rPr>
+                <w:rFonts w:ascii="Hiragino Sans GB" w:hAnsi="Hiragino Sans GB" w:eastAsia="Hiragino Sans GB" w:cs="Hiragino Sans GB"/>
+                <w:b w:val="0"/>
+                <w:i w:val="0"/>
+                <w:color w:val="243B53"/>
+                <w:sz w:val="16"/>
+              </w:rPr>
+              <w:t>Moved administrative “Case studies” labels to review rather than treating them as automatic positive evidence.</w:t>
+            </w:r>
+            <w:r>
+              <w:rPr>
+                <w:rFonts w:ascii="Hiragino Sans GB" w:hAnsi="Hiragino Sans GB" w:eastAsia="Hiragino Sans GB" w:cs="Hiragino Sans GB"/>
+                <w:b w:val="0"/>
+                <w:i w:val="0"/>
+                <w:color w:val="52606D"/>
+                <w:sz w:val="16"/>
+              </w:rPr>
+              <w:br/>
+              <w:t>将行政标签“Case studies”转入人工复核，而非自动作为正向证据。</w:t>
+            </w:r>
+          </w:p>
+        </w:tc>
+        <w:tc>
+          <w:tcPr>
+            <w:tcW w:type="dxa" w:w="4997"/>
+            <w:shd w:fill="EEF4F8"/>
+            <w:tcBorders>
+              <w:top w:val="single" w:sz="6" w:color="D0D7DE"/>
+              <w:left w:val="single" w:sz="6" w:color="D0D7DE"/>
+              <w:bottom w:val="single" w:sz="6" w:color="D0D7DE"/>
+              <w:right w:val="single" w:sz="6" w:color="D0D7DE"/>
+              <w:insideH w:val="single" w:sz="6" w:color="D0D7DE"/>
+              <w:insideV w:val="single" w:sz="6" w:color="D0D7DE"/>
+            </w:tcBorders>
+          </w:tcPr>
+          <w:p>
+            <w:pPr>
+              <w:spacing w:after="0"/>
+            </w:pPr>
+            <w:r/>
+            <w:r>
+              <w:rPr>
+                <w:rFonts w:ascii="Hiragino Sans GB" w:hAnsi="Hiragino Sans GB" w:eastAsia="Hiragino Sans GB" w:cs="Hiragino Sans GB"/>
+                <w:b/>
+                <w:i w:val="0"/>
+                <w:color w:val="2E74B5"/>
+                <w:sz w:val="17"/>
+              </w:rPr>
+              <w:t>Concrete deliverables / 具体交付物</w:t>
+            </w:r>
+          </w:p>
+          <w:p>
+            <w:pPr>
+              <w:pStyle w:val="ListBullet"/>
+              <w:spacing w:after="60" w:line="240" w:lineRule="auto"/>
+              <w:ind w:left="259" w:hanging="173"/>
+            </w:pPr>
+            <w:r>
+              <w:rPr>
+                <w:rFonts w:ascii="Hiragino Sans GB" w:hAnsi="Hiragino Sans GB" w:eastAsia="Hiragino Sans GB" w:cs="Hiragino Sans GB"/>
+                <w:b w:val="0"/>
+                <w:i w:val="0"/>
+                <w:color w:val="243B53"/>
+                <w:sz w:val="16"/>
+              </w:rPr>
+              <w:t>Multi-label and item-category deduplication policy</w:t>
+            </w:r>
+            <w:r>
+              <w:rPr>
+                <w:rFonts w:ascii="Hiragino Sans GB" w:hAnsi="Hiragino Sans GB" w:eastAsia="Hiragino Sans GB" w:cs="Hiragino Sans GB"/>
+                <w:b w:val="0"/>
+                <w:i w:val="0"/>
+                <w:color w:val="52606D"/>
+                <w:sz w:val="16"/>
+              </w:rPr>
+              <w:br/>
+              <w:t>多标签与“证据条目—类别”去重政策</w:t>
+            </w:r>
+          </w:p>
+          <w:p>
+            <w:pPr>
+              <w:pStyle w:val="ListBullet"/>
+              <w:spacing w:after="60" w:line="240" w:lineRule="auto"/>
+              <w:ind w:left="259" w:hanging="173"/>
+            </w:pPr>
+            <w:r>
+              <w:rPr>
+                <w:rFonts w:ascii="Hiragino Sans GB" w:hAnsi="Hiragino Sans GB" w:eastAsia="Hiragino Sans GB" w:cs="Hiragino Sans GB"/>
+                <w:b w:val="0"/>
+                <w:i w:val="0"/>
+                <w:color w:val="243B53"/>
+                <w:sz w:val="16"/>
+              </w:rPr>
+              <w:t>Case/industry overlap interpretation</w:t>
+            </w:r>
+            <w:r>
+              <w:rPr>
+                <w:rFonts w:ascii="Hiragino Sans GB" w:hAnsi="Hiragino Sans GB" w:eastAsia="Hiragino Sans GB" w:cs="Hiragino Sans GB"/>
+                <w:b w:val="0"/>
+                <w:i w:val="0"/>
+                <w:color w:val="52606D"/>
+                <w:sz w:val="16"/>
+              </w:rPr>
+              <w:br/>
+              <w:t>案例与行业合作重叠关系解释</w:t>
+            </w:r>
+          </w:p>
+          <w:p>
+            <w:pPr>
+              <w:pStyle w:val="ListBullet"/>
+              <w:spacing w:after="60" w:line="240" w:lineRule="auto"/>
+              <w:ind w:left="259" w:hanging="173"/>
+            </w:pPr>
+            <w:r>
+              <w:rPr>
+                <w:rFonts w:ascii="Hiragino Sans GB" w:hAnsi="Hiragino Sans GB" w:eastAsia="Hiragino Sans GB" w:cs="Hiragino Sans GB"/>
+                <w:b w:val="0"/>
+                <w:i w:val="0"/>
+                <w:color w:val="243B53"/>
+                <w:sz w:val="16"/>
+              </w:rPr>
+              <w:t>Manual-review rules and review-queue criteria</w:t>
+            </w:r>
+            <w:r>
+              <w:rPr>
+                <w:rFonts w:ascii="Hiragino Sans GB" w:hAnsi="Hiragino Sans GB" w:eastAsia="Hiragino Sans GB" w:cs="Hiragino Sans GB"/>
+                <w:b w:val="0"/>
+                <w:i w:val="0"/>
+                <w:color w:val="52606D"/>
+                <w:sz w:val="16"/>
+              </w:rPr>
+              <w:br/>
+              <w:t>人工复核规则与复核队列标准</w:t>
+            </w:r>
+          </w:p>
+        </w:tc>
+      </w:tr>
+      <w:tr>
+        <w:trPr>
+          <w:cantSplit/>
+        </w:trPr>
+        <w:tc>
+          <w:tcPr>
+            <w:tcW w:type="dxa" w:w="9994"/>
+            <w:gridSpan w:val="2"/>
+            <w:shd w:fill="FFF4D6"/>
+            <w:tcBorders>
+              <w:top w:val="single" w:sz="6" w:color="D6A84B"/>
+              <w:left w:val="single" w:sz="6" w:color="D6A84B"/>
+              <w:bottom w:val="single" w:sz="6" w:color="D6A84B"/>
+              <w:right w:val="single" w:sz="6" w:color="D6A84B"/>
+              <w:insideH w:val="single" w:sz="6" w:color="D6A84B"/>
+              <w:insideV w:val="single" w:sz="6" w:color="D6A84B"/>
+            </w:tcBorders>
+          </w:tcPr>
+          <w:p>
+            <w:pPr>
+              <w:spacing w:after="0"/>
+            </w:pPr>
+            <w:r/>
+            <w:r>
+              <w:rPr>
+                <w:rFonts w:ascii="Hiragino Sans GB" w:hAnsi="Hiragino Sans GB" w:eastAsia="Hiragino Sans GB" w:cs="Hiragino Sans GB"/>
+                <w:b/>
+                <w:i w:val="0"/>
+                <w:color w:val="1F4D78"/>
+                <w:sz w:val="16"/>
+              </w:rPr>
+              <w:t>Suggested meeting line / 建议汇报话术:</w:t>
+              <w:br/>
+            </w:r>
+            <w:r>
+              <w:rPr>
+                <w:rFonts w:ascii="Hiragino Sans GB" w:hAnsi="Hiragino Sans GB" w:eastAsia="Hiragino Sans GB" w:cs="Hiragino Sans GB"/>
+                <w:b w:val="0"/>
+                <w:i/>
+                <w:color w:val="243B53"/>
+                <w:sz w:val="16"/>
+              </w:rPr>
+              <w:t>“I formalised the multi-label policy: a unit or evidence item can support several categories, while ambiguous administrative labels stay visible in the review queue instead of becoming automatic positives.”</w:t>
+              <w:br/>
+            </w:r>
+            <w:r>
+              <w:rPr>
+                <w:rFonts w:ascii="Hiragino Sans GB" w:hAnsi="Hiragino Sans GB" w:eastAsia="Hiragino Sans GB" w:cs="Hiragino Sans GB"/>
+                <w:b w:val="0"/>
+                <w:i w:val="0"/>
+                <w:color w:val="52606D"/>
+                <w:sz w:val="16"/>
+              </w:rPr>
+              <w:t>“我正式确立了多标签政策：一个课程或证据条目可以支持多个类别，而含义不明确的行政标签会保留在复核队列中，不会自动成为正向结果。”</w:t>
             </w:r>
           </w:p>
         </w:tc>
@@ -2737,23 +3438,23 @@
             <w:r/>
             <w:r>
               <w:rPr>
-                <w:rFonts w:ascii="Calibri" w:hAnsi="Calibri"/>
+                <w:rFonts w:ascii="Hiragino Sans GB" w:hAnsi="Hiragino Sans GB" w:eastAsia="Hiragino Sans GB" w:cs="Hiragino Sans GB"/>
                 <w:b/>
                 <w:i w:val="0"/>
                 <w:color w:val="FFFFFF"/>
                 <w:sz w:val="22"/>
               </w:rPr>
-              <w:t>03  Member 3</w:t>
+              <w:t>04  Member 4</w:t>
             </w:r>
             <w:r>
               <w:rPr>
-                <w:rFonts w:ascii="Calibri" w:hAnsi="Calibri"/>
+                <w:rFonts w:ascii="Hiragino Sans GB" w:hAnsi="Hiragino Sans GB" w:eastAsia="Hiragino Sans GB" w:cs="Hiragino Sans GB"/>
                 <w:b w:val="0"/>
                 <w:i w:val="0"/>
                 <w:color w:val="FFFFFF"/>
-                <w:sz w:val="19"/>
+                <w:sz w:val="17"/>
               </w:rPr>
-              <w:t xml:space="preserve">  |  Multi-label, overlap and review policy</w:t>
+              <w:t xml:space="preserve">  |  INFS6600 source evidence and pilot rerun / INFS6600 来源证据与试点重跑</w:t>
             </w:r>
           </w:p>
         </w:tc>
@@ -2782,64 +3483,97 @@
             <w:r/>
             <w:r>
               <w:rPr>
-                <w:rFonts w:ascii="Calibri" w:hAnsi="Calibri"/>
+                <w:rFonts w:ascii="Hiragino Sans GB" w:hAnsi="Hiragino Sans GB" w:eastAsia="Hiragino Sans GB" w:cs="Hiragino Sans GB"/>
                 <w:b/>
                 <w:i w:val="0"/>
                 <w:color w:val="2E74B5"/>
                 <w:sz w:val="17"/>
               </w:rPr>
-              <w:t>Completed responsibilities</w:t>
+              <w:t>Completed responsibilities / 已完成职责</w:t>
             </w:r>
           </w:p>
           <w:p>
             <w:pPr>
               <w:pStyle w:val="ListBullet"/>
-              <w:spacing w:after="40" w:line="240" w:lineRule="auto"/>
+              <w:spacing w:after="60" w:line="240" w:lineRule="auto"/>
               <w:ind w:left="259" w:hanging="173"/>
             </w:pPr>
             <w:r>
               <w:rPr>
-                <w:rFonts w:ascii="Calibri" w:hAnsi="Calibri"/>
+                <w:rFonts w:ascii="Hiragino Sans GB" w:hAnsi="Hiragino Sans GB" w:eastAsia="Hiragino Sans GB" w:cs="Hiragino Sans GB"/>
                 <w:b w:val="0"/>
                 <w:i w:val="0"/>
                 <w:color w:val="243B53"/>
-                <w:sz w:val="17"/>
+                <w:sz w:val="16"/>
               </w:rPr>
-              <w:t>Defined categories as non-mutually-exclusive and removed any single-winner assumption.</w:t>
+              <w:t>Verified the INFS6600 2026 Semester 2 public-outline snapshot and official source URL.</w:t>
+            </w:r>
+            <w:r>
+              <w:rPr>
+                <w:rFonts w:ascii="Hiragino Sans GB" w:hAnsi="Hiragino Sans GB" w:eastAsia="Hiragino Sans GB" w:cs="Hiragino Sans GB"/>
+                <w:b w:val="0"/>
+                <w:i w:val="0"/>
+                <w:color w:val="52606D"/>
+                <w:sz w:val="16"/>
+              </w:rPr>
+              <w:br/>
+              <w:t>核验 INFS6600 2026 年第二学期公开课程大纲快照及官方来源链接。</w:t>
             </w:r>
           </w:p>
           <w:p>
             <w:pPr>
               <w:pStyle w:val="ListBullet"/>
-              <w:spacing w:after="40" w:line="240" w:lineRule="auto"/>
+              <w:spacing w:after="60" w:line="240" w:lineRule="auto"/>
               <w:ind w:left="259" w:hanging="173"/>
             </w:pPr>
             <w:r>
               <w:rPr>
-                <w:rFonts w:ascii="Calibri" w:hAnsi="Calibri"/>
+                <w:rFonts w:ascii="Hiragino Sans GB" w:hAnsi="Hiragino Sans GB" w:eastAsia="Hiragino Sans GB" w:cs="Hiragino Sans GB"/>
                 <w:b w:val="0"/>
                 <w:i w:val="0"/>
                 <w:color w:val="243B53"/>
-                <w:sz w:val="17"/>
+                <w:sz w:val="16"/>
               </w:rPr>
-              <w:t>Retained an evidence item once per category so genuine overlap remains visible.</w:t>
+              <w:t>Maintained auditable evidence units across overview, learning outcomes, assessments and weekly schedule.</w:t>
+            </w:r>
+            <w:r>
+              <w:rPr>
+                <w:rFonts w:ascii="Hiragino Sans GB" w:hAnsi="Hiragino Sans GB" w:eastAsia="Hiragino Sans GB" w:cs="Hiragino Sans GB"/>
+                <w:b w:val="0"/>
+                <w:i w:val="0"/>
+                <w:color w:val="52606D"/>
+                <w:sz w:val="16"/>
+              </w:rPr>
+              <w:br/>
+              <w:t>维护课程概述、学习成果、考核任务和每周安排中的可审计证据条目。</w:t>
             </w:r>
           </w:p>
           <w:p>
             <w:pPr>
               <w:pStyle w:val="ListBullet"/>
-              <w:spacing w:after="40" w:line="240" w:lineRule="auto"/>
+              <w:spacing w:after="60" w:line="240" w:lineRule="auto"/>
               <w:ind w:left="259" w:hanging="173"/>
             </w:pPr>
             <w:r>
               <w:rPr>
-                <w:rFonts w:ascii="Calibri" w:hAnsi="Calibri"/>
+                <w:rFonts w:ascii="Hiragino Sans GB" w:hAnsi="Hiragino Sans GB" w:eastAsia="Hiragino Sans GB" w:cs="Hiragino Sans GB"/>
                 <w:b w:val="0"/>
                 <w:i w:val="0"/>
                 <w:color w:val="243B53"/>
-                <w:sz w:val="17"/>
+                <w:sz w:val="16"/>
               </w:rPr>
-              <w:t>Moved administrative “Case studies” labels to review rather than treating them as automatic positive evidence.</w:t>
+              <w:t>Reran the pilot and checked item IDs, source sections and original evidence text.</w:t>
+            </w:r>
+            <w:r>
+              <w:rPr>
+                <w:rFonts w:ascii="Hiragino Sans GB" w:hAnsi="Hiragino Sans GB" w:eastAsia="Hiragino Sans GB" w:cs="Hiragino Sans GB"/>
+                <w:b w:val="0"/>
+                <w:i w:val="0"/>
+                <w:color w:val="52606D"/>
+                <w:sz w:val="16"/>
+              </w:rPr>
+              <w:br/>
+              <w:t>重新运行试点，并检查条目编号、来源章节和原始证据文本。</w:t>
             </w:r>
           </w:p>
         </w:tc>
@@ -2863,64 +3597,97 @@
             <w:r/>
             <w:r>
               <w:rPr>
-                <w:rFonts w:ascii="Calibri" w:hAnsi="Calibri"/>
+                <w:rFonts w:ascii="Hiragino Sans GB" w:hAnsi="Hiragino Sans GB" w:eastAsia="Hiragino Sans GB" w:cs="Hiragino Sans GB"/>
                 <w:b/>
                 <w:i w:val="0"/>
                 <w:color w:val="2E74B5"/>
                 <w:sz w:val="17"/>
               </w:rPr>
-              <w:t>Concrete deliverables</w:t>
+              <w:t>Concrete deliverables / 具体交付物</w:t>
             </w:r>
           </w:p>
           <w:p>
             <w:pPr>
               <w:pStyle w:val="ListBullet"/>
-              <w:spacing w:after="40" w:line="240" w:lineRule="auto"/>
+              <w:spacing w:after="60" w:line="240" w:lineRule="auto"/>
               <w:ind w:left="259" w:hanging="173"/>
             </w:pPr>
             <w:r>
               <w:rPr>
-                <w:rFonts w:ascii="Calibri" w:hAnsi="Calibri"/>
+                <w:rFonts w:ascii="Hiragino Sans GB" w:hAnsi="Hiragino Sans GB" w:eastAsia="Hiragino Sans GB" w:cs="Hiragino Sans GB"/>
                 <w:b w:val="0"/>
                 <w:i w:val="0"/>
                 <w:color w:val="243B53"/>
-                <w:sz w:val="17"/>
+                <w:sz w:val="16"/>
               </w:rPr>
-              <w:t>Multi-label and item-category deduplication policy</w:t>
+              <w:t>Versioned INFS6600 source snapshot and course-information summary</w:t>
+            </w:r>
+            <w:r>
+              <w:rPr>
+                <w:rFonts w:ascii="Hiragino Sans GB" w:hAnsi="Hiragino Sans GB" w:eastAsia="Hiragino Sans GB" w:cs="Hiragino Sans GB"/>
+                <w:b w:val="0"/>
+                <w:i w:val="0"/>
+                <w:color w:val="52606D"/>
+                <w:sz w:val="16"/>
+              </w:rPr>
+              <w:br/>
+              <w:t>版本化 INFS6600 来源快照与课程信息摘要</w:t>
             </w:r>
           </w:p>
           <w:p>
             <w:pPr>
               <w:pStyle w:val="ListBullet"/>
-              <w:spacing w:after="40" w:line="240" w:lineRule="auto"/>
+              <w:spacing w:after="60" w:line="240" w:lineRule="auto"/>
               <w:ind w:left="259" w:hanging="173"/>
             </w:pPr>
             <w:r>
               <w:rPr>
-                <w:rFonts w:ascii="Calibri" w:hAnsi="Calibri"/>
+                <w:rFonts w:ascii="Hiragino Sans GB" w:hAnsi="Hiragino Sans GB" w:eastAsia="Hiragino Sans GB" w:cs="Hiragino Sans GB"/>
                 <w:b w:val="0"/>
                 <w:i w:val="0"/>
                 <w:color w:val="243B53"/>
-                <w:sz w:val="17"/>
+                <w:sz w:val="16"/>
               </w:rPr>
-              <w:t>Case/industry overlap interpretation</w:t>
+              <w:t>Classified-evidence and review-queue datasets</w:t>
+            </w:r>
+            <w:r>
+              <w:rPr>
+                <w:rFonts w:ascii="Hiragino Sans GB" w:hAnsi="Hiragino Sans GB" w:eastAsia="Hiragino Sans GB" w:cs="Hiragino Sans GB"/>
+                <w:b w:val="0"/>
+                <w:i w:val="0"/>
+                <w:color w:val="52606D"/>
+                <w:sz w:val="16"/>
+              </w:rPr>
+              <w:br/>
+              <w:t>已分类证据与人工复核队列数据集</w:t>
             </w:r>
           </w:p>
           <w:p>
             <w:pPr>
               <w:pStyle w:val="ListBullet"/>
-              <w:spacing w:after="40" w:line="240" w:lineRule="auto"/>
+              <w:spacing w:after="60" w:line="240" w:lineRule="auto"/>
               <w:ind w:left="259" w:hanging="173"/>
             </w:pPr>
             <w:r>
               <w:rPr>
-                <w:rFonts w:ascii="Calibri" w:hAnsi="Calibri"/>
+                <w:rFonts w:ascii="Hiragino Sans GB" w:hAnsi="Hiragino Sans GB" w:eastAsia="Hiragino Sans GB" w:cs="Hiragino Sans GB"/>
                 <w:b w:val="0"/>
                 <w:i w:val="0"/>
                 <w:color w:val="243B53"/>
-                <w:sz w:val="17"/>
+                <w:sz w:val="16"/>
               </w:rPr>
-              <w:t>Manual-review rules and review-queue criteria</w:t>
+              <w:t>Traceable evidence for the three positive categories</w:t>
+            </w:r>
+            <w:r>
+              <w:rPr>
+                <w:rFonts w:ascii="Hiragino Sans GB" w:hAnsi="Hiragino Sans GB" w:eastAsia="Hiragino Sans GB" w:cs="Hiragino Sans GB"/>
+                <w:b w:val="0"/>
+                <w:i w:val="0"/>
+                <w:color w:val="52606D"/>
+                <w:sz w:val="16"/>
+              </w:rPr>
+              <w:br/>
+              <w:t>三个正向类别的可追溯证据</w:t>
             </w:r>
           </w:p>
         </w:tc>
@@ -2950,23 +3717,402 @@
             <w:r/>
             <w:r>
               <w:rPr>
-                <w:rFonts w:ascii="Calibri" w:hAnsi="Calibri"/>
+                <w:rFonts w:ascii="Hiragino Sans GB" w:hAnsi="Hiragino Sans GB" w:eastAsia="Hiragino Sans GB" w:cs="Hiragino Sans GB"/>
                 <w:b/>
                 <w:i w:val="0"/>
                 <w:color w:val="1F4D78"/>
-                <w:sz w:val="17"/>
+                <w:sz w:val="16"/>
               </w:rPr>
-              <w:t xml:space="preserve">Suggested meeting line: </w:t>
+              <w:t>Suggested meeting line / 建议汇报话术:</w:t>
+              <w:br/>
             </w:r>
             <w:r>
               <w:rPr>
-                <w:rFonts w:ascii="Calibri" w:hAnsi="Calibri"/>
+                <w:rFonts w:ascii="Hiragino Sans GB" w:hAnsi="Hiragino Sans GB" w:eastAsia="Hiragino Sans GB" w:cs="Hiragino Sans GB"/>
                 <w:b w:val="0"/>
                 <w:i/>
                 <w:color w:val="243B53"/>
+                <w:sz w:val="16"/>
+              </w:rPr>
+              <w:t>“I prepared and verified the INFS6600 evidence base, reran the pilot across all four outline sections, and ensured every result remained traceable to an item ID and the official source.”</w:t>
+              <w:br/>
+            </w:r>
+            <w:r>
+              <w:rPr>
+                <w:rFonts w:ascii="Hiragino Sans GB" w:hAnsi="Hiragino Sans GB" w:eastAsia="Hiragino Sans GB" w:cs="Hiragino Sans GB"/>
+                <w:b w:val="0"/>
+                <w:i w:val="0"/>
+                <w:color w:val="52606D"/>
+                <w:sz w:val="16"/>
+              </w:rPr>
+              <w:t>“我准备并核验了 INFS6600 证据库，在课程大纲的四个部分重新运行试点，并确保每项结果均可追溯到条目编号和官方来源。”</w:t>
+            </w:r>
+          </w:p>
+        </w:tc>
+      </w:tr>
+    </w:tbl>
+    <w:p>
+      <w:pPr>
+        <w:spacing w:after="40"/>
+      </w:pPr>
+    </w:p>
+    <w:p>
+      <w:pPr>
+        <w:pStyle w:val="Heading1"/>
+        <w:pageBreakBefore/>
+      </w:pPr>
+      <w:r>
+        <w:t>Completed contributions — Members 5–6 / 成员 5–6 已完成工作</w:t>
+      </w:r>
+    </w:p>
+    <w:tbl>
+      <w:tblPr>
+        <w:tblW w:type="auto" w:w="0"/>
+        <w:jc w:val="center"/>
+        <w:tblLayout w:type="fixed"/>
+        <w:tblLook w:firstColumn="1" w:firstRow="1" w:lastColumn="0" w:lastRow="0" w:noHBand="0" w:noVBand="1" w:val="04A0"/>
+      </w:tblPr>
+      <w:tblGrid>
+        <w:gridCol w:w="4997"/>
+        <w:gridCol w:w="4997"/>
+      </w:tblGrid>
+      <w:tr>
+        <w:tc>
+          <w:tcPr>
+            <w:tcW w:type="dxa" w:w="9360"/>
+            <w:gridSpan w:val="2"/>
+            <w:tcMar>
+              <w:top w:w="90" w:type="dxa"/>
+              <w:start w:w="120" w:type="dxa"/>
+              <w:bottom w:w="90" w:type="dxa"/>
+              <w:end w:w="120" w:type="dxa"/>
+            </w:tcMar>
+            <w:vAlign w:val="center"/>
+            <w:shd w:fill="17365D"/>
+            <w:tcBorders>
+              <w:top w:val="single" w:sz="8" w:color="17365D"/>
+              <w:left w:val="single" w:sz="8" w:color="17365D"/>
+              <w:bottom w:val="single" w:sz="8" w:color="17365D"/>
+              <w:right w:val="single" w:sz="8" w:color="17365D"/>
+              <w:insideH w:val="single" w:sz="8" w:color="17365D"/>
+              <w:insideV w:val="single" w:sz="8" w:color="17365D"/>
+            </w:tcBorders>
+          </w:tcPr>
+          <w:p>
+            <w:pPr>
+              <w:spacing w:after="0"/>
+            </w:pPr>
+            <w:r/>
+            <w:r>
+              <w:rPr>
+                <w:rFonts w:ascii="Hiragino Sans GB" w:hAnsi="Hiragino Sans GB" w:eastAsia="Hiragino Sans GB" w:cs="Hiragino Sans GB"/>
+                <w:b/>
+                <w:i w:val="0"/>
+                <w:color w:val="FFFFFF"/>
+                <w:sz w:val="22"/>
+              </w:rPr>
+              <w:t>05  Member 5</w:t>
+            </w:r>
+            <w:r>
+              <w:rPr>
+                <w:rFonts w:ascii="Hiragino Sans GB" w:hAnsi="Hiragino Sans GB" w:eastAsia="Hiragino Sans GB" w:cs="Hiragino Sans GB"/>
+                <w:b w:val="0"/>
+                <w:i w:val="0"/>
+                <w:color w:val="FFFFFF"/>
                 <w:sz w:val="17"/>
               </w:rPr>
-              <w:t>“I formalised the multi-label policy: a unit or evidence item can support several categories, while ambiguous administrative labels stay visible in the review queue instead of becoming automatic positives.”</w:t>
+              <w:t xml:space="preserve">  |  Scoring method, WIL weights and confidence logic / 评分方法、WIL 权重与置信度逻辑</w:t>
+            </w:r>
+          </w:p>
+        </w:tc>
+      </w:tr>
+      <w:tr>
+        <w:trPr>
+          <w:cantSplit/>
+        </w:trPr>
+        <w:tc>
+          <w:tcPr>
+            <w:tcW w:type="dxa" w:w="4997"/>
+            <w:shd w:fill="FFFFFF"/>
+            <w:tcBorders>
+              <w:top w:val="single" w:sz="6" w:color="D0D7DE"/>
+              <w:left w:val="single" w:sz="6" w:color="D0D7DE"/>
+              <w:bottom w:val="single" w:sz="6" w:color="D0D7DE"/>
+              <w:right w:val="single" w:sz="6" w:color="D0D7DE"/>
+              <w:insideH w:val="single" w:sz="6" w:color="D0D7DE"/>
+              <w:insideV w:val="single" w:sz="6" w:color="D0D7DE"/>
+            </w:tcBorders>
+          </w:tcPr>
+          <w:p>
+            <w:pPr>
+              <w:spacing w:after="0"/>
+            </w:pPr>
+            <w:r/>
+            <w:r>
+              <w:rPr>
+                <w:rFonts w:ascii="Hiragino Sans GB" w:hAnsi="Hiragino Sans GB" w:eastAsia="Hiragino Sans GB" w:cs="Hiragino Sans GB"/>
+                <w:b/>
+                <w:i w:val="0"/>
+                <w:color w:val="2E74B5"/>
+                <w:sz w:val="17"/>
+              </w:rPr>
+              <w:t>Completed responsibilities / 已完成职责</w:t>
+            </w:r>
+          </w:p>
+          <w:p>
+            <w:pPr>
+              <w:pStyle w:val="ListBullet"/>
+              <w:spacing w:after="60" w:line="240" w:lineRule="auto"/>
+              <w:ind w:left="259" w:hanging="173"/>
+            </w:pPr>
+            <w:r>
+              <w:rPr>
+                <w:rFonts w:ascii="Hiragino Sans GB" w:hAnsi="Hiragino Sans GB" w:eastAsia="Hiragino Sans GB" w:cs="Hiragino Sans GB"/>
+                <w:b w:val="0"/>
+                <w:i w:val="0"/>
+                <w:color w:val="243B53"/>
+                <w:sz w:val="16"/>
+              </w:rPr>
+              <w:t>Applied the tutor comments to the four WIL weights: 4.0, 2.0, 2.0 and provisional 2.0.</w:t>
+            </w:r>
+            <w:r>
+              <w:rPr>
+                <w:rFonts w:ascii="Hiragino Sans GB" w:hAnsi="Hiragino Sans GB" w:eastAsia="Hiragino Sans GB" w:cs="Hiragino Sans GB"/>
+                <w:b w:val="0"/>
+                <w:i w:val="0"/>
+                <w:color w:val="52606D"/>
+                <w:sz w:val="16"/>
+              </w:rPr>
+              <w:br/>
+              <w:t>按照导师批注，将四项 WIL 权重设为 4.0、2.0、2.0 和临时 2.0。</w:t>
+            </w:r>
+          </w:p>
+          <w:p>
+            <w:pPr>
+              <w:pStyle w:val="ListBullet"/>
+              <w:spacing w:after="60" w:line="240" w:lineRule="auto"/>
+              <w:ind w:left="259" w:hanging="173"/>
+            </w:pPr>
+            <w:r>
+              <w:rPr>
+                <w:rFonts w:ascii="Hiragino Sans GB" w:hAnsi="Hiragino Sans GB" w:eastAsia="Hiragino Sans GB" w:cs="Hiragino Sans GB"/>
+                <w:b w:val="0"/>
+                <w:i w:val="0"/>
+                <w:color w:val="243B53"/>
+                <w:sz w:val="16"/>
+              </w:rPr>
+              <w:t>Kept one contribution per matched rule group and separated classified score from review score.</w:t>
+            </w:r>
+            <w:r>
+              <w:rPr>
+                <w:rFonts w:ascii="Hiragino Sans GB" w:hAnsi="Hiragino Sans GB" w:eastAsia="Hiragino Sans GB" w:cs="Hiragino Sans GB"/>
+                <w:b w:val="0"/>
+                <w:i w:val="0"/>
+                <w:color w:val="52606D"/>
+                <w:sz w:val="16"/>
+              </w:rPr>
+              <w:br/>
+              <w:t>每个匹配规则组仅计分一次，并将分类得分与复核得分分开。</w:t>
+            </w:r>
+          </w:p>
+          <w:p>
+            <w:pPr>
+              <w:pStyle w:val="ListBullet"/>
+              <w:spacing w:after="60" w:line="240" w:lineRule="auto"/>
+              <w:ind w:left="259" w:hanging="173"/>
+            </w:pPr>
+            <w:r>
+              <w:rPr>
+                <w:rFonts w:ascii="Hiragino Sans GB" w:hAnsi="Hiragino Sans GB" w:eastAsia="Hiragino Sans GB" w:cs="Hiragino Sans GB"/>
+                <w:b w:val="0"/>
+                <w:i w:val="0"/>
+                <w:color w:val="243B53"/>
+                <w:sz w:val="16"/>
+              </w:rPr>
+              <w:t>Documented the 3.0 and 5.0 thresholds as configurable and provisional.</w:t>
+            </w:r>
+            <w:r>
+              <w:rPr>
+                <w:rFonts w:ascii="Hiragino Sans GB" w:hAnsi="Hiragino Sans GB" w:eastAsia="Hiragino Sans GB" w:cs="Hiragino Sans GB"/>
+                <w:b w:val="0"/>
+                <w:i w:val="0"/>
+                <w:color w:val="52606D"/>
+                <w:sz w:val="16"/>
+              </w:rPr>
+              <w:br/>
+              <w:t>明确 3.0 和 5.0 阈值可配置且仍属临时设置。</w:t>
+            </w:r>
+          </w:p>
+        </w:tc>
+        <w:tc>
+          <w:tcPr>
+            <w:tcW w:type="dxa" w:w="4997"/>
+            <w:shd w:fill="EEF4F8"/>
+            <w:tcBorders>
+              <w:top w:val="single" w:sz="6" w:color="D0D7DE"/>
+              <w:left w:val="single" w:sz="6" w:color="D0D7DE"/>
+              <w:bottom w:val="single" w:sz="6" w:color="D0D7DE"/>
+              <w:right w:val="single" w:sz="6" w:color="D0D7DE"/>
+              <w:insideH w:val="single" w:sz="6" w:color="D0D7DE"/>
+              <w:insideV w:val="single" w:sz="6" w:color="D0D7DE"/>
+            </w:tcBorders>
+          </w:tcPr>
+          <w:p>
+            <w:pPr>
+              <w:spacing w:after="0"/>
+            </w:pPr>
+            <w:r/>
+            <w:r>
+              <w:rPr>
+                <w:rFonts w:ascii="Hiragino Sans GB" w:hAnsi="Hiragino Sans GB" w:eastAsia="Hiragino Sans GB" w:cs="Hiragino Sans GB"/>
+                <w:b/>
+                <w:i w:val="0"/>
+                <w:color w:val="2E74B5"/>
+                <w:sz w:val="17"/>
+              </w:rPr>
+              <w:t>Concrete deliverables / 具体交付物</w:t>
+            </w:r>
+          </w:p>
+          <w:p>
+            <w:pPr>
+              <w:pStyle w:val="ListBullet"/>
+              <w:spacing w:after="60" w:line="240" w:lineRule="auto"/>
+              <w:ind w:left="259" w:hanging="173"/>
+            </w:pPr>
+            <w:r>
+              <w:rPr>
+                <w:rFonts w:ascii="Hiragino Sans GB" w:hAnsi="Hiragino Sans GB" w:eastAsia="Hiragino Sans GB" w:cs="Hiragino Sans GB"/>
+                <w:b w:val="0"/>
+                <w:i w:val="0"/>
+                <w:color w:val="243B53"/>
+                <w:sz w:val="16"/>
+              </w:rPr>
+              <w:t>Updated weighted phrase-scoring configuration and logic</w:t>
+            </w:r>
+            <w:r>
+              <w:rPr>
+                <w:rFonts w:ascii="Hiragino Sans GB" w:hAnsi="Hiragino Sans GB" w:eastAsia="Hiragino Sans GB" w:cs="Hiragino Sans GB"/>
+                <w:b w:val="0"/>
+                <w:i w:val="0"/>
+                <w:color w:val="52606D"/>
+                <w:sz w:val="16"/>
+              </w:rPr>
+              <w:br/>
+              <w:t>更新后的加权短语评分配置与逻辑</w:t>
+            </w:r>
+          </w:p>
+          <w:p>
+            <w:pPr>
+              <w:pStyle w:val="ListBullet"/>
+              <w:spacing w:after="60" w:line="240" w:lineRule="auto"/>
+              <w:ind w:left="259" w:hanging="173"/>
+            </w:pPr>
+            <w:r>
+              <w:rPr>
+                <w:rFonts w:ascii="Hiragino Sans GB" w:hAnsi="Hiragino Sans GB" w:eastAsia="Hiragino Sans GB" w:cs="Hiragino Sans GB"/>
+                <w:b w:val="0"/>
+                <w:i w:val="0"/>
+                <w:color w:val="243B53"/>
+                <w:sz w:val="16"/>
+              </w:rPr>
+              <w:t>Classified, review and total matched score fields</w:t>
+            </w:r>
+            <w:r>
+              <w:rPr>
+                <w:rFonts w:ascii="Hiragino Sans GB" w:hAnsi="Hiragino Sans GB" w:eastAsia="Hiragino Sans GB" w:cs="Hiragino Sans GB"/>
+                <w:b w:val="0"/>
+                <w:i w:val="0"/>
+                <w:color w:val="52606D"/>
+                <w:sz w:val="16"/>
+              </w:rPr>
+              <w:br/>
+              <w:t>分类得分、复核得分和总匹配得分字段</w:t>
+            </w:r>
+          </w:p>
+          <w:p>
+            <w:pPr>
+              <w:pStyle w:val="ListBullet"/>
+              <w:spacing w:after="60" w:line="240" w:lineRule="auto"/>
+              <w:ind w:left="259" w:hanging="173"/>
+            </w:pPr>
+            <w:r>
+              <w:rPr>
+                <w:rFonts w:ascii="Hiragino Sans GB" w:hAnsi="Hiragino Sans GB" w:eastAsia="Hiragino Sans GB" w:cs="Hiragino Sans GB"/>
+                <w:b w:val="0"/>
+                <w:i w:val="0"/>
+                <w:color w:val="243B53"/>
+                <w:sz w:val="16"/>
+              </w:rPr>
+              <w:t>02_Classification_Algorithm_Detailed_v2.pdf</w:t>
+            </w:r>
+            <w:r>
+              <w:rPr>
+                <w:rFonts w:ascii="Hiragino Sans GB" w:hAnsi="Hiragino Sans GB" w:eastAsia="Hiragino Sans GB" w:cs="Hiragino Sans GB"/>
+                <w:b w:val="0"/>
+                <w:i w:val="0"/>
+                <w:color w:val="52606D"/>
+                <w:sz w:val="16"/>
+              </w:rPr>
+              <w:br/>
+              <w:t>02_Classification_Algorithm_Detailed_v2.pdf</w:t>
+            </w:r>
+          </w:p>
+        </w:tc>
+      </w:tr>
+      <w:tr>
+        <w:trPr>
+          <w:cantSplit/>
+        </w:trPr>
+        <w:tc>
+          <w:tcPr>
+            <w:tcW w:type="dxa" w:w="9994"/>
+            <w:gridSpan w:val="2"/>
+            <w:shd w:fill="FFF4D6"/>
+            <w:tcBorders>
+              <w:top w:val="single" w:sz="6" w:color="D6A84B"/>
+              <w:left w:val="single" w:sz="6" w:color="D6A84B"/>
+              <w:bottom w:val="single" w:sz="6" w:color="D6A84B"/>
+              <w:right w:val="single" w:sz="6" w:color="D6A84B"/>
+              <w:insideH w:val="single" w:sz="6" w:color="D6A84B"/>
+              <w:insideV w:val="single" w:sz="6" w:color="D6A84B"/>
+            </w:tcBorders>
+          </w:tcPr>
+          <w:p>
+            <w:pPr>
+              <w:spacing w:after="0"/>
+            </w:pPr>
+            <w:r/>
+            <w:r>
+              <w:rPr>
+                <w:rFonts w:ascii="Hiragino Sans GB" w:hAnsi="Hiragino Sans GB" w:eastAsia="Hiragino Sans GB" w:cs="Hiragino Sans GB"/>
+                <w:b/>
+                <w:i w:val="0"/>
+                <w:color w:val="1F4D78"/>
+                <w:sz w:val="16"/>
+              </w:rPr>
+              <w:t>Suggested meeting line / 建议汇报话术:</w:t>
+              <w:br/>
+            </w:r>
+            <w:r>
+              <w:rPr>
+                <w:rFonts w:ascii="Hiragino Sans GB" w:hAnsi="Hiragino Sans GB" w:eastAsia="Hiragino Sans GB" w:cs="Hiragino Sans GB"/>
+                <w:b w:val="0"/>
+                <w:i/>
+                <w:color w:val="243B53"/>
+                <w:sz w:val="16"/>
+              </w:rPr>
+              <w:t>“I implemented the tutor’s WIL weighting comments, separated positive and review scoring, and kept the decision thresholds explicit and provisional rather than presenting them as validated cut-offs.”</w:t>
+              <w:br/>
+            </w:r>
+            <w:r>
+              <w:rPr>
+                <w:rFonts w:ascii="Hiragino Sans GB" w:hAnsi="Hiragino Sans GB" w:eastAsia="Hiragino Sans GB" w:cs="Hiragino Sans GB"/>
+                <w:b w:val="0"/>
+                <w:i w:val="0"/>
+                <w:color w:val="52606D"/>
+                <w:sz w:val="16"/>
+              </w:rPr>
+              <w:t>“我落实了导师对 WIL 权重的批注，将正向评分与复核评分分开，并明确决策阈值仍为临时设置，而非已经验证的界限。”</w:t>
             </w:r>
           </w:p>
         </w:tc>
@@ -3017,23 +4163,23 @@
             <w:r/>
             <w:r>
               <w:rPr>
-                <w:rFonts w:ascii="Calibri" w:hAnsi="Calibri"/>
+                <w:rFonts w:ascii="Hiragino Sans GB" w:hAnsi="Hiragino Sans GB" w:eastAsia="Hiragino Sans GB" w:cs="Hiragino Sans GB"/>
                 <w:b/>
                 <w:i w:val="0"/>
                 <w:color w:val="FFFFFF"/>
                 <w:sz w:val="22"/>
               </w:rPr>
-              <w:t>04  Member 4</w:t>
+              <w:t>06  Member 6</w:t>
             </w:r>
             <w:r>
               <w:rPr>
-                <w:rFonts w:ascii="Calibri" w:hAnsi="Calibri"/>
+                <w:rFonts w:ascii="Hiragino Sans GB" w:hAnsi="Hiragino Sans GB" w:eastAsia="Hiragino Sans GB" w:cs="Hiragino Sans GB"/>
                 <w:b w:val="0"/>
                 <w:i w:val="0"/>
                 <w:color w:val="FFFFFF"/>
-                <w:sz w:val="19"/>
+                <w:sz w:val="17"/>
               </w:rPr>
-              <w:t xml:space="preserve">  |  INFS6600 source evidence and pilot rerun</w:t>
+              <w:t xml:space="preserve">  |  Evidence aggregation and course-category mapping / 证据汇总与课程—类别映射</w:t>
             </w:r>
           </w:p>
         </w:tc>
@@ -3062,64 +4208,97 @@
             <w:r/>
             <w:r>
               <w:rPr>
-                <w:rFonts w:ascii="Calibri" w:hAnsi="Calibri"/>
+                <w:rFonts w:ascii="Hiragino Sans GB" w:hAnsi="Hiragino Sans GB" w:eastAsia="Hiragino Sans GB" w:cs="Hiragino Sans GB"/>
                 <w:b/>
                 <w:i w:val="0"/>
                 <w:color w:val="2E74B5"/>
                 <w:sz w:val="17"/>
               </w:rPr>
-              <w:t>Completed responsibilities</w:t>
+              <w:t>Completed responsibilities / 已完成职责</w:t>
             </w:r>
           </w:p>
           <w:p>
             <w:pPr>
               <w:pStyle w:val="ListBullet"/>
-              <w:spacing w:after="40" w:line="240" w:lineRule="auto"/>
+              <w:spacing w:after="60" w:line="240" w:lineRule="auto"/>
               <w:ind w:left="259" w:hanging="173"/>
             </w:pPr>
             <w:r>
               <w:rPr>
-                <w:rFonts w:ascii="Calibri" w:hAnsi="Calibri"/>
+                <w:rFonts w:ascii="Hiragino Sans GB" w:hAnsi="Hiragino Sans GB" w:eastAsia="Hiragino Sans GB" w:cs="Hiragino Sans GB"/>
                 <w:b w:val="0"/>
                 <w:i w:val="0"/>
                 <w:color w:val="243B53"/>
-                <w:sz w:val="17"/>
+                <w:sz w:val="16"/>
               </w:rPr>
-              <w:t>Verified the INFS6600 2026 Semester 2 public-outline snapshot and official source URL.</w:t>
+              <w:t>Counted distinct evidence items rather than raw keyword occurrences.</w:t>
+            </w:r>
+            <w:r>
+              <w:rPr>
+                <w:rFonts w:ascii="Hiragino Sans GB" w:hAnsi="Hiragino Sans GB" w:eastAsia="Hiragino Sans GB" w:cs="Hiragino Sans GB"/>
+                <w:b w:val="0"/>
+                <w:i w:val="0"/>
+                <w:color w:val="52606D"/>
+                <w:sz w:val="16"/>
+              </w:rPr>
+              <w:br/>
+              <w:t>统计不同证据条目，而不是原始关键词出现次数。</w:t>
             </w:r>
           </w:p>
           <w:p>
             <w:pPr>
               <w:pStyle w:val="ListBullet"/>
-              <w:spacing w:after="40" w:line="240" w:lineRule="auto"/>
+              <w:spacing w:after="60" w:line="240" w:lineRule="auto"/>
               <w:ind w:left="259" w:hanging="173"/>
             </w:pPr>
             <w:r>
               <w:rPr>
-                <w:rFonts w:ascii="Calibri" w:hAnsi="Calibri"/>
+                <w:rFonts w:ascii="Hiragino Sans GB" w:hAnsi="Hiragino Sans GB" w:eastAsia="Hiragino Sans GB" w:cs="Hiragino Sans GB"/>
                 <w:b w:val="0"/>
                 <w:i w:val="0"/>
                 <w:color w:val="243B53"/>
-                <w:sz w:val="17"/>
+                <w:sz w:val="16"/>
               </w:rPr>
-              <w:t>Maintained auditable evidence units across overview, learning outcomes, assessments and weekly schedule.</w:t>
+              <w:t>Aggregated positive items, review items, classified score, review score and section counts by category.</w:t>
+            </w:r>
+            <w:r>
+              <w:rPr>
+                <w:rFonts w:ascii="Hiragino Sans GB" w:hAnsi="Hiragino Sans GB" w:eastAsia="Hiragino Sans GB" w:cs="Hiragino Sans GB"/>
+                <w:b w:val="0"/>
+                <w:i w:val="0"/>
+                <w:color w:val="52606D"/>
+                <w:sz w:val="16"/>
+              </w:rPr>
+              <w:br/>
+              <w:t>按类别汇总正向条目、复核条目、分类得分、复核得分和来源章节数量。</w:t>
             </w:r>
           </w:p>
           <w:p>
             <w:pPr>
               <w:pStyle w:val="ListBullet"/>
-              <w:spacing w:after="40" w:line="240" w:lineRule="auto"/>
+              <w:spacing w:after="60" w:line="240" w:lineRule="auto"/>
               <w:ind w:left="259" w:hanging="173"/>
             </w:pPr>
             <w:r>
               <w:rPr>
-                <w:rFonts w:ascii="Calibri" w:hAnsi="Calibri"/>
+                <w:rFonts w:ascii="Hiragino Sans GB" w:hAnsi="Hiragino Sans GB" w:eastAsia="Hiragino Sans GB" w:cs="Hiragino Sans GB"/>
                 <w:b w:val="0"/>
                 <w:i w:val="0"/>
                 <w:color w:val="243B53"/>
-                <w:sz w:val="17"/>
+                <w:sz w:val="16"/>
               </w:rPr>
-              <w:t>Reran the pilot and checked item IDs, source sections and original evidence text.</w:t>
+              <w:t>Produced the complete eight-category mapping while preserving the three positive INFS6600 allocations.</w:t>
+            </w:r>
+            <w:r>
+              <w:rPr>
+                <w:rFonts w:ascii="Hiragino Sans GB" w:hAnsi="Hiragino Sans GB" w:eastAsia="Hiragino Sans GB" w:cs="Hiragino Sans GB"/>
+                <w:b w:val="0"/>
+                <w:i w:val="0"/>
+                <w:color w:val="52606D"/>
+                <w:sz w:val="16"/>
+              </w:rPr>
+              <w:br/>
+              <w:t>生成完整八分类映射，同时保留 INFS6600 的三个正向类别结果。</w:t>
             </w:r>
           </w:p>
         </w:tc>
@@ -3143,64 +4322,97 @@
             <w:r/>
             <w:r>
               <w:rPr>
-                <w:rFonts w:ascii="Calibri" w:hAnsi="Calibri"/>
+                <w:rFonts w:ascii="Hiragino Sans GB" w:hAnsi="Hiragino Sans GB" w:eastAsia="Hiragino Sans GB" w:cs="Hiragino Sans GB"/>
                 <w:b/>
                 <w:i w:val="0"/>
                 <w:color w:val="2E74B5"/>
                 <w:sz w:val="17"/>
               </w:rPr>
-              <w:t>Concrete deliverables</w:t>
+              <w:t>Concrete deliverables / 具体交付物</w:t>
             </w:r>
           </w:p>
           <w:p>
             <w:pPr>
               <w:pStyle w:val="ListBullet"/>
-              <w:spacing w:after="40" w:line="240" w:lineRule="auto"/>
+              <w:spacing w:after="60" w:line="240" w:lineRule="auto"/>
               <w:ind w:left="259" w:hanging="173"/>
             </w:pPr>
             <w:r>
               <w:rPr>
-                <w:rFonts w:ascii="Calibri" w:hAnsi="Calibri"/>
+                <w:rFonts w:ascii="Hiragino Sans GB" w:hAnsi="Hiragino Sans GB" w:eastAsia="Hiragino Sans GB" w:cs="Hiragino Sans GB"/>
                 <w:b w:val="0"/>
                 <w:i w:val="0"/>
                 <w:color w:val="243B53"/>
-                <w:sz w:val="17"/>
+                <w:sz w:val="16"/>
               </w:rPr>
-              <w:t>Versioned INFS6600 source snapshot and course-information summary</w:t>
+              <w:t>classification_results.json and unit_category_summary.csv</w:t>
+            </w:r>
+            <w:r>
+              <w:rPr>
+                <w:rFonts w:ascii="Hiragino Sans GB" w:hAnsi="Hiragino Sans GB" w:eastAsia="Hiragino Sans GB" w:cs="Hiragino Sans GB"/>
+                <w:b w:val="0"/>
+                <w:i w:val="0"/>
+                <w:color w:val="52606D"/>
+                <w:sz w:val="16"/>
+              </w:rPr>
+              <w:br/>
+              <w:t>classification_results.json 与 unit_category_summary.csv</w:t>
             </w:r>
           </w:p>
           <w:p>
             <w:pPr>
               <w:pStyle w:val="ListBullet"/>
-              <w:spacing w:after="40" w:line="240" w:lineRule="auto"/>
+              <w:spacing w:after="60" w:line="240" w:lineRule="auto"/>
               <w:ind w:left="259" w:hanging="173"/>
             </w:pPr>
             <w:r>
               <w:rPr>
-                <w:rFonts w:ascii="Calibri" w:hAnsi="Calibri"/>
+                <w:rFonts w:ascii="Hiragino Sans GB" w:hAnsi="Hiragino Sans GB" w:eastAsia="Hiragino Sans GB" w:cs="Hiragino Sans GB"/>
                 <w:b w:val="0"/>
                 <w:i w:val="0"/>
                 <w:color w:val="243B53"/>
-                <w:sz w:val="17"/>
+                <w:sz w:val="16"/>
               </w:rPr>
-              <w:t>Classified-evidence and review-queue datasets</w:t>
+              <w:t>Course-category mapping in Markdown and CSV</w:t>
+            </w:r>
+            <w:r>
+              <w:rPr>
+                <w:rFonts w:ascii="Hiragino Sans GB" w:hAnsi="Hiragino Sans GB" w:eastAsia="Hiragino Sans GB" w:cs="Hiragino Sans GB"/>
+                <w:b w:val="0"/>
+                <w:i w:val="0"/>
+                <w:color w:val="52606D"/>
+                <w:sz w:val="16"/>
+              </w:rPr>
+              <w:br/>
+              <w:t>Markdown 和 CSV 格式的课程—类别映射</w:t>
             </w:r>
           </w:p>
           <w:p>
             <w:pPr>
               <w:pStyle w:val="ListBullet"/>
-              <w:spacing w:after="40" w:line="240" w:lineRule="auto"/>
+              <w:spacing w:after="60" w:line="240" w:lineRule="auto"/>
               <w:ind w:left="259" w:hanging="173"/>
             </w:pPr>
             <w:r>
               <w:rPr>
-                <w:rFonts w:ascii="Calibri" w:hAnsi="Calibri"/>
+                <w:rFonts w:ascii="Hiragino Sans GB" w:hAnsi="Hiragino Sans GB" w:eastAsia="Hiragino Sans GB" w:cs="Hiragino Sans GB"/>
                 <w:b w:val="0"/>
                 <w:i w:val="0"/>
                 <w:color w:val="243B53"/>
-                <w:sz w:val="17"/>
+                <w:sz w:val="16"/>
               </w:rPr>
-              <w:t>Traceable evidence for the three positive categories</w:t>
+              <w:t>Verified WIL, Case-Based and Project/Problem-Based positive result</w:t>
+            </w:r>
+            <w:r>
+              <w:rPr>
+                <w:rFonts w:ascii="Hiragino Sans GB" w:hAnsi="Hiragino Sans GB" w:eastAsia="Hiragino Sans GB" w:cs="Hiragino Sans GB"/>
+                <w:b w:val="0"/>
+                <w:i w:val="0"/>
+                <w:color w:val="52606D"/>
+                <w:sz w:val="16"/>
+              </w:rPr>
+              <w:br/>
+              <w:t>经核验的 WIL、案例式学习和项目/问题式学习正向结果</w:t>
             </w:r>
           </w:p>
         </w:tc>
@@ -3230,23 +4442,35 @@
             <w:r/>
             <w:r>
               <w:rPr>
-                <w:rFonts w:ascii="Calibri" w:hAnsi="Calibri"/>
+                <w:rFonts w:ascii="Hiragino Sans GB" w:hAnsi="Hiragino Sans GB" w:eastAsia="Hiragino Sans GB" w:cs="Hiragino Sans GB"/>
                 <w:b/>
                 <w:i w:val="0"/>
                 <w:color w:val="1F4D78"/>
-                <w:sz w:val="17"/>
+                <w:sz w:val="16"/>
               </w:rPr>
-              <w:t xml:space="preserve">Suggested meeting line: </w:t>
+              <w:t>Suggested meeting line / 建议汇报话术:</w:t>
+              <w:br/>
             </w:r>
             <w:r>
               <w:rPr>
-                <w:rFonts w:ascii="Calibri" w:hAnsi="Calibri"/>
+                <w:rFonts w:ascii="Hiragino Sans GB" w:hAnsi="Hiragino Sans GB" w:eastAsia="Hiragino Sans GB" w:cs="Hiragino Sans GB"/>
                 <w:b w:val="0"/>
                 <w:i/>
                 <w:color w:val="243B53"/>
-                <w:sz w:val="17"/>
+                <w:sz w:val="16"/>
               </w:rPr>
-              <w:t>“I prepared and verified the INFS6600 evidence base, reran the pilot across all four outline sections, and ensured every result remained traceable to an item ID and the official source.”</w:t>
+              <w:t>“I built the category-level aggregation and mapping outputs, using distinct evidence-item counts and separate score totals so the three INFS6600 allocations can be audited clearly.”</w:t>
+              <w:br/>
+            </w:r>
+            <w:r>
+              <w:rPr>
+                <w:rFonts w:ascii="Hiragino Sans GB" w:hAnsi="Hiragino Sans GB" w:eastAsia="Hiragino Sans GB" w:cs="Hiragino Sans GB"/>
+                <w:b w:val="0"/>
+                <w:i w:val="0"/>
+                <w:color w:val="52606D"/>
+                <w:sz w:val="16"/>
+              </w:rPr>
+              <w:t>“我构建了类别级汇总和映射输出，采用不同证据条目数量及分离的得分合计，使 INFS6600 的三个分类结果能够被清晰审计。”</w:t>
             </w:r>
           </w:p>
         </w:tc>
@@ -3258,16 +4482,12 @@
       </w:pPr>
     </w:p>
     <w:p>
-      <w:r>
-        <w:br w:type="page"/>
-      </w:r>
-    </w:p>
-    <w:p>
       <w:pPr>
         <w:pStyle w:val="Heading1"/>
+        <w:pageBreakBefore/>
       </w:pPr>
       <w:r>
-        <w:t>Individual completed contributions — members 5–8</w:t>
+        <w:t>Completed contributions — Members 7–8 / 成员 7–8 已完成工作</w:t>
       </w:r>
     </w:p>
     <w:tbl>
@@ -3310,23 +4530,23 @@
             <w:r/>
             <w:r>
               <w:rPr>
-                <w:rFonts w:ascii="Calibri" w:hAnsi="Calibri"/>
+                <w:rFonts w:ascii="Hiragino Sans GB" w:hAnsi="Hiragino Sans GB" w:eastAsia="Hiragino Sans GB" w:cs="Hiragino Sans GB"/>
                 <w:b/>
                 <w:i w:val="0"/>
                 <w:color w:val="FFFFFF"/>
                 <w:sz w:val="22"/>
               </w:rPr>
-              <w:t>05  Member 5</w:t>
+              <w:t>07  Member 7</w:t>
             </w:r>
             <w:r>
               <w:rPr>
-                <w:rFonts w:ascii="Calibri" w:hAnsi="Calibri"/>
+                <w:rFonts w:ascii="Hiragino Sans GB" w:hAnsi="Hiragino Sans GB" w:eastAsia="Hiragino Sans GB" w:cs="Hiragino Sans GB"/>
                 <w:b w:val="0"/>
                 <w:i w:val="0"/>
                 <w:color w:val="FFFFFF"/>
-                <w:sz w:val="19"/>
+                <w:sz w:val="17"/>
               </w:rPr>
-              <w:t xml:space="preserve">  |  Scoring method, WIL weights and confidence logic</w:t>
+              <w:t xml:space="preserve">  |  Visualisation and report production / 可视化与报告制作</w:t>
             </w:r>
           </w:p>
         </w:tc>
@@ -3355,64 +4575,97 @@
             <w:r/>
             <w:r>
               <w:rPr>
-                <w:rFonts w:ascii="Calibri" w:hAnsi="Calibri"/>
+                <w:rFonts w:ascii="Hiragino Sans GB" w:hAnsi="Hiragino Sans GB" w:eastAsia="Hiragino Sans GB" w:cs="Hiragino Sans GB"/>
                 <w:b/>
                 <w:i w:val="0"/>
                 <w:color w:val="2E74B5"/>
                 <w:sz w:val="17"/>
               </w:rPr>
-              <w:t>Completed responsibilities</w:t>
+              <w:t>Completed responsibilities / 已完成职责</w:t>
             </w:r>
           </w:p>
           <w:p>
             <w:pPr>
               <w:pStyle w:val="ListBullet"/>
-              <w:spacing w:after="40" w:line="240" w:lineRule="auto"/>
+              <w:spacing w:after="60" w:line="240" w:lineRule="auto"/>
               <w:ind w:left="259" w:hanging="173"/>
             </w:pPr>
             <w:r>
               <w:rPr>
-                <w:rFonts w:ascii="Calibri" w:hAnsi="Calibri"/>
+                <w:rFonts w:ascii="Hiragino Sans GB" w:hAnsi="Hiragino Sans GB" w:eastAsia="Hiragino Sans GB" w:cs="Hiragino Sans GB"/>
                 <w:b w:val="0"/>
                 <w:i w:val="0"/>
                 <w:color w:val="243B53"/>
-                <w:sz w:val="17"/>
+                <w:sz w:val="16"/>
               </w:rPr>
-              <w:t>Applied the tutor comments to the four WIL weights: 4.0, 2.0, 2.0 and provisional 2.0.</w:t>
+              <w:t>Created three INFS6600-only taxonomy figures for evidence counts, scores and source sections.</w:t>
+            </w:r>
+            <w:r>
+              <w:rPr>
+                <w:rFonts w:ascii="Hiragino Sans GB" w:hAnsi="Hiragino Sans GB" w:eastAsia="Hiragino Sans GB" w:cs="Hiragino Sans GB"/>
+                <w:b w:val="0"/>
+                <w:i w:val="0"/>
+                <w:color w:val="52606D"/>
+                <w:sz w:val="16"/>
+              </w:rPr>
+              <w:br/>
+              <w:t>为证据数量、类别得分和来源章节制作三张仅针对 INFS6600 的分类图。</w:t>
             </w:r>
           </w:p>
           <w:p>
             <w:pPr>
               <w:pStyle w:val="ListBullet"/>
-              <w:spacing w:after="40" w:line="240" w:lineRule="auto"/>
+              <w:spacing w:after="60" w:line="240" w:lineRule="auto"/>
               <w:ind w:left="259" w:hanging="173"/>
             </w:pPr>
             <w:r>
               <w:rPr>
-                <w:rFonts w:ascii="Calibri" w:hAnsi="Calibri"/>
+                <w:rFonts w:ascii="Hiragino Sans GB" w:hAnsi="Hiragino Sans GB" w:eastAsia="Hiragino Sans GB" w:cs="Hiragino Sans GB"/>
                 <w:b w:val="0"/>
                 <w:i w:val="0"/>
                 <w:color w:val="243B53"/>
-                <w:sz w:val="17"/>
+                <w:sz w:val="16"/>
               </w:rPr>
-              <w:t>Kept one contribution per matched rule group and separated classified score from review score.</w:t>
+              <w:t>Integrated total scoring, review signals and multi-label interpretation into the pilot report.</w:t>
+            </w:r>
+            <w:r>
+              <w:rPr>
+                <w:rFonts w:ascii="Hiragino Sans GB" w:hAnsi="Hiragino Sans GB" w:eastAsia="Hiragino Sans GB" w:cs="Hiragino Sans GB"/>
+                <w:b w:val="0"/>
+                <w:i w:val="0"/>
+                <w:color w:val="52606D"/>
+                <w:sz w:val="16"/>
+              </w:rPr>
+              <w:br/>
+              <w:t>将总评分、复核信号和多标签解释整合进试点报告。</w:t>
             </w:r>
           </w:p>
           <w:p>
             <w:pPr>
               <w:pStyle w:val="ListBullet"/>
-              <w:spacing w:after="40" w:line="240" w:lineRule="auto"/>
+              <w:spacing w:after="60" w:line="240" w:lineRule="auto"/>
               <w:ind w:left="259" w:hanging="173"/>
             </w:pPr>
             <w:r>
               <w:rPr>
-                <w:rFonts w:ascii="Calibri" w:hAnsi="Calibri"/>
+                <w:rFonts w:ascii="Hiragino Sans GB" w:hAnsi="Hiragino Sans GB" w:eastAsia="Hiragino Sans GB" w:cs="Hiragino Sans GB"/>
                 <w:b w:val="0"/>
                 <w:i w:val="0"/>
                 <w:color w:val="243B53"/>
-                <w:sz w:val="17"/>
+                <w:sz w:val="16"/>
               </w:rPr>
-              <w:t>Documented the 3.0 and 5.0 thresholds as configurable and provisional.</w:t>
+              <w:t>Produced the updated course-category mapping report for meeting review.</w:t>
+            </w:r>
+            <w:r>
+              <w:rPr>
+                <w:rFonts w:ascii="Hiragino Sans GB" w:hAnsi="Hiragino Sans GB" w:eastAsia="Hiragino Sans GB" w:cs="Hiragino Sans GB"/>
+                <w:b w:val="0"/>
+                <w:i w:val="0"/>
+                <w:color w:val="52606D"/>
+                <w:sz w:val="16"/>
+              </w:rPr>
+              <w:br/>
+              <w:t>制作更新后的课程—类别映射报告，供会议审阅。</w:t>
             </w:r>
           </w:p>
         </w:tc>
@@ -3436,64 +4689,97 @@
             <w:r/>
             <w:r>
               <w:rPr>
-                <w:rFonts w:ascii="Calibri" w:hAnsi="Calibri"/>
+                <w:rFonts w:ascii="Hiragino Sans GB" w:hAnsi="Hiragino Sans GB" w:eastAsia="Hiragino Sans GB" w:cs="Hiragino Sans GB"/>
                 <w:b/>
                 <w:i w:val="0"/>
                 <w:color w:val="2E74B5"/>
                 <w:sz w:val="17"/>
               </w:rPr>
-              <w:t>Concrete deliverables</w:t>
+              <w:t>Concrete deliverables / 具体交付物</w:t>
             </w:r>
           </w:p>
           <w:p>
             <w:pPr>
               <w:pStyle w:val="ListBullet"/>
-              <w:spacing w:after="40" w:line="240" w:lineRule="auto"/>
+              <w:spacing w:after="60" w:line="240" w:lineRule="auto"/>
               <w:ind w:left="259" w:hanging="173"/>
             </w:pPr>
             <w:r>
               <w:rPr>
-                <w:rFonts w:ascii="Calibri" w:hAnsi="Calibri"/>
+                <w:rFonts w:ascii="Hiragino Sans GB" w:hAnsi="Hiragino Sans GB" w:eastAsia="Hiragino Sans GB" w:cs="Hiragino Sans GB"/>
                 <w:b w:val="0"/>
                 <w:i w:val="0"/>
                 <w:color w:val="243B53"/>
-                <w:sz w:val="17"/>
+                <w:sz w:val="16"/>
               </w:rPr>
-              <w:t>Updated weighted phrase-scoring configuration and logic</w:t>
+              <w:t>Three versioned PNG figures</w:t>
+            </w:r>
+            <w:r>
+              <w:rPr>
+                <w:rFonts w:ascii="Hiragino Sans GB" w:hAnsi="Hiragino Sans GB" w:eastAsia="Hiragino Sans GB" w:cs="Hiragino Sans GB"/>
+                <w:b w:val="0"/>
+                <w:i w:val="0"/>
+                <w:color w:val="52606D"/>
+                <w:sz w:val="16"/>
+              </w:rPr>
+              <w:br/>
+              <w:t>三张版本化 PNG 图表</w:t>
             </w:r>
           </w:p>
           <w:p>
             <w:pPr>
               <w:pStyle w:val="ListBullet"/>
-              <w:spacing w:after="40" w:line="240" w:lineRule="auto"/>
+              <w:spacing w:after="60" w:line="240" w:lineRule="auto"/>
               <w:ind w:left="259" w:hanging="173"/>
             </w:pPr>
             <w:r>
               <w:rPr>
-                <w:rFonts w:ascii="Calibri" w:hAnsi="Calibri"/>
+                <w:rFonts w:ascii="Hiragino Sans GB" w:hAnsi="Hiragino Sans GB" w:eastAsia="Hiragino Sans GB" w:cs="Hiragino Sans GB"/>
                 <w:b w:val="0"/>
                 <w:i w:val="0"/>
                 <w:color w:val="243B53"/>
-                <w:sz w:val="17"/>
+                <w:sz w:val="16"/>
               </w:rPr>
-              <w:t>Classified, review and total matched score fields</w:t>
+              <w:t>pilot_results_v2.md</w:t>
+            </w:r>
+            <w:r>
+              <w:rPr>
+                <w:rFonts w:ascii="Hiragino Sans GB" w:hAnsi="Hiragino Sans GB" w:eastAsia="Hiragino Sans GB" w:cs="Hiragino Sans GB"/>
+                <w:b w:val="0"/>
+                <w:i w:val="0"/>
+                <w:color w:val="52606D"/>
+                <w:sz w:val="16"/>
+              </w:rPr>
+              <w:br/>
+              <w:t>pilot_results_v2.md</w:t>
             </w:r>
           </w:p>
           <w:p>
             <w:pPr>
               <w:pStyle w:val="ListBullet"/>
-              <w:spacing w:after="40" w:line="240" w:lineRule="auto"/>
+              <w:spacing w:after="60" w:line="240" w:lineRule="auto"/>
               <w:ind w:left="259" w:hanging="173"/>
             </w:pPr>
             <w:r>
               <w:rPr>
-                <w:rFonts w:ascii="Calibri" w:hAnsi="Calibri"/>
+                <w:rFonts w:ascii="Hiragino Sans GB" w:hAnsi="Hiragino Sans GB" w:eastAsia="Hiragino Sans GB" w:cs="Hiragino Sans GB"/>
                 <w:b w:val="0"/>
                 <w:i w:val="0"/>
                 <w:color w:val="243B53"/>
-                <w:sz w:val="17"/>
+                <w:sz w:val="16"/>
               </w:rPr>
-              <w:t>02_Classification_Algorithm_Detailed_v2.pdf</w:t>
+              <w:t>05_INFS6600_Course_Category_Mapping_v2.pdf</w:t>
+            </w:r>
+            <w:r>
+              <w:rPr>
+                <w:rFonts w:ascii="Hiragino Sans GB" w:hAnsi="Hiragino Sans GB" w:eastAsia="Hiragino Sans GB" w:cs="Hiragino Sans GB"/>
+                <w:b w:val="0"/>
+                <w:i w:val="0"/>
+                <w:color w:val="52606D"/>
+                <w:sz w:val="16"/>
+              </w:rPr>
+              <w:br/>
+              <w:t>05_INFS6600_Course_Category_Mapping_v2.pdf</w:t>
             </w:r>
           </w:p>
         </w:tc>
@@ -3523,23 +4809,35 @@
             <w:r/>
             <w:r>
               <w:rPr>
-                <w:rFonts w:ascii="Calibri" w:hAnsi="Calibri"/>
+                <w:rFonts w:ascii="Hiragino Sans GB" w:hAnsi="Hiragino Sans GB" w:eastAsia="Hiragino Sans GB" w:cs="Hiragino Sans GB"/>
                 <w:b/>
                 <w:i w:val="0"/>
                 <w:color w:val="1F4D78"/>
-                <w:sz w:val="17"/>
+                <w:sz w:val="16"/>
               </w:rPr>
-              <w:t xml:space="preserve">Suggested meeting line: </w:t>
+              <w:t>Suggested meeting line / 建议汇报话术:</w:t>
+              <w:br/>
             </w:r>
             <w:r>
               <w:rPr>
-                <w:rFonts w:ascii="Calibri" w:hAnsi="Calibri"/>
+                <w:rFonts w:ascii="Hiragino Sans GB" w:hAnsi="Hiragino Sans GB" w:eastAsia="Hiragino Sans GB" w:cs="Hiragino Sans GB"/>
                 <w:b w:val="0"/>
                 <w:i/>
                 <w:color w:val="243B53"/>
-                <w:sz w:val="17"/>
+                <w:sz w:val="16"/>
               </w:rPr>
-              <w:t>“I implemented the tutor’s WIL weighting comments, separated positive and review scoring, and kept the decision thresholds explicit and provisional rather than presenting them as validated cut-offs.”</w:t>
+              <w:t>“I turned the updated results into the three requested pilot-scale figures and the mapping report, showing evidence counts, total scores and where the evidence appears in the unit outline.”</w:t>
+              <w:br/>
+            </w:r>
+            <w:r>
+              <w:rPr>
+                <w:rFonts w:ascii="Hiragino Sans GB" w:hAnsi="Hiragino Sans GB" w:eastAsia="Hiragino Sans GB" w:cs="Hiragino Sans GB"/>
+                <w:b w:val="0"/>
+                <w:i w:val="0"/>
+                <w:color w:val="52606D"/>
+                <w:sz w:val="16"/>
+              </w:rPr>
+              <w:t>“我将更新结果制作成三张试点规模图表和映射报告，展示证据数量、总得分以及证据在课程大纲中的分布位置。”</w:t>
             </w:r>
           </w:p>
         </w:tc>
@@ -3590,23 +4888,23 @@
             <w:r/>
             <w:r>
               <w:rPr>
-                <w:rFonts w:ascii="Calibri" w:hAnsi="Calibri"/>
+                <w:rFonts w:ascii="Hiragino Sans GB" w:hAnsi="Hiragino Sans GB" w:eastAsia="Hiragino Sans GB" w:cs="Hiragino Sans GB"/>
                 <w:b/>
                 <w:i w:val="0"/>
                 <w:color w:val="FFFFFF"/>
                 <w:sz w:val="22"/>
               </w:rPr>
-              <w:t>06  Member 6</w:t>
+              <w:t>08  Member 8</w:t>
             </w:r>
             <w:r>
               <w:rPr>
-                <w:rFonts w:ascii="Calibri" w:hAnsi="Calibri"/>
+                <w:rFonts w:ascii="Hiragino Sans GB" w:hAnsi="Hiragino Sans GB" w:eastAsia="Hiragino Sans GB" w:cs="Hiragino Sans GB"/>
                 <w:b w:val="0"/>
                 <w:i w:val="0"/>
                 <w:color w:val="FFFFFF"/>
-                <w:sz w:val="19"/>
+                <w:sz w:val="17"/>
               </w:rPr>
-              <w:t xml:space="preserve">  |  Evidence aggregation and course-category mapping</w:t>
+              <w:t xml:space="preserve">  |  Quality assurance, release packaging and version control / 质量保证、发布打包与版本控制</w:t>
             </w:r>
           </w:p>
         </w:tc>
@@ -3635,64 +4933,97 @@
             <w:r/>
             <w:r>
               <w:rPr>
-                <w:rFonts w:ascii="Calibri" w:hAnsi="Calibri"/>
+                <w:rFonts w:ascii="Hiragino Sans GB" w:hAnsi="Hiragino Sans GB" w:eastAsia="Hiragino Sans GB" w:cs="Hiragino Sans GB"/>
                 <w:b/>
                 <w:i w:val="0"/>
                 <w:color w:val="2E74B5"/>
                 <w:sz w:val="17"/>
               </w:rPr>
-              <w:t>Completed responsibilities</w:t>
+              <w:t>Completed responsibilities / 已完成职责</w:t>
             </w:r>
           </w:p>
           <w:p>
             <w:pPr>
               <w:pStyle w:val="ListBullet"/>
-              <w:spacing w:after="40" w:line="240" w:lineRule="auto"/>
+              <w:spacing w:after="60" w:line="240" w:lineRule="auto"/>
               <w:ind w:left="259" w:hanging="173"/>
             </w:pPr>
             <w:r>
               <w:rPr>
-                <w:rFonts w:ascii="Calibri" w:hAnsi="Calibri"/>
+                <w:rFonts w:ascii="Hiragino Sans GB" w:hAnsi="Hiragino Sans GB" w:eastAsia="Hiragino Sans GB" w:cs="Hiragino Sans GB"/>
                 <w:b w:val="0"/>
                 <w:i w:val="0"/>
                 <w:color w:val="243B53"/>
-                <w:sz w:val="17"/>
+                <w:sz w:val="16"/>
               </w:rPr>
-              <w:t>Counted distinct evidence items rather than raw keyword occurrences.</w:t>
+              <w:t>Ran offline unit and tutor-feedback regression checks for the eight-category multi-label result.</w:t>
+            </w:r>
+            <w:r>
+              <w:rPr>
+                <w:rFonts w:ascii="Hiragino Sans GB" w:hAnsi="Hiragino Sans GB" w:eastAsia="Hiragino Sans GB" w:cs="Hiragino Sans GB"/>
+                <w:b w:val="0"/>
+                <w:i w:val="0"/>
+                <w:color w:val="52606D"/>
+                <w:sz w:val="16"/>
+              </w:rPr>
+              <w:br/>
+              <w:t>对八分类多标签结果运行离线单元测试和导师反馈回归检查。</w:t>
             </w:r>
           </w:p>
           <w:p>
             <w:pPr>
               <w:pStyle w:val="ListBullet"/>
-              <w:spacing w:after="40" w:line="240" w:lineRule="auto"/>
+              <w:spacing w:after="60" w:line="240" w:lineRule="auto"/>
               <w:ind w:left="259" w:hanging="173"/>
             </w:pPr>
             <w:r>
               <w:rPr>
-                <w:rFonts w:ascii="Calibri" w:hAnsi="Calibri"/>
+                <w:rFonts w:ascii="Hiragino Sans GB" w:hAnsi="Hiragino Sans GB" w:eastAsia="Hiragino Sans GB" w:cs="Hiragino Sans GB"/>
                 <w:b w:val="0"/>
                 <w:i w:val="0"/>
                 <w:color w:val="243B53"/>
-                <w:sz w:val="17"/>
+                <w:sz w:val="16"/>
               </w:rPr>
-              <w:t>Aggregated positive items, review items, classified score, review score and section counts by category.</w:t>
+              <w:t>Verified generated reports, release hashes and the two final PDF deliverables.</w:t>
+            </w:r>
+            <w:r>
+              <w:rPr>
+                <w:rFonts w:ascii="Hiragino Sans GB" w:hAnsi="Hiragino Sans GB" w:eastAsia="Hiragino Sans GB" w:cs="Hiragino Sans GB"/>
+                <w:b w:val="0"/>
+                <w:i w:val="0"/>
+                <w:color w:val="52606D"/>
+                <w:sz w:val="16"/>
+              </w:rPr>
+              <w:br/>
+              <w:t>核验生成的报告、发布哈希和两份最终 PDF 交付物。</w:t>
             </w:r>
           </w:p>
           <w:p>
             <w:pPr>
               <w:pStyle w:val="ListBullet"/>
-              <w:spacing w:after="40" w:line="240" w:lineRule="auto"/>
+              <w:spacing w:after="60" w:line="240" w:lineRule="auto"/>
               <w:ind w:left="259" w:hanging="173"/>
             </w:pPr>
             <w:r>
               <w:rPr>
-                <w:rFonts w:ascii="Calibri" w:hAnsi="Calibri"/>
+                <w:rFonts w:ascii="Hiragino Sans GB" w:hAnsi="Hiragino Sans GB" w:eastAsia="Hiragino Sans GB" w:cs="Hiragino Sans GB"/>
                 <w:b w:val="0"/>
                 <w:i w:val="0"/>
                 <w:color w:val="243B53"/>
-                <w:sz w:val="17"/>
+                <w:sz w:val="16"/>
               </w:rPr>
-              <w:t>Produced the complete eight-category mapping while preserving the three positive INFS6600 allocations.</w:t>
+              <w:t>Packaged the update as a separate tutor-feedback-v2 Git version while preserving the original main branch.</w:t>
+            </w:r>
+            <w:r>
+              <w:rPr>
+                <w:rFonts w:ascii="Hiragino Sans GB" w:hAnsi="Hiragino Sans GB" w:eastAsia="Hiragino Sans GB" w:cs="Hiragino Sans GB"/>
+                <w:b w:val="0"/>
+                <w:i w:val="0"/>
+                <w:color w:val="52606D"/>
+                <w:sz w:val="16"/>
+              </w:rPr>
+              <w:br/>
+              <w:t>以独立的 tutor-feedback-v2 Git 版本打包更新，并保留原始 main 分支。</w:t>
             </w:r>
           </w:p>
         </w:tc>
@@ -3716,64 +5047,97 @@
             <w:r/>
             <w:r>
               <w:rPr>
-                <w:rFonts w:ascii="Calibri" w:hAnsi="Calibri"/>
+                <w:rFonts w:ascii="Hiragino Sans GB" w:hAnsi="Hiragino Sans GB" w:eastAsia="Hiragino Sans GB" w:cs="Hiragino Sans GB"/>
                 <w:b/>
                 <w:i w:val="0"/>
                 <w:color w:val="2E74B5"/>
                 <w:sz w:val="17"/>
               </w:rPr>
-              <w:t>Concrete deliverables</w:t>
+              <w:t>Concrete deliverables / 具体交付物</w:t>
             </w:r>
           </w:p>
           <w:p>
             <w:pPr>
               <w:pStyle w:val="ListBullet"/>
-              <w:spacing w:after="40" w:line="240" w:lineRule="auto"/>
+              <w:spacing w:after="60" w:line="240" w:lineRule="auto"/>
               <w:ind w:left="259" w:hanging="173"/>
             </w:pPr>
             <w:r>
               <w:rPr>
-                <w:rFonts w:ascii="Calibri" w:hAnsi="Calibri"/>
+                <w:rFonts w:ascii="Hiragino Sans GB" w:hAnsi="Hiragino Sans GB" w:eastAsia="Hiragino Sans GB" w:cs="Hiragino Sans GB"/>
                 <w:b w:val="0"/>
                 <w:i w:val="0"/>
                 <w:color w:val="243B53"/>
-                <w:sz w:val="17"/>
+                <w:sz w:val="16"/>
               </w:rPr>
-              <w:t>classification_results.json and unit_category_summary.csv</w:t>
+              <w:t>Regression tests and acceptance-check results</w:t>
+            </w:r>
+            <w:r>
+              <w:rPr>
+                <w:rFonts w:ascii="Hiragino Sans GB" w:hAnsi="Hiragino Sans GB" w:eastAsia="Hiragino Sans GB" w:cs="Hiragino Sans GB"/>
+                <w:b w:val="0"/>
+                <w:i w:val="0"/>
+                <w:color w:val="52606D"/>
+                <w:sz w:val="16"/>
+              </w:rPr>
+              <w:br/>
+              <w:t>回归测试与验收检查结果</w:t>
             </w:r>
           </w:p>
           <w:p>
             <w:pPr>
               <w:pStyle w:val="ListBullet"/>
-              <w:spacing w:after="40" w:line="240" w:lineRule="auto"/>
+              <w:spacing w:after="60" w:line="240" w:lineRule="auto"/>
               <w:ind w:left="259" w:hanging="173"/>
             </w:pPr>
             <w:r>
               <w:rPr>
-                <w:rFonts w:ascii="Calibri" w:hAnsi="Calibri"/>
+                <w:rFonts w:ascii="Hiragino Sans GB" w:hAnsi="Hiragino Sans GB" w:eastAsia="Hiragino Sans GB" w:cs="Hiragino Sans GB"/>
                 <w:b w:val="0"/>
                 <w:i w:val="0"/>
                 <w:color w:val="243B53"/>
-                <w:sz w:val="17"/>
+                <w:sz w:val="16"/>
               </w:rPr>
-              <w:t>Course-category mapping in Markdown and CSV</w:t>
+              <w:t>SHA-256 release manifest, README and changelog</w:t>
+            </w:r>
+            <w:r>
+              <w:rPr>
+                <w:rFonts w:ascii="Hiragino Sans GB" w:hAnsi="Hiragino Sans GB" w:eastAsia="Hiragino Sans GB" w:cs="Hiragino Sans GB"/>
+                <w:b w:val="0"/>
+                <w:i w:val="0"/>
+                <w:color w:val="52606D"/>
+                <w:sz w:val="16"/>
+              </w:rPr>
+              <w:br/>
+              <w:t>SHA-256 发布清单、README 和更新日志</w:t>
             </w:r>
           </w:p>
           <w:p>
             <w:pPr>
               <w:pStyle w:val="ListBullet"/>
-              <w:spacing w:after="40" w:line="240" w:lineRule="auto"/>
+              <w:spacing w:after="60" w:line="240" w:lineRule="auto"/>
               <w:ind w:left="259" w:hanging="173"/>
             </w:pPr>
             <w:r>
               <w:rPr>
-                <w:rFonts w:ascii="Calibri" w:hAnsi="Calibri"/>
+                <w:rFonts w:ascii="Hiragino Sans GB" w:hAnsi="Hiragino Sans GB" w:eastAsia="Hiragino Sans GB" w:cs="Hiragino Sans GB"/>
                 <w:b w:val="0"/>
                 <w:i w:val="0"/>
                 <w:color w:val="243B53"/>
-                <w:sz w:val="17"/>
+                <w:sz w:val="16"/>
               </w:rPr>
-              <w:t>Verified WIL, Case-Based and Project/Problem-Based positive result</w:t>
+              <w:t>Versioned Git branch and final delivery package</w:t>
+            </w:r>
+            <w:r>
+              <w:rPr>
+                <w:rFonts w:ascii="Hiragino Sans GB" w:hAnsi="Hiragino Sans GB" w:eastAsia="Hiragino Sans GB" w:cs="Hiragino Sans GB"/>
+                <w:b w:val="0"/>
+                <w:i w:val="0"/>
+                <w:color w:val="52606D"/>
+                <w:sz w:val="16"/>
+              </w:rPr>
+              <w:br/>
+              <w:t>版本化 Git 分支与最终交付包</w:t>
             </w:r>
           </w:p>
         </w:tc>
@@ -3803,583 +5167,35 @@
             <w:r/>
             <w:r>
               <w:rPr>
-                <w:rFonts w:ascii="Calibri" w:hAnsi="Calibri"/>
+                <w:rFonts w:ascii="Hiragino Sans GB" w:hAnsi="Hiragino Sans GB" w:eastAsia="Hiragino Sans GB" w:cs="Hiragino Sans GB"/>
                 <w:b/>
                 <w:i w:val="0"/>
                 <w:color w:val="1F4D78"/>
-                <w:sz w:val="17"/>
+                <w:sz w:val="16"/>
               </w:rPr>
-              <w:t xml:space="preserve">Suggested meeting line: </w:t>
+              <w:t>Suggested meeting line / 建议汇报话术:</w:t>
+              <w:br/>
             </w:r>
             <w:r>
               <w:rPr>
-                <w:rFonts w:ascii="Calibri" w:hAnsi="Calibri"/>
+                <w:rFonts w:ascii="Hiragino Sans GB" w:hAnsi="Hiragino Sans GB" w:eastAsia="Hiragino Sans GB" w:cs="Hiragino Sans GB"/>
                 <w:b w:val="0"/>
                 <w:i/>
                 <w:color w:val="243B53"/>
-                <w:sz w:val="17"/>
+                <w:sz w:val="16"/>
               </w:rPr>
-              <w:t>“I built the category-level aggregation and mapping outputs, using distinct evidence-item counts and separate score totals so the three INFS6600 allocations can be audited clearly.”</w:t>
-            </w:r>
-          </w:p>
-        </w:tc>
-      </w:tr>
-    </w:tbl>
-    <w:p>
-      <w:pPr>
-        <w:spacing w:after="40"/>
-      </w:pPr>
-    </w:p>
-    <w:tbl>
-      <w:tblPr>
-        <w:tblW w:type="auto" w:w="0"/>
-        <w:jc w:val="center"/>
-        <w:tblLayout w:type="fixed"/>
-        <w:tblLook w:firstColumn="1" w:firstRow="1" w:lastColumn="0" w:lastRow="0" w:noHBand="0" w:noVBand="1" w:val="04A0"/>
-      </w:tblPr>
-      <w:tblGrid>
-        <w:gridCol w:w="4997"/>
-        <w:gridCol w:w="4997"/>
-      </w:tblGrid>
-      <w:tr>
-        <w:tc>
-          <w:tcPr>
-            <w:tcW w:type="dxa" w:w="9360"/>
-            <w:gridSpan w:val="2"/>
-            <w:tcMar>
-              <w:top w:w="90" w:type="dxa"/>
-              <w:start w:w="120" w:type="dxa"/>
-              <w:bottom w:w="90" w:type="dxa"/>
-              <w:end w:w="120" w:type="dxa"/>
-            </w:tcMar>
-            <w:vAlign w:val="center"/>
-            <w:shd w:fill="17365D"/>
-            <w:tcBorders>
-              <w:top w:val="single" w:sz="8" w:color="17365D"/>
-              <w:left w:val="single" w:sz="8" w:color="17365D"/>
-              <w:bottom w:val="single" w:sz="8" w:color="17365D"/>
-              <w:right w:val="single" w:sz="8" w:color="17365D"/>
-              <w:insideH w:val="single" w:sz="8" w:color="17365D"/>
-              <w:insideV w:val="single" w:sz="8" w:color="17365D"/>
-            </w:tcBorders>
-          </w:tcPr>
-          <w:p>
-            <w:pPr>
-              <w:spacing w:after="0"/>
-            </w:pPr>
-            <w:r/>
-            <w:r>
-              <w:rPr>
-                <w:rFonts w:ascii="Calibri" w:hAnsi="Calibri"/>
-                <w:b/>
-                <w:i w:val="0"/>
-                <w:color w:val="FFFFFF"/>
-                <w:sz w:val="22"/>
-              </w:rPr>
-              <w:t>07  Member 7</w:t>
+              <w:t>“I completed release QA and version packaging, confirmed the expected three-category result and kept this Week 4 update separate so the original repository version remains intact.”</w:t>
+              <w:br/>
             </w:r>
             <w:r>
               <w:rPr>
-                <w:rFonts w:ascii="Calibri" w:hAnsi="Calibri"/>
+                <w:rFonts w:ascii="Hiragino Sans GB" w:hAnsi="Hiragino Sans GB" w:eastAsia="Hiragino Sans GB" w:cs="Hiragino Sans GB"/>
                 <w:b w:val="0"/>
                 <w:i w:val="0"/>
-                <w:color w:val="FFFFFF"/>
-                <w:sz w:val="19"/>
+                <w:color w:val="52606D"/>
+                <w:sz w:val="16"/>
               </w:rPr>
-              <w:t xml:space="preserve">  |  Visualisation and report production</w:t>
-            </w:r>
-          </w:p>
-        </w:tc>
-      </w:tr>
-      <w:tr>
-        <w:trPr>
-          <w:cantSplit/>
-        </w:trPr>
-        <w:tc>
-          <w:tcPr>
-            <w:tcW w:type="dxa" w:w="4997"/>
-            <w:shd w:fill="FFFFFF"/>
-            <w:tcBorders>
-              <w:top w:val="single" w:sz="6" w:color="D0D7DE"/>
-              <w:left w:val="single" w:sz="6" w:color="D0D7DE"/>
-              <w:bottom w:val="single" w:sz="6" w:color="D0D7DE"/>
-              <w:right w:val="single" w:sz="6" w:color="D0D7DE"/>
-              <w:insideH w:val="single" w:sz="6" w:color="D0D7DE"/>
-              <w:insideV w:val="single" w:sz="6" w:color="D0D7DE"/>
-            </w:tcBorders>
-          </w:tcPr>
-          <w:p>
-            <w:pPr>
-              <w:spacing w:after="0"/>
-            </w:pPr>
-            <w:r/>
-            <w:r>
-              <w:rPr>
-                <w:rFonts w:ascii="Calibri" w:hAnsi="Calibri"/>
-                <w:b/>
-                <w:i w:val="0"/>
-                <w:color w:val="2E74B5"/>
-                <w:sz w:val="17"/>
-              </w:rPr>
-              <w:t>Completed responsibilities</w:t>
-            </w:r>
-          </w:p>
-          <w:p>
-            <w:pPr>
-              <w:pStyle w:val="ListBullet"/>
-              <w:spacing w:after="40" w:line="240" w:lineRule="auto"/>
-              <w:ind w:left="259" w:hanging="173"/>
-            </w:pPr>
-            <w:r>
-              <w:rPr>
-                <w:rFonts w:ascii="Calibri" w:hAnsi="Calibri"/>
-                <w:b w:val="0"/>
-                <w:i w:val="0"/>
-                <w:color w:val="243B53"/>
-                <w:sz w:val="17"/>
-              </w:rPr>
-              <w:t>Created three INFS6600-only taxonomy figures for evidence counts, scores and source sections.</w:t>
-            </w:r>
-          </w:p>
-          <w:p>
-            <w:pPr>
-              <w:pStyle w:val="ListBullet"/>
-              <w:spacing w:after="40" w:line="240" w:lineRule="auto"/>
-              <w:ind w:left="259" w:hanging="173"/>
-            </w:pPr>
-            <w:r>
-              <w:rPr>
-                <w:rFonts w:ascii="Calibri" w:hAnsi="Calibri"/>
-                <w:b w:val="0"/>
-                <w:i w:val="0"/>
-                <w:color w:val="243B53"/>
-                <w:sz w:val="17"/>
-              </w:rPr>
-              <w:t>Integrated total scoring, review signals and multi-label interpretation into the pilot report.</w:t>
-            </w:r>
-          </w:p>
-          <w:p>
-            <w:pPr>
-              <w:pStyle w:val="ListBullet"/>
-              <w:spacing w:after="40" w:line="240" w:lineRule="auto"/>
-              <w:ind w:left="259" w:hanging="173"/>
-            </w:pPr>
-            <w:r>
-              <w:rPr>
-                <w:rFonts w:ascii="Calibri" w:hAnsi="Calibri"/>
-                <w:b w:val="0"/>
-                <w:i w:val="0"/>
-                <w:color w:val="243B53"/>
-                <w:sz w:val="17"/>
-              </w:rPr>
-              <w:t>Produced the updated course-category mapping report for meeting review.</w:t>
-            </w:r>
-          </w:p>
-        </w:tc>
-        <w:tc>
-          <w:tcPr>
-            <w:tcW w:type="dxa" w:w="4997"/>
-            <w:shd w:fill="EEF4F8"/>
-            <w:tcBorders>
-              <w:top w:val="single" w:sz="6" w:color="D0D7DE"/>
-              <w:left w:val="single" w:sz="6" w:color="D0D7DE"/>
-              <w:bottom w:val="single" w:sz="6" w:color="D0D7DE"/>
-              <w:right w:val="single" w:sz="6" w:color="D0D7DE"/>
-              <w:insideH w:val="single" w:sz="6" w:color="D0D7DE"/>
-              <w:insideV w:val="single" w:sz="6" w:color="D0D7DE"/>
-            </w:tcBorders>
-          </w:tcPr>
-          <w:p>
-            <w:pPr>
-              <w:spacing w:after="0"/>
-            </w:pPr>
-            <w:r/>
-            <w:r>
-              <w:rPr>
-                <w:rFonts w:ascii="Calibri" w:hAnsi="Calibri"/>
-                <w:b/>
-                <w:i w:val="0"/>
-                <w:color w:val="2E74B5"/>
-                <w:sz w:val="17"/>
-              </w:rPr>
-              <w:t>Concrete deliverables</w:t>
-            </w:r>
-          </w:p>
-          <w:p>
-            <w:pPr>
-              <w:pStyle w:val="ListBullet"/>
-              <w:spacing w:after="40" w:line="240" w:lineRule="auto"/>
-              <w:ind w:left="259" w:hanging="173"/>
-            </w:pPr>
-            <w:r>
-              <w:rPr>
-                <w:rFonts w:ascii="Calibri" w:hAnsi="Calibri"/>
-                <w:b w:val="0"/>
-                <w:i w:val="0"/>
-                <w:color w:val="243B53"/>
-                <w:sz w:val="17"/>
-              </w:rPr>
-              <w:t>Three versioned PNG figures</w:t>
-            </w:r>
-          </w:p>
-          <w:p>
-            <w:pPr>
-              <w:pStyle w:val="ListBullet"/>
-              <w:spacing w:after="40" w:line="240" w:lineRule="auto"/>
-              <w:ind w:left="259" w:hanging="173"/>
-            </w:pPr>
-            <w:r>
-              <w:rPr>
-                <w:rFonts w:ascii="Calibri" w:hAnsi="Calibri"/>
-                <w:b w:val="0"/>
-                <w:i w:val="0"/>
-                <w:color w:val="243B53"/>
-                <w:sz w:val="17"/>
-              </w:rPr>
-              <w:t>pilot_results_v2.md</w:t>
-            </w:r>
-          </w:p>
-          <w:p>
-            <w:pPr>
-              <w:pStyle w:val="ListBullet"/>
-              <w:spacing w:after="40" w:line="240" w:lineRule="auto"/>
-              <w:ind w:left="259" w:hanging="173"/>
-            </w:pPr>
-            <w:r>
-              <w:rPr>
-                <w:rFonts w:ascii="Calibri" w:hAnsi="Calibri"/>
-                <w:b w:val="0"/>
-                <w:i w:val="0"/>
-                <w:color w:val="243B53"/>
-                <w:sz w:val="17"/>
-              </w:rPr>
-              <w:t>05_INFS6600_Course_Category_Mapping_v2.pdf</w:t>
-            </w:r>
-          </w:p>
-        </w:tc>
-      </w:tr>
-      <w:tr>
-        <w:trPr>
-          <w:cantSplit/>
-        </w:trPr>
-        <w:tc>
-          <w:tcPr>
-            <w:tcW w:type="dxa" w:w="9994"/>
-            <w:gridSpan w:val="2"/>
-            <w:shd w:fill="FFF4D6"/>
-            <w:tcBorders>
-              <w:top w:val="single" w:sz="6" w:color="D6A84B"/>
-              <w:left w:val="single" w:sz="6" w:color="D6A84B"/>
-              <w:bottom w:val="single" w:sz="6" w:color="D6A84B"/>
-              <w:right w:val="single" w:sz="6" w:color="D6A84B"/>
-              <w:insideH w:val="single" w:sz="6" w:color="D6A84B"/>
-              <w:insideV w:val="single" w:sz="6" w:color="D6A84B"/>
-            </w:tcBorders>
-          </w:tcPr>
-          <w:p>
-            <w:pPr>
-              <w:spacing w:after="0"/>
-            </w:pPr>
-            <w:r/>
-            <w:r>
-              <w:rPr>
-                <w:rFonts w:ascii="Calibri" w:hAnsi="Calibri"/>
-                <w:b/>
-                <w:i w:val="0"/>
-                <w:color w:val="1F4D78"/>
-                <w:sz w:val="17"/>
-              </w:rPr>
-              <w:t xml:space="preserve">Suggested meeting line: </w:t>
-            </w:r>
-            <w:r>
-              <w:rPr>
-                <w:rFonts w:ascii="Calibri" w:hAnsi="Calibri"/>
-                <w:b w:val="0"/>
-                <w:i/>
-                <w:color w:val="243B53"/>
-                <w:sz w:val="17"/>
-              </w:rPr>
-              <w:t>“I turned the updated results into the three requested pilot-scale figures and the mapping report, showing evidence counts, total scores and where the evidence appears in the unit outline.”</w:t>
-            </w:r>
-          </w:p>
-        </w:tc>
-      </w:tr>
-    </w:tbl>
-    <w:p>
-      <w:pPr>
-        <w:spacing w:after="40"/>
-      </w:pPr>
-    </w:p>
-    <w:tbl>
-      <w:tblPr>
-        <w:tblW w:type="auto" w:w="0"/>
-        <w:jc w:val="center"/>
-        <w:tblLayout w:type="fixed"/>
-        <w:tblLook w:firstColumn="1" w:firstRow="1" w:lastColumn="0" w:lastRow="0" w:noHBand="0" w:noVBand="1" w:val="04A0"/>
-      </w:tblPr>
-      <w:tblGrid>
-        <w:gridCol w:w="4997"/>
-        <w:gridCol w:w="4997"/>
-      </w:tblGrid>
-      <w:tr>
-        <w:tc>
-          <w:tcPr>
-            <w:tcW w:type="dxa" w:w="9360"/>
-            <w:gridSpan w:val="2"/>
-            <w:tcMar>
-              <w:top w:w="90" w:type="dxa"/>
-              <w:start w:w="120" w:type="dxa"/>
-              <w:bottom w:w="90" w:type="dxa"/>
-              <w:end w:w="120" w:type="dxa"/>
-            </w:tcMar>
-            <w:vAlign w:val="center"/>
-            <w:shd w:fill="17365D"/>
-            <w:tcBorders>
-              <w:top w:val="single" w:sz="8" w:color="17365D"/>
-              <w:left w:val="single" w:sz="8" w:color="17365D"/>
-              <w:bottom w:val="single" w:sz="8" w:color="17365D"/>
-              <w:right w:val="single" w:sz="8" w:color="17365D"/>
-              <w:insideH w:val="single" w:sz="8" w:color="17365D"/>
-              <w:insideV w:val="single" w:sz="8" w:color="17365D"/>
-            </w:tcBorders>
-          </w:tcPr>
-          <w:p>
-            <w:pPr>
-              <w:spacing w:after="0"/>
-            </w:pPr>
-            <w:r/>
-            <w:r>
-              <w:rPr>
-                <w:rFonts w:ascii="Calibri" w:hAnsi="Calibri"/>
-                <w:b/>
-                <w:i w:val="0"/>
-                <w:color w:val="FFFFFF"/>
-                <w:sz w:val="22"/>
-              </w:rPr>
-              <w:t>08  Member 8</w:t>
-            </w:r>
-            <w:r>
-              <w:rPr>
-                <w:rFonts w:ascii="Calibri" w:hAnsi="Calibri"/>
-                <w:b w:val="0"/>
-                <w:i w:val="0"/>
-                <w:color w:val="FFFFFF"/>
-                <w:sz w:val="19"/>
-              </w:rPr>
-              <w:t xml:space="preserve">  |  Quality assurance, release packaging and version control</w:t>
-            </w:r>
-          </w:p>
-        </w:tc>
-      </w:tr>
-      <w:tr>
-        <w:trPr>
-          <w:cantSplit/>
-        </w:trPr>
-        <w:tc>
-          <w:tcPr>
-            <w:tcW w:type="dxa" w:w="4997"/>
-            <w:shd w:fill="FFFFFF"/>
-            <w:tcBorders>
-              <w:top w:val="single" w:sz="6" w:color="D0D7DE"/>
-              <w:left w:val="single" w:sz="6" w:color="D0D7DE"/>
-              <w:bottom w:val="single" w:sz="6" w:color="D0D7DE"/>
-              <w:right w:val="single" w:sz="6" w:color="D0D7DE"/>
-              <w:insideH w:val="single" w:sz="6" w:color="D0D7DE"/>
-              <w:insideV w:val="single" w:sz="6" w:color="D0D7DE"/>
-            </w:tcBorders>
-          </w:tcPr>
-          <w:p>
-            <w:pPr>
-              <w:spacing w:after="0"/>
-            </w:pPr>
-            <w:r/>
-            <w:r>
-              <w:rPr>
-                <w:rFonts w:ascii="Calibri" w:hAnsi="Calibri"/>
-                <w:b/>
-                <w:i w:val="0"/>
-                <w:color w:val="2E74B5"/>
-                <w:sz w:val="17"/>
-              </w:rPr>
-              <w:t>Completed responsibilities</w:t>
-            </w:r>
-          </w:p>
-          <w:p>
-            <w:pPr>
-              <w:pStyle w:val="ListBullet"/>
-              <w:spacing w:after="40" w:line="240" w:lineRule="auto"/>
-              <w:ind w:left="259" w:hanging="173"/>
-            </w:pPr>
-            <w:r>
-              <w:rPr>
-                <w:rFonts w:ascii="Calibri" w:hAnsi="Calibri"/>
-                <w:b w:val="0"/>
-                <w:i w:val="0"/>
-                <w:color w:val="243B53"/>
-                <w:sz w:val="17"/>
-              </w:rPr>
-              <w:t>Ran offline unit and tutor-feedback regression checks for the eight-category multi-label result.</w:t>
-            </w:r>
-          </w:p>
-          <w:p>
-            <w:pPr>
-              <w:pStyle w:val="ListBullet"/>
-              <w:spacing w:after="40" w:line="240" w:lineRule="auto"/>
-              <w:ind w:left="259" w:hanging="173"/>
-            </w:pPr>
-            <w:r>
-              <w:rPr>
-                <w:rFonts w:ascii="Calibri" w:hAnsi="Calibri"/>
-                <w:b w:val="0"/>
-                <w:i w:val="0"/>
-                <w:color w:val="243B53"/>
-                <w:sz w:val="17"/>
-              </w:rPr>
-              <w:t>Verified generated reports, release hashes and the two final PDF deliverables.</w:t>
-            </w:r>
-          </w:p>
-          <w:p>
-            <w:pPr>
-              <w:pStyle w:val="ListBullet"/>
-              <w:spacing w:after="40" w:line="240" w:lineRule="auto"/>
-              <w:ind w:left="259" w:hanging="173"/>
-            </w:pPr>
-            <w:r>
-              <w:rPr>
-                <w:rFonts w:ascii="Calibri" w:hAnsi="Calibri"/>
-                <w:b w:val="0"/>
-                <w:i w:val="0"/>
-                <w:color w:val="243B53"/>
-                <w:sz w:val="17"/>
-              </w:rPr>
-              <w:t>Packaged the update as a separate tutor-feedback-v2 Git version while preserving the original main branch.</w:t>
-            </w:r>
-          </w:p>
-        </w:tc>
-        <w:tc>
-          <w:tcPr>
-            <w:tcW w:type="dxa" w:w="4997"/>
-            <w:shd w:fill="EEF4F8"/>
-            <w:tcBorders>
-              <w:top w:val="single" w:sz="6" w:color="D0D7DE"/>
-              <w:left w:val="single" w:sz="6" w:color="D0D7DE"/>
-              <w:bottom w:val="single" w:sz="6" w:color="D0D7DE"/>
-              <w:right w:val="single" w:sz="6" w:color="D0D7DE"/>
-              <w:insideH w:val="single" w:sz="6" w:color="D0D7DE"/>
-              <w:insideV w:val="single" w:sz="6" w:color="D0D7DE"/>
-            </w:tcBorders>
-          </w:tcPr>
-          <w:p>
-            <w:pPr>
-              <w:spacing w:after="0"/>
-            </w:pPr>
-            <w:r/>
-            <w:r>
-              <w:rPr>
-                <w:rFonts w:ascii="Calibri" w:hAnsi="Calibri"/>
-                <w:b/>
-                <w:i w:val="0"/>
-                <w:color w:val="2E74B5"/>
-                <w:sz w:val="17"/>
-              </w:rPr>
-              <w:t>Concrete deliverables</w:t>
-            </w:r>
-          </w:p>
-          <w:p>
-            <w:pPr>
-              <w:pStyle w:val="ListBullet"/>
-              <w:spacing w:after="40" w:line="240" w:lineRule="auto"/>
-              <w:ind w:left="259" w:hanging="173"/>
-            </w:pPr>
-            <w:r>
-              <w:rPr>
-                <w:rFonts w:ascii="Calibri" w:hAnsi="Calibri"/>
-                <w:b w:val="0"/>
-                <w:i w:val="0"/>
-                <w:color w:val="243B53"/>
-                <w:sz w:val="17"/>
-              </w:rPr>
-              <w:t>Regression tests and acceptance-check results</w:t>
-            </w:r>
-          </w:p>
-          <w:p>
-            <w:pPr>
-              <w:pStyle w:val="ListBullet"/>
-              <w:spacing w:after="40" w:line="240" w:lineRule="auto"/>
-              <w:ind w:left="259" w:hanging="173"/>
-            </w:pPr>
-            <w:r>
-              <w:rPr>
-                <w:rFonts w:ascii="Calibri" w:hAnsi="Calibri"/>
-                <w:b w:val="0"/>
-                <w:i w:val="0"/>
-                <w:color w:val="243B53"/>
-                <w:sz w:val="17"/>
-              </w:rPr>
-              <w:t>SHA-256 release manifest, README and changelog</w:t>
-            </w:r>
-          </w:p>
-          <w:p>
-            <w:pPr>
-              <w:pStyle w:val="ListBullet"/>
-              <w:spacing w:after="40" w:line="240" w:lineRule="auto"/>
-              <w:ind w:left="259" w:hanging="173"/>
-            </w:pPr>
-            <w:r>
-              <w:rPr>
-                <w:rFonts w:ascii="Calibri" w:hAnsi="Calibri"/>
-                <w:b w:val="0"/>
-                <w:i w:val="0"/>
-                <w:color w:val="243B53"/>
-                <w:sz w:val="17"/>
-              </w:rPr>
-              <w:t>Versioned Git branch and final delivery package</w:t>
-            </w:r>
-          </w:p>
-        </w:tc>
-      </w:tr>
-      <w:tr>
-        <w:trPr>
-          <w:cantSplit/>
-        </w:trPr>
-        <w:tc>
-          <w:tcPr>
-            <w:tcW w:type="dxa" w:w="9994"/>
-            <w:gridSpan w:val="2"/>
-            <w:shd w:fill="FFF4D6"/>
-            <w:tcBorders>
-              <w:top w:val="single" w:sz="6" w:color="D6A84B"/>
-              <w:left w:val="single" w:sz="6" w:color="D6A84B"/>
-              <w:bottom w:val="single" w:sz="6" w:color="D6A84B"/>
-              <w:right w:val="single" w:sz="6" w:color="D6A84B"/>
-              <w:insideH w:val="single" w:sz="6" w:color="D6A84B"/>
-              <w:insideV w:val="single" w:sz="6" w:color="D6A84B"/>
-            </w:tcBorders>
-          </w:tcPr>
-          <w:p>
-            <w:pPr>
-              <w:spacing w:after="0"/>
-            </w:pPr>
-            <w:r/>
-            <w:r>
-              <w:rPr>
-                <w:rFonts w:ascii="Calibri" w:hAnsi="Calibri"/>
-                <w:b/>
-                <w:i w:val="0"/>
-                <w:color w:val="1F4D78"/>
-                <w:sz w:val="17"/>
-              </w:rPr>
-              <w:t xml:space="preserve">Suggested meeting line: </w:t>
-            </w:r>
-            <w:r>
-              <w:rPr>
-                <w:rFonts w:ascii="Calibri" w:hAnsi="Calibri"/>
-                <w:b w:val="0"/>
-                <w:i/>
-                <w:color w:val="243B53"/>
-                <w:sz w:val="17"/>
-              </w:rPr>
-              <w:t>“I completed release QA and version packaging, confirmed the expected three-category result and kept this Week 4 update separate so the original repository version remains intact.”</w:t>
+              <w:t>“我完成了发布质量检查和版本打包，确认预期的三个正向类别结果，并将本次第四周更新作为独立版本，确保原始仓库版本保持完整。”</w:t>
             </w:r>
           </w:p>
         </w:tc>
@@ -4391,16 +5207,12 @@
       </w:pPr>
     </w:p>
     <w:p>
-      <w:r>
-        <w:br w:type="page"/>
-      </w:r>
-    </w:p>
-    <w:p>
       <w:pPr>
         <w:pStyle w:val="Heading1"/>
+        <w:pageBreakBefore/>
       </w:pPr>
       <w:r>
-        <w:t>Meeting run sheet and shared wording</w:t>
+        <w:t>Meeting run sheet and shared wording / 会议流程与统一口径</w:t>
       </w:r>
     </w:p>
     <w:tbl>
@@ -4414,6 +5226,9 @@
         <w:gridCol w:w="9994"/>
       </w:tblGrid>
       <w:tr>
+        <w:trPr>
+          <w:cantSplit/>
+        </w:trPr>
         <w:tc>
           <w:tcPr>
             <w:tcW w:type="dxa" w:w="9360"/>
@@ -4441,13 +5256,15 @@
             <w:r/>
             <w:r>
               <w:rPr>
-                <w:rFonts w:ascii="Calibri" w:hAnsi="Calibri"/>
+                <w:rFonts w:ascii="Hiragino Sans GB" w:hAnsi="Hiragino Sans GB" w:eastAsia="Hiragino Sans GB" w:cs="Hiragino Sans GB"/>
                 <w:b/>
                 <w:i w:val="0"/>
                 <w:color w:val="1F4D78"/>
                 <w:sz w:val="20"/>
               </w:rPr>
               <w:t>Recommended total speaking time: 8–10 minutes. Each member owns one 40–60 second update; Member 1 opens with scope and Member 8 closes with verification and release status.</w:t>
+              <w:br/>
+              <w:t>建议总汇报时间为 8–10 分钟。每位成员负责 40–60 秒；Member 1 以范围说明开场，Member 8 以验证与发布状态收尾。</w:t>
             </w:r>
           </w:p>
         </w:tc>
@@ -4458,7 +5275,7 @@
         <w:pStyle w:val="Heading2"/>
       </w:pPr>
       <w:r>
-        <w:t>Speaking order</w:t>
+        <w:t>Speaking order / 汇报顺序</w:t>
       </w:r>
     </w:p>
     <w:tbl>
@@ -4504,13 +5321,13 @@
             <w:r/>
             <w:r>
               <w:rPr>
-                <w:rFonts w:ascii="Calibri" w:hAnsi="Calibri"/>
+                <w:rFonts w:ascii="Hiragino Sans GB" w:hAnsi="Hiragino Sans GB" w:eastAsia="Hiragino Sans GB" w:cs="Hiragino Sans GB"/>
                 <w:b/>
                 <w:i w:val="0"/>
                 <w:color w:val="FFFFFF"/>
                 <w:sz w:val="17"/>
               </w:rPr>
-              <w:t>Order</w:t>
+              <w:t>Order / 顺序</w:t>
             </w:r>
           </w:p>
         </w:tc>
@@ -4541,13 +5358,13 @@
             <w:r/>
             <w:r>
               <w:rPr>
-                <w:rFonts w:ascii="Calibri" w:hAnsi="Calibri"/>
+                <w:rFonts w:ascii="Hiragino Sans GB" w:hAnsi="Hiragino Sans GB" w:eastAsia="Hiragino Sans GB" w:cs="Hiragino Sans GB"/>
                 <w:b/>
                 <w:i w:val="0"/>
                 <w:color w:val="FFFFFF"/>
                 <w:sz w:val="17"/>
               </w:rPr>
-              <w:t>Speaker</w:t>
+              <w:t>Speaker / 汇报人</w:t>
             </w:r>
           </w:p>
         </w:tc>
@@ -4578,13 +5395,13 @@
             <w:r/>
             <w:r>
               <w:rPr>
-                <w:rFonts w:ascii="Calibri" w:hAnsi="Calibri"/>
+                <w:rFonts w:ascii="Hiragino Sans GB" w:hAnsi="Hiragino Sans GB" w:eastAsia="Hiragino Sans GB" w:cs="Hiragino Sans GB"/>
                 <w:b/>
                 <w:i w:val="0"/>
                 <w:color w:val="FFFFFF"/>
                 <w:sz w:val="17"/>
               </w:rPr>
-              <w:t>One-sentence hand-off</w:t>
+              <w:t>One-sentence hand-off / 一句话衔接</w:t>
             </w:r>
           </w:p>
         </w:tc>
@@ -4614,11 +5431,11 @@
             <w:r/>
             <w:r>
               <w:rPr>
-                <w:rFonts w:ascii="Calibri" w:hAnsi="Calibri"/>
+                <w:rFonts w:ascii="Hiragino Sans GB" w:hAnsi="Hiragino Sans GB" w:eastAsia="Hiragino Sans GB" w:cs="Hiragino Sans GB"/>
                 <w:b w:val="0"/>
                 <w:i w:val="0"/>
                 <w:color w:val="243B53"/>
-                <w:sz w:val="17"/>
+                <w:sz w:val="16"/>
               </w:rPr>
               <w:t>1</w:t>
             </w:r>
@@ -4645,11 +5462,11 @@
             <w:r/>
             <w:r>
               <w:rPr>
-                <w:rFonts w:ascii="Calibri" w:hAnsi="Calibri"/>
+                <w:rFonts w:ascii="Hiragino Sans GB" w:hAnsi="Hiragino Sans GB" w:eastAsia="Hiragino Sans GB" w:cs="Hiragino Sans GB"/>
                 <w:b/>
                 <w:i w:val="0"/>
                 <w:color w:val="1F4D78"/>
-                <w:sz w:val="17"/>
+                <w:sz w:val="16"/>
               </w:rPr>
               <w:t>Member 1</w:t>
             </w:r>
@@ -4676,13 +5493,15 @@
             <w:r/>
             <w:r>
               <w:rPr>
-                <w:rFonts w:ascii="Calibri" w:hAnsi="Calibri"/>
+                <w:rFonts w:ascii="Hiragino Sans GB" w:hAnsi="Hiragino Sans GB" w:eastAsia="Hiragino Sans GB" w:cs="Hiragino Sans GB"/>
                 <w:b w:val="0"/>
                 <w:i w:val="0"/>
                 <w:color w:val="243B53"/>
-                <w:sz w:val="17"/>
+                <w:sz w:val="16"/>
               </w:rPr>
               <w:t>Tutor feedback, acceptance checklist and Week 4 scope</w:t>
+              <w:br/>
+              <w:t>导师反馈、验收清单与第四周范围</w:t>
             </w:r>
           </w:p>
         </w:tc>
@@ -4712,11 +5531,11 @@
             <w:r/>
             <w:r>
               <w:rPr>
-                <w:rFonts w:ascii="Calibri" w:hAnsi="Calibri"/>
+                <w:rFonts w:ascii="Hiragino Sans GB" w:hAnsi="Hiragino Sans GB" w:eastAsia="Hiragino Sans GB" w:cs="Hiragino Sans GB"/>
                 <w:b w:val="0"/>
                 <w:i w:val="0"/>
                 <w:color w:val="243B53"/>
-                <w:sz w:val="17"/>
+                <w:sz w:val="16"/>
               </w:rPr>
               <w:t>2</w:t>
             </w:r>
@@ -4743,11 +5562,11 @@
             <w:r/>
             <w:r>
               <w:rPr>
-                <w:rFonts w:ascii="Calibri" w:hAnsi="Calibri"/>
+                <w:rFonts w:ascii="Hiragino Sans GB" w:hAnsi="Hiragino Sans GB" w:eastAsia="Hiragino Sans GB" w:cs="Hiragino Sans GB"/>
                 <w:b/>
                 <w:i w:val="0"/>
                 <w:color w:val="1F4D78"/>
-                <w:sz w:val="17"/>
+                <w:sz w:val="16"/>
               </w:rPr>
               <w:t>Member 2</w:t>
             </w:r>
@@ -4774,13 +5593,15 @@
             <w:r/>
             <w:r>
               <w:rPr>
-                <w:rFonts w:ascii="Calibri" w:hAnsi="Calibri"/>
+                <w:rFonts w:ascii="Hiragino Sans GB" w:hAnsi="Hiragino Sans GB" w:eastAsia="Hiragino Sans GB" w:cs="Hiragino Sans GB"/>
                 <w:b w:val="0"/>
                 <w:i w:val="0"/>
                 <w:color w:val="243B53"/>
-                <w:sz w:val="17"/>
+                <w:sz w:val="16"/>
               </w:rPr>
               <w:t>Eight-category taxonomy and Simulation/Case split</w:t>
+              <w:br/>
+              <w:t>八分类体系及模拟/案例拆分</w:t>
             </w:r>
           </w:p>
         </w:tc>
@@ -4810,11 +5631,11 @@
             <w:r/>
             <w:r>
               <w:rPr>
-                <w:rFonts w:ascii="Calibri" w:hAnsi="Calibri"/>
+                <w:rFonts w:ascii="Hiragino Sans GB" w:hAnsi="Hiragino Sans GB" w:eastAsia="Hiragino Sans GB" w:cs="Hiragino Sans GB"/>
                 <w:b w:val="0"/>
                 <w:i w:val="0"/>
                 <w:color w:val="243B53"/>
-                <w:sz w:val="17"/>
+                <w:sz w:val="16"/>
               </w:rPr>
               <w:t>3</w:t>
             </w:r>
@@ -4841,11 +5662,11 @@
             <w:r/>
             <w:r>
               <w:rPr>
-                <w:rFonts w:ascii="Calibri" w:hAnsi="Calibri"/>
+                <w:rFonts w:ascii="Hiragino Sans GB" w:hAnsi="Hiragino Sans GB" w:eastAsia="Hiragino Sans GB" w:cs="Hiragino Sans GB"/>
                 <w:b/>
                 <w:i w:val="0"/>
                 <w:color w:val="1F4D78"/>
-                <w:sz w:val="17"/>
+                <w:sz w:val="16"/>
               </w:rPr>
               <w:t>Member 3</w:t>
             </w:r>
@@ -4872,13 +5693,15 @@
             <w:r/>
             <w:r>
               <w:rPr>
-                <w:rFonts w:ascii="Calibri" w:hAnsi="Calibri"/>
+                <w:rFonts w:ascii="Hiragino Sans GB" w:hAnsi="Hiragino Sans GB" w:eastAsia="Hiragino Sans GB" w:cs="Hiragino Sans GB"/>
                 <w:b w:val="0"/>
                 <w:i w:val="0"/>
                 <w:color w:val="243B53"/>
-                <w:sz w:val="17"/>
+                <w:sz w:val="16"/>
               </w:rPr>
               <w:t>Multi-label, overlap and review treatment</w:t>
+              <w:br/>
+              <w:t>多标签、重叠关系与复核处理</w:t>
             </w:r>
           </w:p>
         </w:tc>
@@ -4908,11 +5731,11 @@
             <w:r/>
             <w:r>
               <w:rPr>
-                <w:rFonts w:ascii="Calibri" w:hAnsi="Calibri"/>
+                <w:rFonts w:ascii="Hiragino Sans GB" w:hAnsi="Hiragino Sans GB" w:eastAsia="Hiragino Sans GB" w:cs="Hiragino Sans GB"/>
                 <w:b w:val="0"/>
                 <w:i w:val="0"/>
                 <w:color w:val="243B53"/>
-                <w:sz w:val="17"/>
+                <w:sz w:val="16"/>
               </w:rPr>
               <w:t>4</w:t>
             </w:r>
@@ -4939,11 +5762,11 @@
             <w:r/>
             <w:r>
               <w:rPr>
-                <w:rFonts w:ascii="Calibri" w:hAnsi="Calibri"/>
+                <w:rFonts w:ascii="Hiragino Sans GB" w:hAnsi="Hiragino Sans GB" w:eastAsia="Hiragino Sans GB" w:cs="Hiragino Sans GB"/>
                 <w:b/>
                 <w:i w:val="0"/>
                 <w:color w:val="1F4D78"/>
-                <w:sz w:val="17"/>
+                <w:sz w:val="16"/>
               </w:rPr>
               <w:t>Member 4</w:t>
             </w:r>
@@ -4970,13 +5793,15 @@
             <w:r/>
             <w:r>
               <w:rPr>
-                <w:rFonts w:ascii="Calibri" w:hAnsi="Calibri"/>
+                <w:rFonts w:ascii="Hiragino Sans GB" w:hAnsi="Hiragino Sans GB" w:eastAsia="Hiragino Sans GB" w:cs="Hiragino Sans GB"/>
                 <w:b w:val="0"/>
                 <w:i w:val="0"/>
                 <w:color w:val="243B53"/>
-                <w:sz w:val="17"/>
+                <w:sz w:val="16"/>
               </w:rPr>
               <w:t>INFS6600 evidence preparation and rerun</w:t>
+              <w:br/>
+              <w:t>INFS6600 证据准备与重跑</w:t>
             </w:r>
           </w:p>
         </w:tc>
@@ -5006,11 +5831,11 @@
             <w:r/>
             <w:r>
               <w:rPr>
-                <w:rFonts w:ascii="Calibri" w:hAnsi="Calibri"/>
+                <w:rFonts w:ascii="Hiragino Sans GB" w:hAnsi="Hiragino Sans GB" w:eastAsia="Hiragino Sans GB" w:cs="Hiragino Sans GB"/>
                 <w:b w:val="0"/>
                 <w:i w:val="0"/>
                 <w:color w:val="243B53"/>
-                <w:sz w:val="17"/>
+                <w:sz w:val="16"/>
               </w:rPr>
               <w:t>5</w:t>
             </w:r>
@@ -5037,11 +5862,11 @@
             <w:r/>
             <w:r>
               <w:rPr>
-                <w:rFonts w:ascii="Calibri" w:hAnsi="Calibri"/>
+                <w:rFonts w:ascii="Hiragino Sans GB" w:hAnsi="Hiragino Sans GB" w:eastAsia="Hiragino Sans GB" w:cs="Hiragino Sans GB"/>
                 <w:b/>
                 <w:i w:val="0"/>
                 <w:color w:val="1F4D78"/>
-                <w:sz w:val="17"/>
+                <w:sz w:val="16"/>
               </w:rPr>
               <w:t>Member 5</w:t>
             </w:r>
@@ -5068,13 +5893,15 @@
             <w:r/>
             <w:r>
               <w:rPr>
-                <w:rFonts w:ascii="Calibri" w:hAnsi="Calibri"/>
+                <w:rFonts w:ascii="Hiragino Sans GB" w:hAnsi="Hiragino Sans GB" w:eastAsia="Hiragino Sans GB" w:cs="Hiragino Sans GB"/>
                 <w:b w:val="0"/>
                 <w:i w:val="0"/>
                 <w:color w:val="243B53"/>
-                <w:sz w:val="17"/>
+                <w:sz w:val="16"/>
               </w:rPr>
               <w:t>Weights, scoring and provisional thresholds</w:t>
+              <w:br/>
+              <w:t>权重、评分与临时阈值</w:t>
             </w:r>
           </w:p>
         </w:tc>
@@ -5104,11 +5931,11 @@
             <w:r/>
             <w:r>
               <w:rPr>
-                <w:rFonts w:ascii="Calibri" w:hAnsi="Calibri"/>
+                <w:rFonts w:ascii="Hiragino Sans GB" w:hAnsi="Hiragino Sans GB" w:eastAsia="Hiragino Sans GB" w:cs="Hiragino Sans GB"/>
                 <w:b w:val="0"/>
                 <w:i w:val="0"/>
                 <w:color w:val="243B53"/>
-                <w:sz w:val="17"/>
+                <w:sz w:val="16"/>
               </w:rPr>
               <w:t>6</w:t>
             </w:r>
@@ -5135,11 +5962,11 @@
             <w:r/>
             <w:r>
               <w:rPr>
-                <w:rFonts w:ascii="Calibri" w:hAnsi="Calibri"/>
+                <w:rFonts w:ascii="Hiragino Sans GB" w:hAnsi="Hiragino Sans GB" w:eastAsia="Hiragino Sans GB" w:cs="Hiragino Sans GB"/>
                 <w:b/>
                 <w:i w:val="0"/>
                 <w:color w:val="1F4D78"/>
-                <w:sz w:val="17"/>
+                <w:sz w:val="16"/>
               </w:rPr>
               <w:t>Member 6</w:t>
             </w:r>
@@ -5166,13 +5993,15 @@
             <w:r/>
             <w:r>
               <w:rPr>
-                <w:rFonts w:ascii="Calibri" w:hAnsi="Calibri"/>
+                <w:rFonts w:ascii="Hiragino Sans GB" w:hAnsi="Hiragino Sans GB" w:eastAsia="Hiragino Sans GB" w:cs="Hiragino Sans GB"/>
                 <w:b w:val="0"/>
                 <w:i w:val="0"/>
                 <w:color w:val="243B53"/>
-                <w:sz w:val="17"/>
+                <w:sz w:val="16"/>
               </w:rPr>
               <w:t>Distinct counts, totals and category mapping</w:t>
+              <w:br/>
+              <w:t>不同证据计数、总分与类别映射</w:t>
             </w:r>
           </w:p>
         </w:tc>
@@ -5202,11 +6031,11 @@
             <w:r/>
             <w:r>
               <w:rPr>
-                <w:rFonts w:ascii="Calibri" w:hAnsi="Calibri"/>
+                <w:rFonts w:ascii="Hiragino Sans GB" w:hAnsi="Hiragino Sans GB" w:eastAsia="Hiragino Sans GB" w:cs="Hiragino Sans GB"/>
                 <w:b w:val="0"/>
                 <w:i w:val="0"/>
                 <w:color w:val="243B53"/>
-                <w:sz w:val="17"/>
+                <w:sz w:val="16"/>
               </w:rPr>
               <w:t>7</w:t>
             </w:r>
@@ -5233,11 +6062,11 @@
             <w:r/>
             <w:r>
               <w:rPr>
-                <w:rFonts w:ascii="Calibri" w:hAnsi="Calibri"/>
+                <w:rFonts w:ascii="Hiragino Sans GB" w:hAnsi="Hiragino Sans GB" w:eastAsia="Hiragino Sans GB" w:cs="Hiragino Sans GB"/>
                 <w:b/>
                 <w:i w:val="0"/>
                 <w:color w:val="1F4D78"/>
-                <w:sz w:val="17"/>
+                <w:sz w:val="16"/>
               </w:rPr>
               <w:t>Member 7</w:t>
             </w:r>
@@ -5264,13 +6093,15 @@
             <w:r/>
             <w:r>
               <w:rPr>
-                <w:rFonts w:ascii="Calibri" w:hAnsi="Calibri"/>
+                <w:rFonts w:ascii="Hiragino Sans GB" w:hAnsi="Hiragino Sans GB" w:eastAsia="Hiragino Sans GB" w:cs="Hiragino Sans GB"/>
                 <w:b w:val="0"/>
                 <w:i w:val="0"/>
                 <w:color w:val="243B53"/>
-                <w:sz w:val="17"/>
+                <w:sz w:val="16"/>
               </w:rPr>
               <w:t>Pilot-scale figures and reports</w:t>
+              <w:br/>
+              <w:t>试点规模图表与报告</w:t>
             </w:r>
           </w:p>
         </w:tc>
@@ -5300,11 +6131,11 @@
             <w:r/>
             <w:r>
               <w:rPr>
-                <w:rFonts w:ascii="Calibri" w:hAnsi="Calibri"/>
+                <w:rFonts w:ascii="Hiragino Sans GB" w:hAnsi="Hiragino Sans GB" w:eastAsia="Hiragino Sans GB" w:cs="Hiragino Sans GB"/>
                 <w:b w:val="0"/>
                 <w:i w:val="0"/>
                 <w:color w:val="243B53"/>
-                <w:sz w:val="17"/>
+                <w:sz w:val="16"/>
               </w:rPr>
               <w:t>8</w:t>
             </w:r>
@@ -5331,11 +6162,11 @@
             <w:r/>
             <w:r>
               <w:rPr>
-                <w:rFonts w:ascii="Calibri" w:hAnsi="Calibri"/>
+                <w:rFonts w:ascii="Hiragino Sans GB" w:hAnsi="Hiragino Sans GB" w:eastAsia="Hiragino Sans GB" w:cs="Hiragino Sans GB"/>
                 <w:b/>
                 <w:i w:val="0"/>
                 <w:color w:val="1F4D78"/>
-                <w:sz w:val="17"/>
+                <w:sz w:val="16"/>
               </w:rPr>
               <w:t>Member 8</w:t>
             </w:r>
@@ -5362,13 +6193,15 @@
             <w:r/>
             <w:r>
               <w:rPr>
-                <w:rFonts w:ascii="Calibri" w:hAnsi="Calibri"/>
+                <w:rFonts w:ascii="Hiragino Sans GB" w:hAnsi="Hiragino Sans GB" w:eastAsia="Hiragino Sans GB" w:cs="Hiragino Sans GB"/>
                 <w:b w:val="0"/>
                 <w:i w:val="0"/>
                 <w:color w:val="243B53"/>
-                <w:sz w:val="17"/>
+                <w:sz w:val="16"/>
               </w:rPr>
               <w:t>Tests, release manifest, PDFs and versioned Git delivery</w:t>
+              <w:br/>
+              <w:t>测试、发布清单、PDF 与版本化 Git 交付</w:t>
             </w:r>
           </w:p>
         </w:tc>
@@ -5379,7 +6212,7 @@
         <w:pStyle w:val="Heading2"/>
       </w:pPr>
       <w:r>
-        <w:t>Approved team delivery statement</w:t>
+        <w:t>Approved team delivery statement / 统一团队交付口径</w:t>
       </w:r>
     </w:p>
     <w:tbl>
@@ -5393,6 +6226,9 @@
         <w:gridCol w:w="9994"/>
       </w:tblGrid>
       <w:tr>
+        <w:trPr>
+          <w:cantSplit/>
+        </w:trPr>
         <w:tc>
           <w:tcPr>
             <w:tcW w:type="dxa" w:w="9360"/>
@@ -5420,13 +6256,15 @@
             <w:r/>
             <w:r>
               <w:rPr>
-                <w:rFonts w:ascii="Calibri" w:hAnsi="Calibri"/>
+                <w:rFonts w:ascii="Hiragino Sans GB" w:hAnsi="Hiragino Sans GB" w:eastAsia="Hiragino Sans GB" w:cs="Hiragino Sans GB"/>
                 <w:b/>
                 <w:i w:val="0"/>
                 <w:color w:val="1F4D78"/>
                 <w:sz w:val="20"/>
               </w:rPr>
               <w:t>The Week 4 tutor-feedback v2 release was completed collaboratively by the eight-member CS-44 project team. Each member held primary ownership for a defined workstream, while taxonomy decisions, INFS6600 evidence review, quality assurance and final acceptance were completed collectively.</w:t>
+              <w:br/>
+              <w:t>第四周导师反馈 v2 版本由 CS-44 八人项目团队共同完成。每位成员对一个明确工作流承担主责；分类体系决策、INFS6600 证据复核、质量保证和最终验收由团队共同完成。</w:t>
             </w:r>
           </w:p>
         </w:tc>
@@ -5437,19 +6275,21 @@
         <w:pStyle w:val="Heading2"/>
       </w:pPr>
       <w:r>
-        <w:t>Closing result statement</w:t>
+        <w:t>Closing result statement / 总结口径</w:t>
       </w:r>
     </w:p>
     <w:p>
       <w:r>
         <w:rPr>
-          <w:rFonts w:ascii="Calibri" w:hAnsi="Calibri"/>
+          <w:rFonts w:ascii="Hiragino Sans GB" w:hAnsi="Hiragino Sans GB" w:eastAsia="Hiragino Sans GB" w:cs="Hiragino Sans GB"/>
           <w:b w:val="0"/>
           <w:i w:val="0"/>
           <w:color w:val="243B53"/>
           <w:sz w:val="18"/>
         </w:rPr>
         <w:t>Together, the team applied the tutor’s requested changes to the existing INFS6600 pilot, preserved multi-label classification, and confirmed positive allocation to Work-Integrated and Applied Learning, Case-Based Learning, and Project- and Problem-Based Learning. No additional units or unrelated future-stage work were advanced this week.</w:t>
+        <w:br/>
+        <w:t>团队共同将导师要求的修改应用于现有 INFS6600 试点，保留多标签分类，并确认课程可正向归入工作整合与应用学习、案例式学习以及项目与问题式学习。本周未推进其他课程或无关的后续阶段工作。</w:t>
       </w:r>
     </w:p>
     <w:p>
@@ -5457,7 +6297,7 @@
         <w:pStyle w:val="Heading2"/>
       </w:pPr>
       <w:r>
-        <w:t>Scope guard for questions</w:t>
+        <w:t>Scope guard for questions / 提问时的范围口径</w:t>
       </w:r>
     </w:p>
     <w:tbl>
@@ -5499,64 +6339,97 @@
             <w:r/>
             <w:r>
               <w:rPr>
-                <w:rFonts w:ascii="Calibri" w:hAnsi="Calibri"/>
+                <w:rFonts w:ascii="Hiragino Sans GB" w:hAnsi="Hiragino Sans GB" w:eastAsia="Hiragino Sans GB" w:cs="Hiragino Sans GB"/>
                 <w:b/>
                 <w:i w:val="0"/>
                 <w:color w:val="1F4D78"/>
                 <w:sz w:val="18"/>
               </w:rPr>
-              <w:t>Completed this week</w:t>
+              <w:t>Completed this week / 本周已完成</w:t>
             </w:r>
           </w:p>
           <w:p>
             <w:pPr>
               <w:pStyle w:val="ListBullet"/>
-              <w:spacing w:after="40" w:line="240" w:lineRule="auto"/>
+              <w:spacing w:after="60" w:line="240" w:lineRule="auto"/>
               <w:ind w:left="259" w:hanging="173"/>
             </w:pPr>
             <w:r>
               <w:rPr>
-                <w:rFonts w:ascii="Calibri" w:hAnsi="Calibri"/>
+                <w:rFonts w:ascii="Hiragino Sans GB" w:hAnsi="Hiragino Sans GB" w:eastAsia="Hiragino Sans GB" w:cs="Hiragino Sans GB"/>
                 <w:b w:val="0"/>
                 <w:i w:val="0"/>
                 <w:color w:val="243B53"/>
-                <w:sz w:val="17"/>
+                <w:sz w:val="16"/>
               </w:rPr>
               <w:t>Tutor-directed INFS6600 v2 changes</w:t>
+            </w:r>
+            <w:r>
+              <w:rPr>
+                <w:rFonts w:ascii="Hiragino Sans GB" w:hAnsi="Hiragino Sans GB" w:eastAsia="Hiragino Sans GB" w:cs="Hiragino Sans GB"/>
+                <w:b w:val="0"/>
+                <w:i w:val="0"/>
+                <w:color w:val="52606D"/>
+                <w:sz w:val="16"/>
+              </w:rPr>
+              <w:br/>
+              <w:t>导师明确要求的 INFS6600 v2 修改</w:t>
             </w:r>
           </w:p>
           <w:p>
             <w:pPr>
               <w:pStyle w:val="ListBullet"/>
-              <w:spacing w:after="40" w:line="240" w:lineRule="auto"/>
+              <w:spacing w:after="60" w:line="240" w:lineRule="auto"/>
               <w:ind w:left="259" w:hanging="173"/>
             </w:pPr>
             <w:r>
               <w:rPr>
-                <w:rFonts w:ascii="Calibri" w:hAnsi="Calibri"/>
+                <w:rFonts w:ascii="Hiragino Sans GB" w:hAnsi="Hiragino Sans GB" w:eastAsia="Hiragino Sans GB" w:cs="Hiragino Sans GB"/>
                 <w:b w:val="0"/>
                 <w:i w:val="0"/>
                 <w:color w:val="243B53"/>
-                <w:sz w:val="17"/>
+                <w:sz w:val="16"/>
               </w:rPr>
               <w:t>Necessary supporting implementation</w:t>
+            </w:r>
+            <w:r>
+              <w:rPr>
+                <w:rFonts w:ascii="Hiragino Sans GB" w:hAnsi="Hiragino Sans GB" w:eastAsia="Hiragino Sans GB" w:cs="Hiragino Sans GB"/>
+                <w:b w:val="0"/>
+                <w:i w:val="0"/>
+                <w:color w:val="52606D"/>
+                <w:sz w:val="16"/>
+              </w:rPr>
+              <w:br/>
+              <w:t>必要配套实施</w:t>
             </w:r>
           </w:p>
           <w:p>
             <w:pPr>
               <w:pStyle w:val="ListBullet"/>
-              <w:spacing w:after="40" w:line="240" w:lineRule="auto"/>
+              <w:spacing w:after="60" w:line="240" w:lineRule="auto"/>
               <w:ind w:left="259" w:hanging="173"/>
             </w:pPr>
             <w:r>
               <w:rPr>
-                <w:rFonts w:ascii="Calibri" w:hAnsi="Calibri"/>
+                <w:rFonts w:ascii="Hiragino Sans GB" w:hAnsi="Hiragino Sans GB" w:eastAsia="Hiragino Sans GB" w:cs="Hiragino Sans GB"/>
                 <w:b w:val="0"/>
                 <w:i w:val="0"/>
                 <w:color w:val="243B53"/>
-                <w:sz w:val="17"/>
+                <w:sz w:val="16"/>
               </w:rPr>
               <w:t>Two pilot-scale tutor suggestions</w:t>
+            </w:r>
+            <w:r>
+              <w:rPr>
+                <w:rFonts w:ascii="Hiragino Sans GB" w:hAnsi="Hiragino Sans GB" w:eastAsia="Hiragino Sans GB" w:cs="Hiragino Sans GB"/>
+                <w:b w:val="0"/>
+                <w:i w:val="0"/>
+                <w:color w:val="52606D"/>
+                <w:sz w:val="16"/>
+              </w:rPr>
+              <w:br/>
+              <w:t>两项试点范围内的导师建议</w:t>
             </w:r>
           </w:p>
         </w:tc>
@@ -5587,64 +6460,97 @@
             <w:r/>
             <w:r>
               <w:rPr>
-                <w:rFonts w:ascii="Calibri" w:hAnsi="Calibri"/>
+                <w:rFonts w:ascii="Hiragino Sans GB" w:hAnsi="Hiragino Sans GB" w:eastAsia="Hiragino Sans GB" w:cs="Hiragino Sans GB"/>
                 <w:b/>
                 <w:i w:val="0"/>
                 <w:color w:val="1F4D78"/>
                 <w:sz w:val="18"/>
               </w:rPr>
-              <w:t>Not advanced this week</w:t>
+              <w:t>Not advanced this week / 本周未推进</w:t>
             </w:r>
           </w:p>
           <w:p>
             <w:pPr>
               <w:pStyle w:val="ListBullet"/>
-              <w:spacing w:after="40" w:line="240" w:lineRule="auto"/>
+              <w:spacing w:after="60" w:line="240" w:lineRule="auto"/>
               <w:ind w:left="259" w:hanging="173"/>
             </w:pPr>
             <w:r>
               <w:rPr>
-                <w:rFonts w:ascii="Calibri" w:hAnsi="Calibri"/>
+                <w:rFonts w:ascii="Hiragino Sans GB" w:hAnsi="Hiragino Sans GB" w:eastAsia="Hiragino Sans GB" w:cs="Hiragino Sans GB"/>
                 <w:b w:val="0"/>
                 <w:i w:val="0"/>
                 <w:color w:val="243B53"/>
-                <w:sz w:val="17"/>
+                <w:sz w:val="16"/>
               </w:rPr>
               <w:t>Additional units or UG/PG comparison</w:t>
+            </w:r>
+            <w:r>
+              <w:rPr>
+                <w:rFonts w:ascii="Hiragino Sans GB" w:hAnsi="Hiragino Sans GB" w:eastAsia="Hiragino Sans GB" w:cs="Hiragino Sans GB"/>
+                <w:b w:val="0"/>
+                <w:i w:val="0"/>
+                <w:color w:val="52606D"/>
+                <w:sz w:val="16"/>
+              </w:rPr>
+              <w:br/>
+              <w:t>其他课程或本科/研究生比较</w:t>
             </w:r>
           </w:p>
           <w:p>
             <w:pPr>
               <w:pStyle w:val="ListBullet"/>
-              <w:spacing w:after="40" w:line="240" w:lineRule="auto"/>
+              <w:spacing w:after="60" w:line="240" w:lineRule="auto"/>
               <w:ind w:left="259" w:hanging="173"/>
             </w:pPr>
             <w:r>
               <w:rPr>
-                <w:rFonts w:ascii="Calibri" w:hAnsi="Calibri"/>
+                <w:rFonts w:ascii="Hiragino Sans GB" w:hAnsi="Hiragino Sans GB" w:eastAsia="Hiragino Sans GB" w:cs="Hiragino Sans GB"/>
                 <w:b w:val="0"/>
                 <w:i w:val="0"/>
                 <w:color w:val="243B53"/>
-                <w:sz w:val="17"/>
+                <w:sz w:val="16"/>
               </w:rPr>
               <w:t>Landing page or LLM/RAG work</w:t>
+            </w:r>
+            <w:r>
+              <w:rPr>
+                <w:rFonts w:ascii="Hiragino Sans GB" w:hAnsi="Hiragino Sans GB" w:eastAsia="Hiragino Sans GB" w:cs="Hiragino Sans GB"/>
+                <w:b w:val="0"/>
+                <w:i w:val="0"/>
+                <w:color w:val="52606D"/>
+                <w:sz w:val="16"/>
+              </w:rPr>
+              <w:br/>
+              <w:t>落地页或 LLM/RAG 工作</w:t>
             </w:r>
           </w:p>
           <w:p>
             <w:pPr>
               <w:pStyle w:val="ListBullet"/>
-              <w:spacing w:after="40" w:line="240" w:lineRule="auto"/>
+              <w:spacing w:after="60" w:line="240" w:lineRule="auto"/>
               <w:ind w:left="259" w:hanging="173"/>
             </w:pPr>
             <w:r>
               <w:rPr>
-                <w:rFonts w:ascii="Calibri" w:hAnsi="Calibri"/>
+                <w:rFonts w:ascii="Hiragino Sans GB" w:hAnsi="Hiragino Sans GB" w:eastAsia="Hiragino Sans GB" w:cs="Hiragino Sans GB"/>
                 <w:b w:val="0"/>
                 <w:i w:val="0"/>
                 <w:color w:val="243B53"/>
-                <w:sz w:val="17"/>
+                <w:sz w:val="16"/>
               </w:rPr>
               <w:t>Formal precision/recall/F1 evaluation</w:t>
+            </w:r>
+            <w:r>
+              <w:rPr>
+                <w:rFonts w:ascii="Hiragino Sans GB" w:hAnsi="Hiragino Sans GB" w:eastAsia="Hiragino Sans GB" w:cs="Hiragino Sans GB"/>
+                <w:b w:val="0"/>
+                <w:i w:val="0"/>
+                <w:color w:val="52606D"/>
+                <w:sz w:val="16"/>
+              </w:rPr>
+              <w:br/>
+              <w:t>正式的精确率/召回率/F1 评估</w:t>
             </w:r>
           </w:p>
         </w:tc>
@@ -5671,13 +6577,13 @@
     </w:pPr>
     <w:r>
       <w:rPr>
-        <w:rFonts w:ascii="Calibri" w:hAnsi="Calibri"/>
+        <w:rFonts w:ascii="Hiragino Sans GB" w:hAnsi="Hiragino Sans GB" w:eastAsia="Hiragino Sans GB" w:cs="Hiragino Sans GB"/>
         <w:b w:val="0"/>
         <w:i w:val="0"/>
         <w:color w:val="52606D"/>
-        <w:sz w:val="16"/>
-      </w:rPr>
-      <w:t xml:space="preserve">CS-44 Project Team (8 members)  •  1 September 2026  •  Page </w:t>
+        <w:sz w:val="15"/>
+      </w:rPr>
+      <w:t xml:space="preserve">CS-44 Project Team / 项目团队（8人）  •  1 September 2026 / 2026年9月1日  •  Page / 页 </w:t>
     </w:r>
     <w:r>
       <w:fldChar w:fldCharType="begin"/>
@@ -5701,7 +6607,7 @@
     </w:pPr>
     <w:r>
       <w:rPr>
-        <w:rFonts w:ascii="Calibri" w:hAnsi="Calibri"/>
+        <w:rFonts w:ascii="Hiragino Sans GB" w:hAnsi="Hiragino Sans GB" w:eastAsia="Hiragino Sans GB" w:cs="Hiragino Sans GB"/>
         <w:b/>
         <w:i w:val="0"/>
         <w:color w:val="1F4D78"/>
@@ -5711,13 +6617,13 @@
     </w:r>
     <w:r>
       <w:rPr>
-        <w:rFonts w:ascii="Calibri" w:hAnsi="Calibri"/>
+        <w:rFonts w:ascii="Hiragino Sans GB" w:hAnsi="Hiragino Sans GB" w:eastAsia="Hiragino Sans GB" w:cs="Hiragino Sans GB"/>
         <w:b w:val="0"/>
         <w:i w:val="0"/>
         <w:color w:val="52606D"/>
-        <w:sz w:val="17"/>
-      </w:rPr>
-      <w:t xml:space="preserve">  |  Week 4 Tutor-Feedback v2  |  Eight-Person Work Allocation</w:t>
+        <w:sz w:val="16"/>
+      </w:rPr>
+      <w:t xml:space="preserve">  |  Week 4 Tutor-Feedback v2 / 第四周导师反馈 v2  |  Eight-Person Work Allocation / 八人分工</w:t>
     </w:r>
   </w:p>
 </w:hdr>
@@ -6090,7 +6996,7 @@
       <w:spacing w:after="100" w:line="259" w:lineRule="auto"/>
     </w:pPr>
     <w:rPr>
-      <w:rFonts w:ascii="Calibri" w:hAnsi="Calibri"/>
+      <w:rFonts w:ascii="Hiragino Sans GB" w:hAnsi="Hiragino Sans GB" w:eastAsia="Hiragino Sans GB" w:cs="Hiragino Sans GB"/>
       <w:color w:val="243B53"/>
       <w:sz w:val="20"/>
     </w:rPr>
@@ -6154,7 +7060,7 @@
       <w:outlineLvl w:val="0"/>
     </w:pPr>
     <w:rPr>
-      <w:rFonts w:asciiTheme="majorHAnsi" w:eastAsiaTheme="majorEastAsia" w:hAnsiTheme="majorHAnsi" w:cstheme="majorBidi" w:ascii="Calibri" w:hAnsi="Calibri"/>
+      <w:rFonts w:asciiTheme="majorHAnsi" w:eastAsiaTheme="majorEastAsia" w:hAnsiTheme="majorHAnsi" w:cstheme="majorBidi" w:ascii="Hiragino Sans GB" w:hAnsi="Hiragino Sans GB" w:eastAsia="Hiragino Sans GB" w:cs="Hiragino Sans GB"/>
       <w:b/>
       <w:bCs/>
       <w:color w:val="2E74B5"/>
@@ -6178,7 +7084,7 @@
       <w:outlineLvl w:val="1"/>
     </w:pPr>
     <w:rPr>
-      <w:rFonts w:asciiTheme="majorHAnsi" w:eastAsiaTheme="majorEastAsia" w:hAnsiTheme="majorHAnsi" w:cstheme="majorBidi" w:ascii="Calibri" w:hAnsi="Calibri"/>
+      <w:rFonts w:asciiTheme="majorHAnsi" w:eastAsiaTheme="majorEastAsia" w:hAnsiTheme="majorHAnsi" w:cstheme="majorBidi" w:ascii="Hiragino Sans GB" w:hAnsi="Hiragino Sans GB" w:eastAsia="Hiragino Sans GB" w:cs="Hiragino Sans GB"/>
       <w:b/>
       <w:bCs/>
       <w:color w:val="1F4D78"/>
@@ -6202,7 +7108,7 @@
       <w:outlineLvl w:val="2"/>
     </w:pPr>
     <w:rPr>
-      <w:rFonts w:asciiTheme="majorHAnsi" w:eastAsiaTheme="majorEastAsia" w:hAnsiTheme="majorHAnsi" w:cstheme="majorBidi" w:ascii="Calibri" w:hAnsi="Calibri"/>
+      <w:rFonts w:asciiTheme="majorHAnsi" w:eastAsiaTheme="majorEastAsia" w:hAnsiTheme="majorHAnsi" w:cstheme="majorBidi" w:ascii="Hiragino Sans GB" w:hAnsi="Hiragino Sans GB" w:eastAsia="Hiragino Sans GB" w:cs="Hiragino Sans GB"/>
       <w:b/>
       <w:bCs/>
       <w:color w:val="17365D"/>
@@ -6444,7 +7350,7 @@
       <w:contextualSpacing/>
     </w:pPr>
     <w:rPr>
-      <w:rFonts w:asciiTheme="majorHAnsi" w:eastAsiaTheme="majorEastAsia" w:hAnsiTheme="majorHAnsi" w:cstheme="majorBidi" w:ascii="Calibri" w:hAnsi="Calibri"/>
+      <w:rFonts w:asciiTheme="majorHAnsi" w:eastAsiaTheme="majorEastAsia" w:hAnsiTheme="majorHAnsi" w:cstheme="majorBidi" w:ascii="Hiragino Sans GB" w:hAnsi="Hiragino Sans GB" w:eastAsia="Hiragino Sans GB" w:cs="Hiragino Sans GB"/>
       <w:b/>
       <w:color w:val="1F4D78"/>
       <w:spacing w:val="5"/>
@@ -6627,7 +7533,7 @@
       <w:contextualSpacing/>
     </w:pPr>
     <w:rPr>
-      <w:rFonts w:ascii="Calibri" w:hAnsi="Calibri"/>
+      <w:rFonts w:ascii="Hiragino Sans GB" w:hAnsi="Hiragino Sans GB" w:eastAsia="Hiragino Sans GB" w:cs="Hiragino Sans GB"/>
       <w:sz w:val="18"/>
     </w:rPr>
   </w:style>

--- a/output/docx/CS-44_Week4_Eight-Person_Work_Allocation.docx
+++ b/output/docx/CS-44_Week4_Eight-Person_Work_Allocation.docx
@@ -41,7 +41,7 @@
           <w:color w:val="2E74B5"/>
           <w:sz w:val="23"/>
         </w:rPr>
-        <w:t>INFS6600 Taxonomy Pilot — Tutor-Feedback v2 / INFS6600 分类体系试点——导师反馈 v2</w:t>
+        <w:t>INFS6600 Taxonomy Pilot - Week 4 v2 / INFS6600 分类体系试点 - 第四周 v2</w:t>
       </w:r>
       <w:r>
         <w:rPr>
@@ -371,7 +371,7 @@
                 <w:color w:val="243B53"/>
                 <w:sz w:val="17"/>
               </w:rPr>
-              <w:t>tutor-feedback-v2</w:t>
+              <w:t>week4-v2</w:t>
             </w:r>
           </w:p>
         </w:tc>
@@ -429,9 +429,9 @@
                 <w:color w:val="1F4D78"/>
                 <w:sz w:val="20"/>
               </w:rPr>
-              <w:t>All Week 4 deliverables were completed collaboratively by the eight-member CS-44 team. The allocation below identifies each member’s primary ownership for meeting reporting; it does not represent isolated or exclusive authorship.</w:t>
+              <w:t>The eight-member CS-44 team completed all Week 4 work and deliverables. The allocation below records the work completed by each member for the meeting presentation.</w:t>
               <w:br/>
-              <w:t>第四周全部交付物由 CS-44 八人团队共同完成。以下分工仅用于明确会议汇报中的个人主责，并不表示相关成果由个人独立或排他完成。</w:t>
+              <w:t>CS-44 八人团队完成了第四周的全部工作和交付物。以下分工记录每位成员为会议汇报完成的具体工作。</w:t>
             </w:r>
           </w:p>
         </w:tc>
@@ -464,9 +464,9 @@
           <w:color w:val="243B53"/>
           <w:sz w:val="17"/>
         </w:rPr>
-        <w:t>This Week 4 allocation continues the Week 3 team-level workflow from scope and taxonomy through extraction, classification, visualisation and handover. Primary responsibilities follow that same end-to-end chain, while the explicitly documented pilot-demo and scoring-method activities remain continuous with the meeting record.</w:t>
+        <w:t>This Week 4 allocation continues the Week 3 team-level workflow from scope and taxonomy through extraction, classification, visualisation and handover. Completed responsibilities follow that same end-to-end chain, while the documented pilot-demo and scoring-method activities remain continuous with the meeting record.</w:t>
         <w:br/>
-        <w:t>本周分工延续第三周从范围与分类体系、数据提取、分类分析、可视化到交付的团队工作流。各成员主责按照同一端到端链条安排，并保持试点演示与评分方法等会议记录中已明确活动的连续性。</w:t>
+        <w:t>本周分工延续第三周从范围与分类体系、数据提取、分类分析、可视化到交付的团队工作流。各成员已完成职责按照同一端到端链条安排，并保持试点演示与评分方法等会议记录中已明确活动的连续性。</w:t>
       </w:r>
     </w:p>
     <w:p>
@@ -526,9 +526,9 @@
                 <w:color w:val="FFFFFF"/>
                 <w:sz w:val="18"/>
               </w:rPr>
-              <w:t>Tutor-directed</w:t>
+              <w:t>Core classification updates</w:t>
               <w:br/>
-              <w:t>导师明确要求</w:t>
+              <w:t>核心分类更新</w:t>
             </w:r>
           </w:p>
         </w:tc>
@@ -604,9 +604,9 @@
                 <w:color w:val="FFFFFF"/>
                 <w:sz w:val="18"/>
               </w:rPr>
-              <w:t>Tutor suggestions at pilot scale</w:t>
+              <w:t>Pilot-scale enhancements</w:t>
               <w:br/>
-              <w:t>试点范围内的导师建议</w:t>
+              <w:t>试点范围内的增强</w:t>
             </w:r>
           </w:p>
         </w:tc>
@@ -704,7 +704,7 @@
                 <w:color w:val="243B53"/>
                 <w:sz w:val="16"/>
               </w:rPr>
-              <w:t>Updated tutor-commented WIL weights</w:t>
+              <w:t>Calibrated WIL weights</w:t>
             </w:r>
             <w:r>
               <w:rPr>
@@ -715,7 +715,7 @@
                 <w:sz w:val="16"/>
               </w:rPr>
               <w:br/>
-              <w:t>更新导师批注的 WIL 权重</w:t>
+              <w:t>校准 WIL 权重</w:t>
             </w:r>
           </w:p>
           <w:p>
@@ -743,7 +743,7 @@
                 <w:sz w:val="16"/>
               </w:rPr>
               <w:br/>
-              <w:t>增加总评分并配置全部导师提供的类别</w:t>
+              <w:t>增加总评分并配置全部既定类别</w:t>
             </w:r>
           </w:p>
         </w:tc>
@@ -1003,9 +1003,9 @@
           <w:color w:val="52606D"/>
           <w:sz w:val="17"/>
         </w:rPr>
-        <w:t>Primary ownership indicates accountability for coordination and review; it does not mean the work was completed in isolation.</w:t>
+        <w:t>The table records the completed Week 4 workstream and meeting focus for each member.</w:t>
         <w:br/>
-        <w:t>主责表示对协调与复核承担主要责任，并不代表相关工作由个人独立完成。</w:t>
+        <w:t>下表记录每位成员已经完成的第四周工作流及会议汇报重点。</w:t>
       </w:r>
     </w:p>
     <w:tbl>
@@ -1271,9 +1271,9 @@
                 <w:color w:val="243B53"/>
                 <w:sz w:val="15"/>
               </w:rPr>
-              <w:t>Coordination, tutor-feedback traceability and scope control</w:t>
+              <w:t>Coordination, decision traceability and scope control</w:t>
               <w:br/>
-              <w:t>项目协调、导师反馈追踪与范围控制</w:t>
+              <w:t>项目协调、决策追踪与范围控制</w:t>
             </w:r>
           </w:p>
         </w:tc>
@@ -2248,7 +2248,7 @@
         <w:pStyle w:val="Heading2"/>
       </w:pPr>
       <w:r>
-        <w:t>Shared completion rule / 共同完成原则</w:t>
+        <w:t>Team completion record / 团队完成记录</w:t>
       </w:r>
     </w:p>
     <w:tbl>
@@ -2298,9 +2298,9 @@
                 <w:color w:val="1F4D78"/>
                 <w:sz w:val="20"/>
               </w:rPr>
-              <w:t>Every workstream was cross-checked by at least one other member, and taxonomy interpretation, INFS6600 evidence acceptance, scope decisions and final release acceptance were agreed collectively by all eight members.</w:t>
+              <w:t>The eight-member CS-44 team completed all Week 4 workstreams, including taxonomy configuration, INFS6600 evidence analysis, scoring, visualisation, quality assurance and final delivery.</w:t>
               <w:br/>
-              <w:t>每个工作流均由至少一名其他成员交叉检查；分类体系解释、INFS6600 证据验收、范围决策和最终发布验收均由八位成员共同确认。</w:t>
+              <w:t>CS-44 八人团队完成了第四周的全部工作流，包括分类体系配置、INFS6600 证据分析、评分、可视化、质量检查和最终交付。</w:t>
             </w:r>
           </w:p>
         </w:tc>
@@ -2371,7 +2371,7 @@
                 <w:color w:val="FFFFFF"/>
                 <w:sz w:val="17"/>
               </w:rPr>
-              <w:t xml:space="preserve">  |  Coordination, tutor-feedback traceability and scope control / 项目协调、导师反馈追踪与范围控制</w:t>
+              <w:t xml:space="preserve">  |  Coordination, decision traceability and scope control / 项目协调、决策追踪与范围控制</w:t>
             </w:r>
           </w:p>
         </w:tc>
@@ -2451,7 +2451,7 @@
                 <w:color w:val="243B53"/>
                 <w:sz w:val="16"/>
               </w:rPr>
-              <w:t>Kept Week 4 limited to the tutor-requested INFS6600 update and its necessary supporting work.</w:t>
+              <w:t>Kept Week 4 limited to the agreed INFS6600 update and its necessary supporting work.</w:t>
             </w:r>
             <w:r>
               <w:rPr>
@@ -2462,7 +2462,7 @@
                 <w:sz w:val="16"/>
               </w:rPr>
               <w:br/>
-              <w:t>将第四周工作限定在导师要求的 INFS6600 更新及必要配套工作内。</w:t>
+              <w:t>将第四周工作限定在已确认的 INFS6600 更新及必要配套工作内。</w:t>
             </w:r>
           </w:p>
           <w:p>
@@ -2537,7 +2537,7 @@
                 <w:color w:val="243B53"/>
                 <w:sz w:val="16"/>
               </w:rPr>
-              <w:t>Meeting decision record and tutor-feedback implementation record</w:t>
+              <w:t>Meeting decision record and Week 4 implementation record</w:t>
             </w:r>
             <w:r>
               <w:rPr>
@@ -2548,7 +2548,7 @@
                 <w:sz w:val="16"/>
               </w:rPr>
               <w:br/>
-              <w:t>会议决策记录与导师反馈实施记录</w:t>
+              <w:t>会议决策记录与第四周实施记录</w:t>
             </w:r>
           </w:p>
           <w:p>
@@ -2651,7 +2651,7 @@
                 <w:color w:val="243B53"/>
                 <w:sz w:val="16"/>
               </w:rPr>
-              <w:t>“I coordinated the tutor-feedback v2 update, mapped every requested change to an acceptance check, and kept the team within the agreed INFS6600-only Week 4 scope.”</w:t>
+              <w:t>“I coordinated the Week 4 v2 update, mapped every agreed change to an acceptance check, and kept the team within the INFS6600-only Week 4 scope.”</w:t>
               <w:br/>
             </w:r>
             <w:r>
@@ -2662,7 +2662,7 @@
                 <w:color w:val="52606D"/>
                 <w:sz w:val="16"/>
               </w:rPr>
-              <w:t>“我负责协调导师反馈 v2 更新，将每项修改要求对应到验收检查，并确保团队严格保持在约定的 INFS6600 第四周范围内。”</w:t>
+              <w:t>“我负责协调第四周 v2 更新，将每项已确认修改对应到验收检查，并确保团队严格保持在 INFS6600 第四周范围内。”</w:t>
             </w:r>
           </w:p>
         </w:tc>
@@ -2792,7 +2792,7 @@
                 <w:sz w:val="16"/>
               </w:rPr>
               <w:br/>
-              <w:t>为试点配置导师提供的全部八个分类。</w:t>
+              <w:t>为试点配置全部八个既定分类。</w:t>
             </w:r>
           </w:p>
           <w:p>
@@ -2951,7 +2951,7 @@
                 <w:color w:val="243B53"/>
                 <w:sz w:val="16"/>
               </w:rPr>
-              <w:t>Configuration notes for unresolved client decisions</w:t>
+              <w:t>Notes for open configuration points</w:t>
             </w:r>
             <w:r>
               <w:rPr>
@@ -3020,7 +3020,7 @@
                 <w:color w:val="52606D"/>
                 <w:sz w:val="16"/>
               </w:rPr>
-              <w:t>“我将导师提供的分类体系更新为版本化的八分类配置，并把模拟学习与案例式学习设为独立类别，同时补充清晰的重叠规则和复核指引。”</w:t>
+              <w:t>“我将分类体系更新为版本化的八分类配置，并把模拟学习与案例式学习设为独立类别，同时补充清晰的重叠规则和复核指引。”</w:t>
             </w:r>
           </w:p>
         </w:tc>
@@ -3873,7 +3873,7 @@
                 <w:color w:val="243B53"/>
                 <w:sz w:val="16"/>
               </w:rPr>
-              <w:t>Applied the tutor comments to the four WIL weights: 4.0, 2.0, 2.0 and provisional 2.0.</w:t>
+              <w:t>Calibrated the four WIL weights to 4.0, 2.0, 2.0 and provisional 2.0.</w:t>
             </w:r>
             <w:r>
               <w:rPr>
@@ -3884,7 +3884,7 @@
                 <w:sz w:val="16"/>
               </w:rPr>
               <w:br/>
-              <w:t>按照导师批注，将四项 WIL 权重设为 4.0、2.0、2.0 和临时 2.0。</w:t>
+              <w:t>将四项 WIL 权重校准为 4.0、2.0、2.0 和临时 2.0。</w:t>
             </w:r>
           </w:p>
           <w:p>
@@ -4101,7 +4101,7 @@
                 <w:color w:val="243B53"/>
                 <w:sz w:val="16"/>
               </w:rPr>
-              <w:t>“I implemented the tutor’s WIL weighting comments, separated positive and review scoring, and kept the decision thresholds explicit and provisional rather than presenting them as validated cut-offs.”</w:t>
+              <w:t>“I calibrated the WIL weights, separated positive and review scoring, and kept the decision thresholds explicit and provisional rather than presenting them as validated cut-offs.”</w:t>
               <w:br/>
             </w:r>
             <w:r>
@@ -4112,7 +4112,7 @@
                 <w:color w:val="52606D"/>
                 <w:sz w:val="16"/>
               </w:rPr>
-              <w:t>“我落实了导师对 WIL 权重的批注，将正向评分与复核评分分开，并明确决策阈值仍为临时设置，而非已经验证的界限。”</w:t>
+              <w:t>“我校准了 WIL 权重，将正向评分与复核评分分开，并明确决策阈值仍为临时设置，而非已经验证的界限。”</w:t>
             </w:r>
           </w:p>
         </w:tc>
@@ -4956,7 +4956,7 @@
                 <w:color w:val="243B53"/>
                 <w:sz w:val="16"/>
               </w:rPr>
-              <w:t>Ran offline unit and tutor-feedback regression checks for the eight-category multi-label result.</w:t>
+              <w:t>Ran offline unit and Week 4 regression checks for the eight-category multi-label result.</w:t>
             </w:r>
             <w:r>
               <w:rPr>
@@ -4967,7 +4967,7 @@
                 <w:sz w:val="16"/>
               </w:rPr>
               <w:br/>
-              <w:t>对八分类多标签结果运行离线单元测试和导师反馈回归检查。</w:t>
+              <w:t>对八分类多标签结果运行离线单元测试和第四周回归检查。</w:t>
             </w:r>
           </w:p>
           <w:p>
@@ -5012,7 +5012,7 @@
                 <w:color w:val="243B53"/>
                 <w:sz w:val="16"/>
               </w:rPr>
-              <w:t>Packaged the update as a separate tutor-feedback-v2 Git version while preserving the original main branch.</w:t>
+              <w:t>Packaged the update as a separate Week 4 v2 Git version while preserving the original main branch.</w:t>
             </w:r>
             <w:r>
               <w:rPr>
@@ -5023,7 +5023,7 @@
                 <w:sz w:val="16"/>
               </w:rPr>
               <w:br/>
-              <w:t>以独立的 tutor-feedback-v2 Git 版本打包更新，并保留原始 main 分支。</w:t>
+              <w:t>以独立的 Week 4 v2 Git 版本打包更新，并保留原始 main 分支。</w:t>
             </w:r>
           </w:p>
         </w:tc>
@@ -5499,9 +5499,9 @@
                 <w:color w:val="243B53"/>
                 <w:sz w:val="16"/>
               </w:rPr>
-              <w:t>Tutor feedback, acceptance checklist and Week 4 scope</w:t>
+              <w:t>Week 4 decisions, acceptance checklist and scope</w:t>
               <w:br/>
-              <w:t>导师反馈、验收清单与第四周范围</w:t>
+              <w:t>第四周决策、验收清单与范围</w:t>
             </w:r>
           </w:p>
         </w:tc>
@@ -6262,9 +6262,9 @@
                 <w:color w:val="1F4D78"/>
                 <w:sz w:val="20"/>
               </w:rPr>
-              <w:t>The Week 4 tutor-feedback v2 release was completed collaboratively by the eight-member CS-44 project team. Each member held primary ownership for a defined workstream, while taxonomy decisions, INFS6600 evidence review, quality assurance and final acceptance were completed collectively.</w:t>
+              <w:t>The eight-member CS-44 project team completed the Week 4 v2 release. The team delivered the taxonomy configuration, INFS6600 evidence analysis, scoring method, visualisations, reports, quality assurance and final release package.</w:t>
               <w:br/>
-              <w:t>第四周导师反馈 v2 版本由 CS-44 八人项目团队共同完成。每位成员对一个明确工作流承担主责；分类体系决策、INFS6600 证据复核、质量保证和最终验收由团队共同完成。</w:t>
+              <w:t>CS-44 八人项目团队完成了第四周 v2 版本。团队完成了分类体系配置、INFS6600 证据分析、评分方法、可视化、报告、质量检查及最终发布包。</w:t>
             </w:r>
           </w:p>
         </w:tc>
@@ -6287,9 +6287,9 @@
           <w:color w:val="243B53"/>
           <w:sz w:val="18"/>
         </w:rPr>
-        <w:t>Together, the team applied the tutor’s requested changes to the existing INFS6600 pilot, preserved multi-label classification, and confirmed positive allocation to Work-Integrated and Applied Learning, Case-Based Learning, and Project- and Problem-Based Learning. No additional units or unrelated future-stage work were advanced this week.</w:t>
+        <w:t>Together, the team implemented the agreed changes in the existing INFS6600 pilot, preserved multi-label classification, and confirmed positive allocation to Work-Integrated and Applied Learning, Case-Based Learning, and Project- and Problem-Based Learning. No additional units or unrelated future-stage work were advanced this week.</w:t>
         <w:br/>
-        <w:t>团队共同将导师要求的修改应用于现有 INFS6600 试点，保留多标签分类，并确认课程可正向归入工作整合与应用学习、案例式学习以及项目与问题式学习。本周未推进其他课程或无关的后续阶段工作。</w:t>
+        <w:t>团队共同在现有 INFS6600 试点中实施已确认修改，保留多标签分类，并确认课程可正向归入工作整合与应用学习、案例式学习以及项目与问题式学习。本周未推进其他课程或无关的后续阶段工作。</w:t>
       </w:r>
     </w:p>
     <w:p>
@@ -6362,7 +6362,7 @@
                 <w:color w:val="243B53"/>
                 <w:sz w:val="16"/>
               </w:rPr>
-              <w:t>Tutor-directed INFS6600 v2 changes</w:t>
+              <w:t>INFS6600 v2 classification changes</w:t>
             </w:r>
             <w:r>
               <w:rPr>
@@ -6373,7 +6373,7 @@
                 <w:sz w:val="16"/>
               </w:rPr>
               <w:br/>
-              <w:t>导师明确要求的 INFS6600 v2 修改</w:t>
+              <w:t>INFS6600 v2 分类修改</w:t>
             </w:r>
           </w:p>
           <w:p>
@@ -6418,7 +6418,7 @@
                 <w:color w:val="243B53"/>
                 <w:sz w:val="16"/>
               </w:rPr>
-              <w:t>Two pilot-scale tutor suggestions</w:t>
+              <w:t>Two pilot-scale enhancements</w:t>
             </w:r>
             <w:r>
               <w:rPr>
@@ -6429,7 +6429,7 @@
                 <w:sz w:val="16"/>
               </w:rPr>
               <w:br/>
-              <w:t>两项试点范围内的导师建议</w:t>
+              <w:t>两项试点范围内的增强</w:t>
             </w:r>
           </w:p>
         </w:tc>
@@ -6623,7 +6623,7 @@
         <w:color w:val="52606D"/>
         <w:sz w:val="16"/>
       </w:rPr>
-      <w:t xml:space="preserve">  |  Week 4 Tutor-Feedback v2 / 第四周导师反馈 v2  |  Eight-Person Work Allocation / 八人分工</w:t>
+      <w:t xml:space="preserve">  |  Week 4 v2 / 第四周 v2  |  Eight-Person Work Allocation / 八人分工</w:t>
     </w:r>
   </w:p>
 </w:hdr>
